--- a/programming_mental_models/p5_ai_usage_and_mental_models.docx
+++ b/programming_mental_models/p5_ai_usage_and_mental_models.docx
@@ -22,12 +22,56 @@
     </w:p>
     <w:p>
       <w:pPr>
-        <w:jc w:val="both"/>
-        <w:rPr>
-          <w:sz w:val="32"/>
-          <w:szCs w:val="32"/>
-        </w:rPr>
-      </w:pPr>
+        <w:pStyle w:val="ListParagraph"/>
+        <w:numPr>
+          <w:ilvl w:val="0"/>
+          <w:numId w:val="1"/>
+        </w:numPr>
+        <w:jc w:val="both"/>
+        <w:rPr>
+          <w:sz w:val="32"/>
+          <w:szCs w:val="32"/>
+        </w:rPr>
+      </w:pPr>
+      <w:r>
+        <w:rPr>
+          <w:b/>
+          <w:bCs/>
+          <w:sz w:val="32"/>
+          <w:szCs w:val="32"/>
+        </w:rPr>
+        <w:t>MCP</w:t>
+      </w:r>
+      <w:r>
+        <w:rPr>
+          <w:sz w:val="32"/>
+          <w:szCs w:val="32"/>
+        </w:rPr>
+        <w:t xml:space="preserve"> (Model Context </w:t>
+      </w:r>
+      <w:proofErr w:type="gramStart"/>
+      <w:r>
+        <w:rPr>
+          <w:sz w:val="32"/>
+          <w:szCs w:val="32"/>
+        </w:rPr>
+        <w:t>Protocol)</w:t>
+      </w:r>
+      <w:r>
+        <w:rPr>
+          <w:sz w:val="32"/>
+          <w:szCs w:val="32"/>
+        </w:rPr>
+        <w:t>…</w:t>
+      </w:r>
+      <w:proofErr w:type="gramEnd"/>
+      <w:r>
+        <w:rPr>
+          <w:sz w:val="32"/>
+          <w:szCs w:val="32"/>
+        </w:rPr>
+        <w:t>………………………………………2</w:t>
+      </w:r>
     </w:p>
     <w:p>
       <w:pPr>
@@ -89,58 +133,631 @@
           <w:szCs w:val="32"/>
         </w:rPr>
         <w:lastRenderedPageBreak/>
-        <w:t>AI Code Review:</w:t>
-      </w:r>
-    </w:p>
-    <w:p>
-      <w:pPr>
-        <w:jc w:val="both"/>
-        <w:rPr>
-          <w:sz w:val="32"/>
-          <w:szCs w:val="32"/>
-        </w:rPr>
-      </w:pPr>
-      <w:r>
-        <w:rPr>
-          <w:sz w:val="32"/>
-          <w:szCs w:val="32"/>
-        </w:rPr>
-        <w:t xml:space="preserve"># Use Code-Rabbit and </w:t>
-      </w:r>
-      <w:r>
-        <w:rPr>
-          <w:b/>
-          <w:bCs/>
-          <w:sz w:val="32"/>
-          <w:szCs w:val="32"/>
-        </w:rPr>
-        <w:t>GitHub</w:t>
-      </w:r>
-      <w:r>
-        <w:rPr>
-          <w:sz w:val="32"/>
-          <w:szCs w:val="32"/>
-        </w:rPr>
-        <w:t xml:space="preserve"> Actions so when we open a PR Code-Rabbit automatically reviews our code looks for logic errors, architectural mistakes and potential bugs</w:t>
-      </w:r>
-    </w:p>
-    <w:p>
-      <w:pPr>
-        <w:jc w:val="both"/>
-        <w:rPr>
-          <w:sz w:val="32"/>
-          <w:szCs w:val="32"/>
-        </w:rPr>
-      </w:pPr>
-    </w:p>
-    <w:p>
-      <w:pPr>
-        <w:jc w:val="both"/>
-        <w:rPr>
-          <w:sz w:val="32"/>
-          <w:szCs w:val="32"/>
-        </w:rPr>
-      </w:pPr>
+        <w:t>MCP (Model Context Protocol):</w:t>
+      </w:r>
+    </w:p>
+    <w:p>
+      <w:pPr>
+        <w:jc w:val="both"/>
+        <w:rPr>
+          <w:sz w:val="32"/>
+          <w:szCs w:val="32"/>
+        </w:rPr>
+      </w:pPr>
+      <w:r>
+        <w:rPr>
+          <w:sz w:val="32"/>
+          <w:szCs w:val="32"/>
+        </w:rPr>
+        <w:t xml:space="preserve"># </w:t>
+      </w:r>
+      <w:r>
+        <w:rPr>
+          <w:sz w:val="32"/>
+          <w:szCs w:val="32"/>
+        </w:rPr>
+        <w:t>Think of MCP (Model Context Protocol) as USB-C for AI. Before MCP:</w:t>
+      </w:r>
+    </w:p>
+    <w:p>
+      <w:pPr>
+        <w:jc w:val="both"/>
+        <w:rPr>
+          <w:b/>
+          <w:bCs/>
+          <w:sz w:val="28"/>
+          <w:szCs w:val="28"/>
+        </w:rPr>
+      </w:pPr>
+      <w:r>
+        <w:rPr>
+          <w:b/>
+          <w:bCs/>
+          <w:sz w:val="28"/>
+          <w:szCs w:val="28"/>
+        </w:rPr>
+        <w:t>Codex</w:t>
+      </w:r>
+    </w:p>
+    <w:p>
+      <w:pPr>
+        <w:jc w:val="both"/>
+        <w:rPr>
+          <w:b/>
+          <w:bCs/>
+          <w:sz w:val="28"/>
+          <w:szCs w:val="28"/>
+        </w:rPr>
+      </w:pPr>
+      <w:r>
+        <w:rPr>
+          <w:b/>
+          <w:bCs/>
+          <w:sz w:val="28"/>
+          <w:szCs w:val="28"/>
+        </w:rPr>
+        <w:t xml:space="preserve">   │</w:t>
+      </w:r>
+    </w:p>
+    <w:p>
+      <w:pPr>
+        <w:jc w:val="both"/>
+        <w:rPr>
+          <w:b/>
+          <w:bCs/>
+          <w:sz w:val="28"/>
+          <w:szCs w:val="28"/>
+        </w:rPr>
+      </w:pPr>
+      <w:r>
+        <w:rPr>
+          <w:b/>
+          <w:bCs/>
+          <w:sz w:val="28"/>
+          <w:szCs w:val="28"/>
+        </w:rPr>
+        <w:t xml:space="preserve">   </w:t>
+      </w:r>
+      <w:r>
+        <w:rPr>
+          <w:rFonts w:ascii="Arial" w:hAnsi="Arial" w:cs="Arial"/>
+          <w:b/>
+          <w:bCs/>
+          <w:sz w:val="28"/>
+          <w:szCs w:val="28"/>
+        </w:rPr>
+        <w:t>├</w:t>
+      </w:r>
+      <w:r>
+        <w:rPr>
+          <w:rFonts w:ascii="Aptos" w:hAnsi="Aptos" w:cs="Aptos"/>
+          <w:b/>
+          <w:bCs/>
+          <w:sz w:val="28"/>
+          <w:szCs w:val="28"/>
+        </w:rPr>
+        <w:t>──</w:t>
+      </w:r>
+      <w:r>
+        <w:rPr>
+          <w:b/>
+          <w:bCs/>
+          <w:sz w:val="28"/>
+          <w:szCs w:val="28"/>
+        </w:rPr>
+        <w:t xml:space="preserve"> Doesn't know Flutter</w:t>
+      </w:r>
+    </w:p>
+    <w:p>
+      <w:pPr>
+        <w:jc w:val="both"/>
+        <w:rPr>
+          <w:b/>
+          <w:bCs/>
+          <w:sz w:val="28"/>
+          <w:szCs w:val="28"/>
+        </w:rPr>
+      </w:pPr>
+      <w:r>
+        <w:rPr>
+          <w:b/>
+          <w:bCs/>
+          <w:sz w:val="28"/>
+          <w:szCs w:val="28"/>
+        </w:rPr>
+        <w:t xml:space="preserve">   </w:t>
+      </w:r>
+      <w:r>
+        <w:rPr>
+          <w:rFonts w:ascii="Arial" w:hAnsi="Arial" w:cs="Arial"/>
+          <w:b/>
+          <w:bCs/>
+          <w:sz w:val="28"/>
+          <w:szCs w:val="28"/>
+        </w:rPr>
+        <w:t>├</w:t>
+      </w:r>
+      <w:r>
+        <w:rPr>
+          <w:rFonts w:ascii="Aptos" w:hAnsi="Aptos" w:cs="Aptos"/>
+          <w:b/>
+          <w:bCs/>
+          <w:sz w:val="28"/>
+          <w:szCs w:val="28"/>
+        </w:rPr>
+        <w:t>──</w:t>
+      </w:r>
+      <w:r>
+        <w:rPr>
+          <w:b/>
+          <w:bCs/>
+          <w:sz w:val="28"/>
+          <w:szCs w:val="28"/>
+        </w:rPr>
+        <w:t xml:space="preserve"> Doesn't know Firebase</w:t>
+      </w:r>
+    </w:p>
+    <w:p>
+      <w:pPr>
+        <w:jc w:val="both"/>
+        <w:rPr>
+          <w:b/>
+          <w:bCs/>
+          <w:sz w:val="28"/>
+          <w:szCs w:val="28"/>
+        </w:rPr>
+      </w:pPr>
+      <w:r>
+        <w:rPr>
+          <w:b/>
+          <w:bCs/>
+          <w:sz w:val="28"/>
+          <w:szCs w:val="28"/>
+        </w:rPr>
+        <w:t xml:space="preserve">   </w:t>
+      </w:r>
+      <w:r>
+        <w:rPr>
+          <w:rFonts w:ascii="Arial" w:hAnsi="Arial" w:cs="Arial"/>
+          <w:b/>
+          <w:bCs/>
+          <w:sz w:val="28"/>
+          <w:szCs w:val="28"/>
+        </w:rPr>
+        <w:t>├</w:t>
+      </w:r>
+      <w:r>
+        <w:rPr>
+          <w:rFonts w:ascii="Aptos" w:hAnsi="Aptos" w:cs="Aptos"/>
+          <w:b/>
+          <w:bCs/>
+          <w:sz w:val="28"/>
+          <w:szCs w:val="28"/>
+        </w:rPr>
+        <w:t>──</w:t>
+      </w:r>
+      <w:r>
+        <w:rPr>
+          <w:b/>
+          <w:bCs/>
+          <w:sz w:val="28"/>
+          <w:szCs w:val="28"/>
+        </w:rPr>
+        <w:t xml:space="preserve"> Doesn't know GitHub</w:t>
+      </w:r>
+    </w:p>
+    <w:p>
+      <w:pPr>
+        <w:jc w:val="both"/>
+        <w:rPr>
+          <w:b/>
+          <w:bCs/>
+          <w:sz w:val="28"/>
+          <w:szCs w:val="28"/>
+        </w:rPr>
+      </w:pPr>
+      <w:r>
+        <w:rPr>
+          <w:b/>
+          <w:bCs/>
+          <w:sz w:val="28"/>
+          <w:szCs w:val="28"/>
+        </w:rPr>
+        <w:t xml:space="preserve">   └── Only sees our files</w:t>
+      </w:r>
+    </w:p>
+    <w:p>
+      <w:pPr>
+        <w:jc w:val="both"/>
+        <w:rPr>
+          <w:sz w:val="32"/>
+          <w:szCs w:val="32"/>
+        </w:rPr>
+      </w:pPr>
+      <w:r>
+        <w:rPr>
+          <w:sz w:val="32"/>
+          <w:szCs w:val="32"/>
+        </w:rPr>
+        <w:t># After MCP. Instead of guessing, Codex can call tools exposed by those services. MCP is an open protocol for connecting AI assistants to external tools and data sources:</w:t>
+      </w:r>
+    </w:p>
+    <w:p>
+      <w:pPr>
+        <w:jc w:val="both"/>
+        <w:rPr>
+          <w:b/>
+          <w:bCs/>
+          <w:sz w:val="28"/>
+          <w:szCs w:val="28"/>
+        </w:rPr>
+      </w:pPr>
+      <w:r>
+        <w:rPr>
+          <w:b/>
+          <w:bCs/>
+          <w:sz w:val="28"/>
+          <w:szCs w:val="28"/>
+        </w:rPr>
+        <w:t xml:space="preserve">                                 MCP</w:t>
+      </w:r>
+    </w:p>
+    <w:p>
+      <w:pPr>
+        <w:jc w:val="both"/>
+        <w:rPr>
+          <w:b/>
+          <w:bCs/>
+          <w:sz w:val="28"/>
+          <w:szCs w:val="28"/>
+        </w:rPr>
+      </w:pPr>
+      <w:r>
+        <w:rPr>
+          <w:b/>
+          <w:bCs/>
+          <w:sz w:val="28"/>
+          <w:szCs w:val="28"/>
+        </w:rPr>
+        <w:t xml:space="preserve">                                     │</w:t>
+      </w:r>
+    </w:p>
+    <w:p>
+      <w:pPr>
+        <w:jc w:val="both"/>
+        <w:rPr>
+          <w:b/>
+          <w:bCs/>
+          <w:sz w:val="28"/>
+          <w:szCs w:val="28"/>
+        </w:rPr>
+      </w:pPr>
+      <w:r>
+        <w:rPr>
+          <w:b/>
+          <w:bCs/>
+          <w:sz w:val="28"/>
+          <w:szCs w:val="28"/>
+        </w:rPr>
+        <w:t xml:space="preserve">     ┌────────────</w:t>
+      </w:r>
+      <w:r>
+        <w:rPr>
+          <w:rFonts w:ascii="Arial" w:hAnsi="Arial" w:cs="Arial"/>
+          <w:b/>
+          <w:bCs/>
+          <w:sz w:val="28"/>
+          <w:szCs w:val="28"/>
+        </w:rPr>
+        <w:t>┼</w:t>
+      </w:r>
+      <w:r>
+        <w:rPr>
+          <w:rFonts w:ascii="Aptos" w:hAnsi="Aptos" w:cs="Aptos"/>
+          <w:b/>
+          <w:bCs/>
+          <w:sz w:val="28"/>
+          <w:szCs w:val="28"/>
+        </w:rPr>
+        <w:t>────────────┐</w:t>
+      </w:r>
+    </w:p>
+    <w:p>
+      <w:pPr>
+        <w:jc w:val="both"/>
+        <w:rPr>
+          <w:b/>
+          <w:bCs/>
+          <w:sz w:val="28"/>
+          <w:szCs w:val="28"/>
+        </w:rPr>
+      </w:pPr>
+      <w:r>
+        <w:rPr>
+          <w:b/>
+          <w:bCs/>
+          <w:sz w:val="28"/>
+          <w:szCs w:val="28"/>
+        </w:rPr>
+        <w:t xml:space="preserve">     │                              │                              │</w:t>
+      </w:r>
+    </w:p>
+    <w:p>
+      <w:pPr>
+        <w:jc w:val="both"/>
+        <w:rPr>
+          <w:b/>
+          <w:bCs/>
+          <w:sz w:val="28"/>
+          <w:szCs w:val="28"/>
+        </w:rPr>
+      </w:pPr>
+      <w:r>
+        <w:rPr>
+          <w:b/>
+          <w:bCs/>
+          <w:sz w:val="28"/>
+          <w:szCs w:val="28"/>
+        </w:rPr>
+        <w:t>Flutter SDK    Firebase             GitHub</w:t>
+      </w:r>
+    </w:p>
+    <w:p>
+      <w:pPr>
+        <w:jc w:val="both"/>
+        <w:rPr>
+          <w:b/>
+          <w:bCs/>
+          <w:sz w:val="28"/>
+          <w:szCs w:val="28"/>
+        </w:rPr>
+      </w:pPr>
+      <w:r>
+        <w:rPr>
+          <w:b/>
+          <w:bCs/>
+          <w:sz w:val="28"/>
+          <w:szCs w:val="28"/>
+        </w:rPr>
+        <w:t xml:space="preserve">     │                              │                              │</w:t>
+      </w:r>
+    </w:p>
+    <w:p>
+      <w:pPr>
+        <w:jc w:val="both"/>
+        <w:rPr>
+          <w:b/>
+          <w:bCs/>
+          <w:sz w:val="28"/>
+          <w:szCs w:val="28"/>
+        </w:rPr>
+      </w:pPr>
+      <w:r>
+        <w:rPr>
+          <w:b/>
+          <w:bCs/>
+          <w:sz w:val="28"/>
+          <w:szCs w:val="28"/>
+        </w:rPr>
+        <w:t xml:space="preserve">     └────────────</w:t>
+      </w:r>
+      <w:r>
+        <w:rPr>
+          <w:rFonts w:ascii="Arial" w:hAnsi="Arial" w:cs="Arial"/>
+          <w:b/>
+          <w:bCs/>
+          <w:sz w:val="28"/>
+          <w:szCs w:val="28"/>
+        </w:rPr>
+        <w:t>┼</w:t>
+      </w:r>
+      <w:r>
+        <w:rPr>
+          <w:rFonts w:ascii="Aptos" w:hAnsi="Aptos" w:cs="Aptos"/>
+          <w:b/>
+          <w:bCs/>
+          <w:sz w:val="28"/>
+          <w:szCs w:val="28"/>
+        </w:rPr>
+        <w:t>────────────┘</w:t>
+      </w:r>
+    </w:p>
+    <w:p>
+      <w:pPr>
+        <w:jc w:val="both"/>
+        <w:rPr>
+          <w:b/>
+          <w:bCs/>
+          <w:sz w:val="28"/>
+          <w:szCs w:val="28"/>
+        </w:rPr>
+      </w:pPr>
+      <w:r>
+        <w:rPr>
+          <w:b/>
+          <w:bCs/>
+          <w:sz w:val="28"/>
+          <w:szCs w:val="28"/>
+        </w:rPr>
+        <w:t xml:space="preserve">                                     │</w:t>
+      </w:r>
+    </w:p>
+    <w:p>
+      <w:pPr>
+        <w:jc w:val="both"/>
+        <w:rPr>
+          <w:b/>
+          <w:bCs/>
+          <w:sz w:val="28"/>
+          <w:szCs w:val="28"/>
+        </w:rPr>
+      </w:pPr>
+      <w:r>
+        <w:rPr>
+          <w:b/>
+          <w:bCs/>
+          <w:sz w:val="28"/>
+          <w:szCs w:val="28"/>
+        </w:rPr>
+        <w:t xml:space="preserve">                               Codex</w:t>
+      </w:r>
+    </w:p>
+    <w:p>
+      <w:pPr>
+        <w:jc w:val="both"/>
+        <w:rPr>
+          <w:sz w:val="32"/>
+          <w:szCs w:val="32"/>
+        </w:rPr>
+      </w:pPr>
+      <w:r>
+        <w:rPr>
+          <w:sz w:val="32"/>
+          <w:szCs w:val="32"/>
+        </w:rPr>
+        <w:t># MCP Isn't Magic. Many developers misunderstand MCP.</w:t>
+      </w:r>
+    </w:p>
+    <w:p>
+      <w:pPr>
+        <w:jc w:val="both"/>
+        <w:rPr>
+          <w:sz w:val="32"/>
+          <w:szCs w:val="32"/>
+        </w:rPr>
+      </w:pPr>
+      <w:r>
+        <w:rPr>
+          <w:sz w:val="32"/>
+          <w:szCs w:val="32"/>
+        </w:rPr>
+        <w:t># MCP does not make the AI smarter. Instead, it gives the AI new capabilities. Without MCP:</w:t>
+      </w:r>
+    </w:p>
+    <w:p>
+      <w:pPr>
+        <w:jc w:val="both"/>
+        <w:rPr>
+          <w:b/>
+          <w:bCs/>
+          <w:sz w:val="32"/>
+          <w:szCs w:val="32"/>
+        </w:rPr>
+      </w:pPr>
+      <w:r>
+        <w:rPr>
+          <w:b/>
+          <w:bCs/>
+          <w:sz w:val="32"/>
+          <w:szCs w:val="32"/>
+        </w:rPr>
+        <w:t>"I think this API exists..."</w:t>
+      </w:r>
+    </w:p>
+    <w:p>
+      <w:pPr>
+        <w:jc w:val="both"/>
+        <w:rPr>
+          <w:sz w:val="32"/>
+          <w:szCs w:val="32"/>
+        </w:rPr>
+      </w:pPr>
+      <w:r>
+        <w:rPr>
+          <w:sz w:val="32"/>
+          <w:szCs w:val="32"/>
+        </w:rPr>
+        <w:lastRenderedPageBreak/>
+        <w:t># With MCP:</w:t>
+      </w:r>
+    </w:p>
+    <w:p>
+      <w:pPr>
+        <w:jc w:val="both"/>
+        <w:rPr>
+          <w:sz w:val="32"/>
+          <w:szCs w:val="32"/>
+        </w:rPr>
+      </w:pPr>
+      <w:r>
+        <w:rPr>
+          <w:b/>
+          <w:bCs/>
+          <w:sz w:val="32"/>
+          <w:szCs w:val="32"/>
+        </w:rPr>
+        <w:t>"I'll ask the Dart analyzer."</w:t>
+      </w:r>
+    </w:p>
+    <w:p>
+      <w:pPr>
+        <w:jc w:val="both"/>
+        <w:rPr>
+          <w:sz w:val="32"/>
+          <w:szCs w:val="32"/>
+        </w:rPr>
+      </w:pPr>
+    </w:p>
+    <w:p>
+      <w:pPr>
+        <w:jc w:val="center"/>
+        <w:rPr>
+          <w:sz w:val="32"/>
+          <w:szCs w:val="32"/>
+        </w:rPr>
+      </w:pPr>
+      <w:r>
+        <w:rPr>
+          <w:sz w:val="32"/>
+          <w:szCs w:val="32"/>
+        </w:rPr>
+        <w:t>Break</w:t>
+      </w:r>
+    </w:p>
+    <w:p>
+      <w:pPr>
+        <w:jc w:val="both"/>
+        <w:rPr>
+          <w:sz w:val="32"/>
+          <w:szCs w:val="32"/>
+        </w:rPr>
+      </w:pPr>
+    </w:p>
+    <w:p>
+      <w:pPr>
+        <w:jc w:val="both"/>
+        <w:rPr>
+          <w:b/>
+          <w:bCs/>
+          <w:sz w:val="32"/>
+          <w:szCs w:val="32"/>
+        </w:rPr>
+      </w:pPr>
+      <w:r>
+        <w:rPr>
+          <w:b/>
+          <w:bCs/>
+          <w:sz w:val="32"/>
+          <w:szCs w:val="32"/>
+        </w:rPr>
+        <w:t>AGENTS.md:</w:t>
+      </w:r>
+    </w:p>
+    <w:p>
+      <w:pPr>
+        <w:jc w:val="both"/>
+        <w:rPr>
+          <w:sz w:val="32"/>
+          <w:szCs w:val="32"/>
+        </w:rPr>
+      </w:pPr>
+      <w:r>
+        <w:rPr>
+          <w:sz w:val="32"/>
+          <w:szCs w:val="32"/>
+        </w:rPr>
+        <w:t xml:space="preserve"># </w:t>
+      </w:r>
     </w:p>
     <w:p>
       <w:pPr>
@@ -159,6 +776,104 @@
     </w:sectPr>
   </w:body>
 </w:document>
+</file>
+
+<file path=word/numbering.xml><?xml version="1.0" encoding="utf-8"?>
+<w:numbering xmlns:wpc="http://schemas.microsoft.com/office/word/2010/wordprocessingCanvas" xmlns:cx="http://schemas.microsoft.com/office/drawing/2014/chartex" xmlns:cx1="http://schemas.microsoft.com/office/drawing/2015/9/8/chartex" xmlns:cx2="http://schemas.microsoft.com/office/drawing/2015/10/21/chartex" xmlns:cx3="http://schemas.microsoft.com/office/drawing/2016/5/9/chartex" xmlns:cx4="http://schemas.microsoft.com/office/drawing/2016/5/10/chartex" xmlns:cx5="http://schemas.microsoft.com/office/drawing/2016/5/11/chartex" xmlns:cx6="http://schemas.microsoft.com/office/drawing/2016/5/12/chartex" xmlns:cx7="http://schemas.microsoft.com/office/drawing/2016/5/13/chartex" xmlns:cx8="http://schemas.microsoft.com/office/drawing/2016/5/14/chartex" xmlns:mc="http://schemas.openxmlformats.org/markup-compatibility/2006" xmlns:aink="http://schemas.microsoft.com/office/drawing/2016/ink" xmlns:am3d="http://schemas.microsoft.com/office/drawing/2017/model3d" xmlns:o="urn:schemas-microsoft-com:office:office" xmlns:oel="http://schemas.microsoft.com/office/2019/extlst" xmlns:r="http://schemas.openxmlformats.org/officeDocument/2006/relationships" xmlns:m="http://schemas.openxmlformats.org/officeDocument/2006/math" xmlns:v="urn:schemas-microsoft-com:vml" xmlns:wp14="http://schemas.microsoft.com/office/word/2010/wordprocessingDrawing" xmlns:wp="http://schemas.openxmlformats.org/drawingml/2006/wordprocessingDrawing" xmlns:w10="urn:schemas-microsoft-com:office:word" xmlns:w="http://schemas.openxmlformats.org/wordprocessingml/2006/main" xmlns:w14="http://schemas.microsoft.com/office/word/2010/wordml" xmlns:w15="http://schemas.microsoft.com/office/word/2012/wordml" xmlns:w16cex="http://schemas.microsoft.com/office/word/2018/wordml/cex" xmlns:w16cid="http://schemas.microsoft.com/office/word/2016/wordml/cid" xmlns:w16="http://schemas.microsoft.com/office/word/2018/wordml" xmlns:w16sdtdh="http://schemas.microsoft.com/office/word/2020/wordml/sdtdatahash" xmlns:w16se="http://schemas.microsoft.com/office/word/2015/wordml/symex" xmlns:wpg="http://schemas.microsoft.com/office/word/2010/wordprocessingGroup" xmlns:wpi="http://schemas.microsoft.com/office/word/2010/wordprocessingInk" xmlns:wne="http://schemas.microsoft.com/office/word/2006/wordml" xmlns:wps="http://schemas.microsoft.com/office/word/2010/wordprocessingShape" mc:Ignorable="w14 w15 w16se w16cid w16 w16cex w16sdtdh wp14">
+  <w:abstractNum w:abstractNumId="0" w15:restartNumberingAfterBreak="0">
+    <w:nsid w:val="67AB61BA"/>
+    <w:multiLevelType w:val="hybridMultilevel"/>
+    <w:tmpl w:val="DE5C0E54"/>
+    <w:lvl w:ilvl="0" w:tplc="27F66118">
+      <w:start w:val="1"/>
+      <w:numFmt w:val="decimal"/>
+      <w:lvlText w:val="%1."/>
+      <w:lvlJc w:val="left"/>
+      <w:pPr>
+        <w:ind w:left="360" w:hanging="360"/>
+      </w:pPr>
+      <w:rPr>
+        <w:b/>
+        <w:bCs/>
+      </w:rPr>
+    </w:lvl>
+    <w:lvl w:ilvl="1" w:tplc="04090019" w:tentative="1">
+      <w:start w:val="1"/>
+      <w:numFmt w:val="lowerLetter"/>
+      <w:lvlText w:val="%2."/>
+      <w:lvlJc w:val="left"/>
+      <w:pPr>
+        <w:ind w:left="1080" w:hanging="360"/>
+      </w:pPr>
+    </w:lvl>
+    <w:lvl w:ilvl="2" w:tplc="0409001B" w:tentative="1">
+      <w:start w:val="1"/>
+      <w:numFmt w:val="lowerRoman"/>
+      <w:lvlText w:val="%3."/>
+      <w:lvlJc w:val="right"/>
+      <w:pPr>
+        <w:ind w:left="1800" w:hanging="180"/>
+      </w:pPr>
+    </w:lvl>
+    <w:lvl w:ilvl="3" w:tplc="0409000F" w:tentative="1">
+      <w:start w:val="1"/>
+      <w:numFmt w:val="decimal"/>
+      <w:lvlText w:val="%4."/>
+      <w:lvlJc w:val="left"/>
+      <w:pPr>
+        <w:ind w:left="2520" w:hanging="360"/>
+      </w:pPr>
+    </w:lvl>
+    <w:lvl w:ilvl="4" w:tplc="04090019" w:tentative="1">
+      <w:start w:val="1"/>
+      <w:numFmt w:val="lowerLetter"/>
+      <w:lvlText w:val="%5."/>
+      <w:lvlJc w:val="left"/>
+      <w:pPr>
+        <w:ind w:left="3240" w:hanging="360"/>
+      </w:pPr>
+    </w:lvl>
+    <w:lvl w:ilvl="5" w:tplc="0409001B" w:tentative="1">
+      <w:start w:val="1"/>
+      <w:numFmt w:val="lowerRoman"/>
+      <w:lvlText w:val="%6."/>
+      <w:lvlJc w:val="right"/>
+      <w:pPr>
+        <w:ind w:left="3960" w:hanging="180"/>
+      </w:pPr>
+    </w:lvl>
+    <w:lvl w:ilvl="6" w:tplc="0409000F" w:tentative="1">
+      <w:start w:val="1"/>
+      <w:numFmt w:val="decimal"/>
+      <w:lvlText w:val="%7."/>
+      <w:lvlJc w:val="left"/>
+      <w:pPr>
+        <w:ind w:left="4680" w:hanging="360"/>
+      </w:pPr>
+    </w:lvl>
+    <w:lvl w:ilvl="7" w:tplc="04090019" w:tentative="1">
+      <w:start w:val="1"/>
+      <w:numFmt w:val="lowerLetter"/>
+      <w:lvlText w:val="%8."/>
+      <w:lvlJc w:val="left"/>
+      <w:pPr>
+        <w:ind w:left="5400" w:hanging="360"/>
+      </w:pPr>
+    </w:lvl>
+    <w:lvl w:ilvl="8" w:tplc="0409001B" w:tentative="1">
+      <w:start w:val="1"/>
+      <w:numFmt w:val="lowerRoman"/>
+      <w:lvlText w:val="%9."/>
+      <w:lvlJc w:val="right"/>
+      <w:pPr>
+        <w:ind w:left="6120" w:hanging="180"/>
+      </w:pPr>
+    </w:lvl>
+  </w:abstractNum>
+  <w:num w:numId="1" w16cid:durableId="296448190">
+    <w:abstractNumId w:val="0"/>
+  </w:num>
+</w:numbering>
 </file>
 
 <file path=word/styles.xml><?xml version="1.0" encoding="utf-8"?>

--- a/programming_mental_models/p5_ai_usage_and_mental_models.docx
+++ b/programming_mental_models/p5_ai_usage_and_mental_models.docx
@@ -47,40 +47,135 @@
           <w:sz w:val="32"/>
           <w:szCs w:val="32"/>
         </w:rPr>
-        <w:t xml:space="preserve"> (Model Context </w:t>
-      </w:r>
-      <w:proofErr w:type="gramStart"/>
-      <w:r>
-        <w:rPr>
-          <w:sz w:val="32"/>
-          <w:szCs w:val="32"/>
-        </w:rPr>
-        <w:t>Protocol)</w:t>
-      </w:r>
-      <w:r>
-        <w:rPr>
-          <w:sz w:val="32"/>
-          <w:szCs w:val="32"/>
-        </w:rPr>
-        <w:t>…</w:t>
-      </w:r>
-      <w:proofErr w:type="gramEnd"/>
-      <w:r>
-        <w:rPr>
-          <w:sz w:val="32"/>
-          <w:szCs w:val="32"/>
-        </w:rPr>
-        <w:t>………………………………………2</w:t>
-      </w:r>
-    </w:p>
-    <w:p>
-      <w:pPr>
-        <w:jc w:val="both"/>
-        <w:rPr>
-          <w:sz w:val="32"/>
-          <w:szCs w:val="32"/>
-        </w:rPr>
-      </w:pPr>
+        <w:t xml:space="preserve"> (Model Context Protocol)</w:t>
+      </w:r>
+      <w:r>
+        <w:rPr>
+          <w:sz w:val="32"/>
+          <w:szCs w:val="32"/>
+        </w:rPr>
+        <w:t>…………………………………………2</w:t>
+      </w:r>
+    </w:p>
+    <w:p>
+      <w:pPr>
+        <w:pStyle w:val="ListParagraph"/>
+        <w:numPr>
+          <w:ilvl w:val="0"/>
+          <w:numId w:val="1"/>
+        </w:numPr>
+        <w:jc w:val="both"/>
+        <w:rPr>
+          <w:sz w:val="32"/>
+          <w:szCs w:val="32"/>
+        </w:rPr>
+      </w:pPr>
+      <w:r>
+        <w:rPr>
+          <w:b/>
+          <w:bCs/>
+          <w:sz w:val="32"/>
+          <w:szCs w:val="32"/>
+        </w:rPr>
+        <w:t xml:space="preserve">AGENTS.md </w:t>
+      </w:r>
+      <w:r>
+        <w:rPr>
+          <w:sz w:val="32"/>
+          <w:szCs w:val="32"/>
+        </w:rPr>
+        <w:t>for AI Agents……………………………………………….3</w:t>
+      </w:r>
+    </w:p>
+    <w:p>
+      <w:pPr>
+        <w:pStyle w:val="ListParagraph"/>
+        <w:numPr>
+          <w:ilvl w:val="0"/>
+          <w:numId w:val="1"/>
+        </w:numPr>
+        <w:jc w:val="both"/>
+        <w:rPr>
+          <w:b/>
+          <w:bCs/>
+          <w:sz w:val="32"/>
+          <w:szCs w:val="32"/>
+        </w:rPr>
+      </w:pPr>
+      <w:r>
+        <w:rPr>
+          <w:sz w:val="32"/>
+          <w:szCs w:val="32"/>
+        </w:rPr>
+        <w:t>Building Custom Skills (</w:t>
+      </w:r>
+      <w:r>
+        <w:rPr>
+          <w:b/>
+          <w:bCs/>
+          <w:sz w:val="32"/>
+          <w:szCs w:val="32"/>
+        </w:rPr>
+        <w:t>SKILL.md</w:t>
+      </w:r>
+      <w:r>
+        <w:rPr>
+          <w:sz w:val="32"/>
+          <w:szCs w:val="32"/>
+        </w:rPr>
+        <w:t>)</w:t>
+      </w:r>
+      <w:r>
+        <w:rPr>
+          <w:sz w:val="32"/>
+          <w:szCs w:val="32"/>
+        </w:rPr>
+        <w:t>………………………………….10</w:t>
+      </w:r>
+    </w:p>
+    <w:p>
+      <w:pPr>
+        <w:pStyle w:val="ListParagraph"/>
+        <w:numPr>
+          <w:ilvl w:val="0"/>
+          <w:numId w:val="1"/>
+        </w:numPr>
+        <w:jc w:val="both"/>
+        <w:rPr>
+          <w:sz w:val="32"/>
+          <w:szCs w:val="32"/>
+        </w:rPr>
+      </w:pPr>
+      <w:r>
+        <w:rPr>
+          <w:sz w:val="32"/>
+          <w:szCs w:val="32"/>
+        </w:rPr>
+        <w:t xml:space="preserve">Implementation Process (using </w:t>
+      </w:r>
+      <w:r>
+        <w:rPr>
+          <w:b/>
+          <w:bCs/>
+          <w:sz w:val="32"/>
+          <w:szCs w:val="32"/>
+        </w:rPr>
+        <w:t>.md</w:t>
+      </w:r>
+      <w:r>
+        <w:rPr>
+          <w:sz w:val="32"/>
+          <w:szCs w:val="32"/>
+        </w:rPr>
+        <w:t xml:space="preserve"> files)…………………………</w:t>
+      </w:r>
+      <w:r>
+        <w:rPr>
+          <w:sz w:val="32"/>
+          <w:szCs w:val="32"/>
+        </w:rPr>
+        <w:t>17</w:t>
+      </w:r>
     </w:p>
     <w:p>
       <w:pPr>
@@ -740,7 +835,168 @@
           <w:sz w:val="32"/>
           <w:szCs w:val="32"/>
         </w:rPr>
-        <w:t>AGENTS.md:</w:t>
+        <w:t>AGENTS.md</w:t>
+      </w:r>
+      <w:r>
+        <w:rPr>
+          <w:b/>
+          <w:bCs/>
+          <w:sz w:val="32"/>
+          <w:szCs w:val="32"/>
+        </w:rPr>
+        <w:t xml:space="preserve"> Teach AI Agents How We want It to Work</w:t>
+      </w:r>
+      <w:r>
+        <w:rPr>
+          <w:b/>
+          <w:bCs/>
+          <w:sz w:val="32"/>
+          <w:szCs w:val="32"/>
+        </w:rPr>
+        <w:t>:</w:t>
+      </w:r>
+    </w:p>
+    <w:p>
+      <w:pPr>
+        <w:jc w:val="both"/>
+        <w:rPr>
+          <w:sz w:val="32"/>
+          <w:szCs w:val="32"/>
+        </w:rPr>
+      </w:pPr>
+      <w:r>
+        <w:rPr>
+          <w:sz w:val="32"/>
+          <w:szCs w:val="32"/>
+        </w:rPr>
+        <w:t># T</w:t>
+      </w:r>
+      <w:r>
+        <w:rPr>
+          <w:sz w:val="32"/>
+          <w:szCs w:val="32"/>
+        </w:rPr>
+        <w:t>hink of it like this:</w:t>
+      </w:r>
+    </w:p>
+    <w:p>
+      <w:pPr>
+        <w:jc w:val="both"/>
+        <w:rPr>
+          <w:b/>
+          <w:bCs/>
+          <w:sz w:val="28"/>
+          <w:szCs w:val="28"/>
+        </w:rPr>
+      </w:pPr>
+      <w:r>
+        <w:rPr>
+          <w:b/>
+          <w:bCs/>
+          <w:sz w:val="28"/>
+          <w:szCs w:val="28"/>
+        </w:rPr>
+        <w:t>README.md</w:t>
+      </w:r>
+    </w:p>
+    <w:p>
+      <w:pPr>
+        <w:jc w:val="both"/>
+        <w:rPr>
+          <w:b/>
+          <w:bCs/>
+          <w:sz w:val="28"/>
+          <w:szCs w:val="28"/>
+        </w:rPr>
+      </w:pPr>
+      <w:r>
+        <w:rPr>
+          <w:b/>
+          <w:bCs/>
+          <w:sz w:val="28"/>
+          <w:szCs w:val="28"/>
+        </w:rPr>
+        <w:t xml:space="preserve">    ↓</w:t>
+      </w:r>
+    </w:p>
+    <w:p>
+      <w:pPr>
+        <w:jc w:val="both"/>
+        <w:rPr>
+          <w:b/>
+          <w:bCs/>
+          <w:sz w:val="28"/>
+          <w:szCs w:val="28"/>
+        </w:rPr>
+      </w:pPr>
+      <w:r>
+        <w:rPr>
+          <w:b/>
+          <w:bCs/>
+          <w:sz w:val="28"/>
+          <w:szCs w:val="28"/>
+        </w:rPr>
+        <w:t>Explains the project to humans</w:t>
+      </w:r>
+    </w:p>
+    <w:p>
+      <w:pPr>
+        <w:jc w:val="both"/>
+        <w:rPr>
+          <w:b/>
+          <w:bCs/>
+          <w:sz w:val="28"/>
+          <w:szCs w:val="28"/>
+        </w:rPr>
+      </w:pPr>
+      <w:r>
+        <w:rPr>
+          <w:b/>
+          <w:bCs/>
+          <w:sz w:val="28"/>
+          <w:szCs w:val="28"/>
+        </w:rPr>
+        <w:t>AGENTS.md</w:t>
+      </w:r>
+    </w:p>
+    <w:p>
+      <w:pPr>
+        <w:jc w:val="both"/>
+        <w:rPr>
+          <w:b/>
+          <w:bCs/>
+          <w:sz w:val="28"/>
+          <w:szCs w:val="28"/>
+        </w:rPr>
+      </w:pPr>
+      <w:r>
+        <w:rPr>
+          <w:b/>
+          <w:bCs/>
+          <w:sz w:val="28"/>
+          <w:szCs w:val="28"/>
+        </w:rPr>
+        <w:t xml:space="preserve">    ↓</w:t>
+      </w:r>
+    </w:p>
+    <w:p>
+      <w:pPr>
+        <w:jc w:val="both"/>
+        <w:rPr>
+          <w:b/>
+          <w:bCs/>
+          <w:sz w:val="28"/>
+          <w:szCs w:val="28"/>
+        </w:rPr>
+      </w:pPr>
+      <w:r>
+        <w:rPr>
+          <w:b/>
+          <w:bCs/>
+          <w:sz w:val="28"/>
+          <w:szCs w:val="28"/>
+        </w:rPr>
+        <w:t>Explains the project to AI agents</w:t>
       </w:r>
     </w:p>
     <w:p>
@@ -758,6 +1014,7231 @@
         </w:rPr>
         <w:t xml:space="preserve"># </w:t>
       </w:r>
+      <w:r>
+        <w:rPr>
+          <w:sz w:val="32"/>
+          <w:szCs w:val="32"/>
+        </w:rPr>
+        <w:t xml:space="preserve">Unlike a </w:t>
+      </w:r>
+      <w:r>
+        <w:rPr>
+          <w:b/>
+          <w:bCs/>
+          <w:sz w:val="32"/>
+          <w:szCs w:val="32"/>
+        </w:rPr>
+        <w:t>README</w:t>
+      </w:r>
+      <w:r>
+        <w:rPr>
+          <w:sz w:val="32"/>
+          <w:szCs w:val="32"/>
+        </w:rPr>
+        <w:t>,</w:t>
+      </w:r>
+      <w:r>
+        <w:rPr>
+          <w:b/>
+          <w:bCs/>
+          <w:sz w:val="32"/>
+          <w:szCs w:val="32"/>
+        </w:rPr>
+        <w:t xml:space="preserve"> AGENTS.md </w:t>
+      </w:r>
+      <w:r>
+        <w:rPr>
+          <w:sz w:val="32"/>
+          <w:szCs w:val="32"/>
+        </w:rPr>
+        <w:t>contains things such as:</w:t>
+      </w:r>
+    </w:p>
+    <w:p>
+      <w:pPr>
+        <w:pStyle w:val="ListParagraph"/>
+        <w:numPr>
+          <w:ilvl w:val="0"/>
+          <w:numId w:val="2"/>
+        </w:numPr>
+        <w:jc w:val="both"/>
+        <w:rPr>
+          <w:sz w:val="32"/>
+          <w:szCs w:val="32"/>
+        </w:rPr>
+      </w:pPr>
+      <w:r>
+        <w:rPr>
+          <w:sz w:val="32"/>
+          <w:szCs w:val="32"/>
+        </w:rPr>
+        <w:t>Build commands</w:t>
+      </w:r>
+    </w:p>
+    <w:p>
+      <w:pPr>
+        <w:pStyle w:val="ListParagraph"/>
+        <w:numPr>
+          <w:ilvl w:val="0"/>
+          <w:numId w:val="2"/>
+        </w:numPr>
+        <w:jc w:val="both"/>
+        <w:rPr>
+          <w:sz w:val="32"/>
+          <w:szCs w:val="32"/>
+        </w:rPr>
+      </w:pPr>
+      <w:r>
+        <w:rPr>
+          <w:sz w:val="32"/>
+          <w:szCs w:val="32"/>
+        </w:rPr>
+        <w:t>Test commands</w:t>
+      </w:r>
+    </w:p>
+    <w:p>
+      <w:pPr>
+        <w:pStyle w:val="ListParagraph"/>
+        <w:numPr>
+          <w:ilvl w:val="0"/>
+          <w:numId w:val="2"/>
+        </w:numPr>
+        <w:jc w:val="both"/>
+        <w:rPr>
+          <w:sz w:val="32"/>
+          <w:szCs w:val="32"/>
+        </w:rPr>
+      </w:pPr>
+      <w:r>
+        <w:rPr>
+          <w:sz w:val="32"/>
+          <w:szCs w:val="32"/>
+        </w:rPr>
+        <w:t>Architecture rules</w:t>
+      </w:r>
+    </w:p>
+    <w:p>
+      <w:pPr>
+        <w:pStyle w:val="ListParagraph"/>
+        <w:numPr>
+          <w:ilvl w:val="0"/>
+          <w:numId w:val="2"/>
+        </w:numPr>
+        <w:jc w:val="both"/>
+        <w:rPr>
+          <w:sz w:val="32"/>
+          <w:szCs w:val="32"/>
+        </w:rPr>
+      </w:pPr>
+      <w:r>
+        <w:rPr>
+          <w:sz w:val="32"/>
+          <w:szCs w:val="32"/>
+        </w:rPr>
+        <w:t>Coding conventions</w:t>
+      </w:r>
+    </w:p>
+    <w:p>
+      <w:pPr>
+        <w:pStyle w:val="ListParagraph"/>
+        <w:numPr>
+          <w:ilvl w:val="0"/>
+          <w:numId w:val="2"/>
+        </w:numPr>
+        <w:jc w:val="both"/>
+        <w:rPr>
+          <w:sz w:val="32"/>
+          <w:szCs w:val="32"/>
+        </w:rPr>
+      </w:pPr>
+      <w:r>
+        <w:rPr>
+          <w:sz w:val="32"/>
+          <w:szCs w:val="32"/>
+        </w:rPr>
+        <w:t>Review expectations</w:t>
+      </w:r>
+    </w:p>
+    <w:p>
+      <w:pPr>
+        <w:pStyle w:val="ListParagraph"/>
+        <w:numPr>
+          <w:ilvl w:val="0"/>
+          <w:numId w:val="2"/>
+        </w:numPr>
+        <w:jc w:val="both"/>
+        <w:rPr>
+          <w:sz w:val="32"/>
+          <w:szCs w:val="32"/>
+        </w:rPr>
+      </w:pPr>
+      <w:r>
+        <w:rPr>
+          <w:sz w:val="32"/>
+          <w:szCs w:val="32"/>
+        </w:rPr>
+        <w:t>Things the AI should never do</w:t>
+      </w:r>
+    </w:p>
+    <w:p>
+      <w:pPr>
+        <w:jc w:val="both"/>
+        <w:rPr>
+          <w:sz w:val="32"/>
+          <w:szCs w:val="32"/>
+        </w:rPr>
+      </w:pPr>
+      <w:r>
+        <w:rPr>
+          <w:sz w:val="32"/>
+          <w:szCs w:val="32"/>
+        </w:rPr>
+        <w:t># T</w:t>
+      </w:r>
+      <w:r>
+        <w:rPr>
+          <w:sz w:val="32"/>
+          <w:szCs w:val="32"/>
+        </w:rPr>
+        <w:t>his has become an open format supported by multiple coding</w:t>
+      </w:r>
+      <w:r>
+        <w:rPr>
+          <w:sz w:val="32"/>
+          <w:szCs w:val="32"/>
+        </w:rPr>
+        <w:t xml:space="preserve"> AI</w:t>
+      </w:r>
+      <w:r>
+        <w:rPr>
+          <w:sz w:val="32"/>
+          <w:szCs w:val="32"/>
+        </w:rPr>
+        <w:t xml:space="preserve"> agents,</w:t>
+      </w:r>
+    </w:p>
+    <w:p>
+      <w:pPr>
+        <w:jc w:val="both"/>
+        <w:rPr>
+          <w:sz w:val="32"/>
+          <w:szCs w:val="32"/>
+        </w:rPr>
+      </w:pPr>
+    </w:p>
+    <w:p>
+      <w:pPr>
+        <w:jc w:val="both"/>
+        <w:rPr>
+          <w:sz w:val="32"/>
+          <w:szCs w:val="32"/>
+        </w:rPr>
+      </w:pPr>
+      <w:r>
+        <w:rPr>
+          <w:sz w:val="32"/>
+          <w:szCs w:val="32"/>
+        </w:rPr>
+        <w:t xml:space="preserve"># </w:t>
+      </w:r>
+      <w:r>
+        <w:rPr>
+          <w:sz w:val="32"/>
+          <w:szCs w:val="32"/>
+        </w:rPr>
+        <w:t>For a normal project</w:t>
+      </w:r>
+      <w:r>
+        <w:rPr>
+          <w:sz w:val="32"/>
+          <w:szCs w:val="32"/>
+        </w:rPr>
+        <w:t xml:space="preserve">, put the </w:t>
+      </w:r>
+      <w:r>
+        <w:rPr>
+          <w:b/>
+          <w:bCs/>
+          <w:sz w:val="32"/>
+          <w:szCs w:val="32"/>
+        </w:rPr>
+        <w:t>AGENTS.md</w:t>
+      </w:r>
+      <w:r>
+        <w:rPr>
+          <w:sz w:val="32"/>
+          <w:szCs w:val="32"/>
+        </w:rPr>
+        <w:t xml:space="preserve"> file at the repository level of the project (</w:t>
+      </w:r>
+      <w:proofErr w:type="spellStart"/>
+      <w:r>
+        <w:rPr>
+          <w:b/>
+          <w:bCs/>
+          <w:sz w:val="32"/>
+          <w:szCs w:val="32"/>
+        </w:rPr>
+        <w:t>project</w:t>
+      </w:r>
+      <w:r>
+        <w:rPr>
+          <w:b/>
+          <w:bCs/>
+          <w:sz w:val="32"/>
+          <w:szCs w:val="32"/>
+        </w:rPr>
+        <w:t>_root</w:t>
+      </w:r>
+      <w:proofErr w:type="spellEnd"/>
+      <w:r>
+        <w:rPr>
+          <w:b/>
+          <w:bCs/>
+          <w:sz w:val="32"/>
+          <w:szCs w:val="32"/>
+        </w:rPr>
+        <w:t>/</w:t>
+      </w:r>
+      <w:r>
+        <w:rPr>
+          <w:b/>
+          <w:bCs/>
+          <w:sz w:val="32"/>
+          <w:szCs w:val="32"/>
+        </w:rPr>
+        <w:t>…</w:t>
+      </w:r>
+      <w:r>
+        <w:rPr>
+          <w:sz w:val="32"/>
+          <w:szCs w:val="32"/>
+        </w:rPr>
+        <w:t>)</w:t>
+      </w:r>
+      <w:r>
+        <w:rPr>
+          <w:sz w:val="32"/>
+          <w:szCs w:val="32"/>
+        </w:rPr>
+        <w:t>:</w:t>
+      </w:r>
+    </w:p>
+    <w:p>
+      <w:pPr>
+        <w:jc w:val="both"/>
+        <w:rPr>
+          <w:b/>
+          <w:bCs/>
+          <w:sz w:val="28"/>
+          <w:szCs w:val="28"/>
+        </w:rPr>
+      </w:pPr>
+      <w:proofErr w:type="spellStart"/>
+      <w:r>
+        <w:rPr>
+          <w:b/>
+          <w:bCs/>
+          <w:sz w:val="28"/>
+          <w:szCs w:val="28"/>
+        </w:rPr>
+        <w:lastRenderedPageBreak/>
+        <w:t>my_flutter_app</w:t>
+      </w:r>
+      <w:proofErr w:type="spellEnd"/>
+      <w:r>
+        <w:rPr>
+          <w:b/>
+          <w:bCs/>
+          <w:sz w:val="28"/>
+          <w:szCs w:val="28"/>
+        </w:rPr>
+        <w:t>/</w:t>
+      </w:r>
+    </w:p>
+    <w:p>
+      <w:pPr>
+        <w:jc w:val="both"/>
+        <w:rPr>
+          <w:b/>
+          <w:bCs/>
+          <w:sz w:val="28"/>
+          <w:szCs w:val="28"/>
+        </w:rPr>
+      </w:pPr>
+      <w:r>
+        <w:rPr>
+          <w:rFonts w:ascii="Arial" w:hAnsi="Arial" w:cs="Arial"/>
+          <w:b/>
+          <w:bCs/>
+          <w:sz w:val="28"/>
+          <w:szCs w:val="28"/>
+        </w:rPr>
+        <w:t>├</w:t>
+      </w:r>
+      <w:r>
+        <w:rPr>
+          <w:rFonts w:ascii="Aptos" w:hAnsi="Aptos" w:cs="Aptos"/>
+          <w:b/>
+          <w:bCs/>
+          <w:sz w:val="28"/>
+          <w:szCs w:val="28"/>
+        </w:rPr>
+        <w:t>──</w:t>
+      </w:r>
+      <w:r>
+        <w:rPr>
+          <w:b/>
+          <w:bCs/>
+          <w:sz w:val="28"/>
+          <w:szCs w:val="28"/>
+        </w:rPr>
+        <w:t xml:space="preserve"> lib/</w:t>
+      </w:r>
+    </w:p>
+    <w:p>
+      <w:pPr>
+        <w:jc w:val="both"/>
+        <w:rPr>
+          <w:b/>
+          <w:bCs/>
+          <w:sz w:val="28"/>
+          <w:szCs w:val="28"/>
+        </w:rPr>
+      </w:pPr>
+      <w:r>
+        <w:rPr>
+          <w:rFonts w:ascii="Arial" w:hAnsi="Arial" w:cs="Arial"/>
+          <w:b/>
+          <w:bCs/>
+          <w:sz w:val="28"/>
+          <w:szCs w:val="28"/>
+        </w:rPr>
+        <w:t>├</w:t>
+      </w:r>
+      <w:r>
+        <w:rPr>
+          <w:rFonts w:ascii="Aptos" w:hAnsi="Aptos" w:cs="Aptos"/>
+          <w:b/>
+          <w:bCs/>
+          <w:sz w:val="28"/>
+          <w:szCs w:val="28"/>
+        </w:rPr>
+        <w:t>──</w:t>
+      </w:r>
+      <w:r>
+        <w:rPr>
+          <w:b/>
+          <w:bCs/>
+          <w:sz w:val="28"/>
+          <w:szCs w:val="28"/>
+        </w:rPr>
+        <w:t xml:space="preserve"> test/</w:t>
+      </w:r>
+    </w:p>
+    <w:p>
+      <w:pPr>
+        <w:jc w:val="both"/>
+        <w:rPr>
+          <w:b/>
+          <w:bCs/>
+          <w:sz w:val="28"/>
+          <w:szCs w:val="28"/>
+        </w:rPr>
+      </w:pPr>
+      <w:r>
+        <w:rPr>
+          <w:rFonts w:ascii="Arial" w:hAnsi="Arial" w:cs="Arial"/>
+          <w:b/>
+          <w:bCs/>
+          <w:sz w:val="28"/>
+          <w:szCs w:val="28"/>
+        </w:rPr>
+        <w:t>├</w:t>
+      </w:r>
+      <w:r>
+        <w:rPr>
+          <w:rFonts w:ascii="Aptos" w:hAnsi="Aptos" w:cs="Aptos"/>
+          <w:b/>
+          <w:bCs/>
+          <w:sz w:val="28"/>
+          <w:szCs w:val="28"/>
+        </w:rPr>
+        <w:t>──</w:t>
+      </w:r>
+      <w:r>
+        <w:rPr>
+          <w:b/>
+          <w:bCs/>
+          <w:sz w:val="28"/>
+          <w:szCs w:val="28"/>
+        </w:rPr>
+        <w:t xml:space="preserve"> android/</w:t>
+      </w:r>
+    </w:p>
+    <w:p>
+      <w:pPr>
+        <w:jc w:val="both"/>
+        <w:rPr>
+          <w:b/>
+          <w:bCs/>
+          <w:sz w:val="28"/>
+          <w:szCs w:val="28"/>
+        </w:rPr>
+      </w:pPr>
+      <w:r>
+        <w:rPr>
+          <w:rFonts w:ascii="Arial" w:hAnsi="Arial" w:cs="Arial"/>
+          <w:b/>
+          <w:bCs/>
+          <w:sz w:val="28"/>
+          <w:szCs w:val="28"/>
+        </w:rPr>
+        <w:t>├</w:t>
+      </w:r>
+      <w:r>
+        <w:rPr>
+          <w:rFonts w:ascii="Aptos" w:hAnsi="Aptos" w:cs="Aptos"/>
+          <w:b/>
+          <w:bCs/>
+          <w:sz w:val="28"/>
+          <w:szCs w:val="28"/>
+        </w:rPr>
+        <w:t>──</w:t>
+      </w:r>
+      <w:r>
+        <w:rPr>
+          <w:b/>
+          <w:bCs/>
+          <w:sz w:val="28"/>
+          <w:szCs w:val="28"/>
+        </w:rPr>
+        <w:t xml:space="preserve"> </w:t>
+      </w:r>
+      <w:proofErr w:type="spellStart"/>
+      <w:r>
+        <w:rPr>
+          <w:b/>
+          <w:bCs/>
+          <w:sz w:val="28"/>
+          <w:szCs w:val="28"/>
+        </w:rPr>
+        <w:t>ios</w:t>
+      </w:r>
+      <w:proofErr w:type="spellEnd"/>
+      <w:r>
+        <w:rPr>
+          <w:b/>
+          <w:bCs/>
+          <w:sz w:val="28"/>
+          <w:szCs w:val="28"/>
+        </w:rPr>
+        <w:t>/</w:t>
+      </w:r>
+    </w:p>
+    <w:p>
+      <w:pPr>
+        <w:jc w:val="both"/>
+        <w:rPr>
+          <w:b/>
+          <w:bCs/>
+          <w:sz w:val="28"/>
+          <w:szCs w:val="28"/>
+        </w:rPr>
+      </w:pPr>
+      <w:r>
+        <w:rPr>
+          <w:rFonts w:ascii="Arial" w:hAnsi="Arial" w:cs="Arial"/>
+          <w:b/>
+          <w:bCs/>
+          <w:sz w:val="28"/>
+          <w:szCs w:val="28"/>
+        </w:rPr>
+        <w:t>├</w:t>
+      </w:r>
+      <w:r>
+        <w:rPr>
+          <w:rFonts w:ascii="Aptos" w:hAnsi="Aptos" w:cs="Aptos"/>
+          <w:b/>
+          <w:bCs/>
+          <w:sz w:val="28"/>
+          <w:szCs w:val="28"/>
+        </w:rPr>
+        <w:t>──</w:t>
+      </w:r>
+      <w:r>
+        <w:rPr>
+          <w:b/>
+          <w:bCs/>
+          <w:sz w:val="28"/>
+          <w:szCs w:val="28"/>
+        </w:rPr>
+        <w:t xml:space="preserve"> </w:t>
+      </w:r>
+      <w:proofErr w:type="spellStart"/>
+      <w:r>
+        <w:rPr>
+          <w:b/>
+          <w:bCs/>
+          <w:sz w:val="28"/>
+          <w:szCs w:val="28"/>
+        </w:rPr>
+        <w:t>pubspec.yaml</w:t>
+      </w:r>
+      <w:proofErr w:type="spellEnd"/>
+    </w:p>
+    <w:p>
+      <w:pPr>
+        <w:jc w:val="both"/>
+        <w:rPr>
+          <w:b/>
+          <w:bCs/>
+          <w:sz w:val="28"/>
+          <w:szCs w:val="28"/>
+        </w:rPr>
+      </w:pPr>
+      <w:r>
+        <w:rPr>
+          <w:rFonts w:ascii="Arial" w:hAnsi="Arial" w:cs="Arial"/>
+          <w:b/>
+          <w:bCs/>
+          <w:sz w:val="28"/>
+          <w:szCs w:val="28"/>
+        </w:rPr>
+        <w:t>├</w:t>
+      </w:r>
+      <w:r>
+        <w:rPr>
+          <w:rFonts w:ascii="Aptos" w:hAnsi="Aptos" w:cs="Aptos"/>
+          <w:b/>
+          <w:bCs/>
+          <w:sz w:val="28"/>
+          <w:szCs w:val="28"/>
+        </w:rPr>
+        <w:t>──</w:t>
+      </w:r>
+      <w:r>
+        <w:rPr>
+          <w:b/>
+          <w:bCs/>
+          <w:sz w:val="28"/>
+          <w:szCs w:val="28"/>
+        </w:rPr>
+        <w:t xml:space="preserve"> README.md</w:t>
+      </w:r>
+    </w:p>
+    <w:p>
+      <w:pPr>
+        <w:jc w:val="both"/>
+        <w:rPr>
+          <w:b/>
+          <w:bCs/>
+          <w:sz w:val="28"/>
+          <w:szCs w:val="28"/>
+        </w:rPr>
+      </w:pPr>
+      <w:r>
+        <w:rPr>
+          <w:b/>
+          <w:bCs/>
+          <w:sz w:val="28"/>
+          <w:szCs w:val="28"/>
+        </w:rPr>
+        <w:t>└── AGENTS.md   ← here</w:t>
+      </w:r>
+    </w:p>
+    <w:p>
+      <w:pPr>
+        <w:jc w:val="both"/>
+        <w:rPr>
+          <w:sz w:val="32"/>
+          <w:szCs w:val="32"/>
+        </w:rPr>
+      </w:pPr>
+      <w:r>
+        <w:rPr>
+          <w:sz w:val="32"/>
+          <w:szCs w:val="32"/>
+        </w:rPr>
+        <w:t xml:space="preserve"># </w:t>
+      </w:r>
+      <w:r>
+        <w:rPr>
+          <w:sz w:val="32"/>
+          <w:szCs w:val="32"/>
+        </w:rPr>
+        <w:t>AI Agents</w:t>
+      </w:r>
+      <w:r>
+        <w:rPr>
+          <w:sz w:val="32"/>
+          <w:szCs w:val="32"/>
+        </w:rPr>
+        <w:t xml:space="preserve"> automatically discovers repository-level</w:t>
+      </w:r>
+      <w:r>
+        <w:rPr>
+          <w:b/>
+          <w:bCs/>
+          <w:sz w:val="32"/>
+          <w:szCs w:val="32"/>
+        </w:rPr>
+        <w:t xml:space="preserve"> AGENTS.md</w:t>
+      </w:r>
+      <w:r>
+        <w:rPr>
+          <w:sz w:val="32"/>
+          <w:szCs w:val="32"/>
+        </w:rPr>
+        <w:t xml:space="preserve"> files and can also use nested ones for subprojects if needed.</w:t>
+      </w:r>
+    </w:p>
+    <w:p>
+      <w:pPr>
+        <w:jc w:val="both"/>
+        <w:rPr>
+          <w:sz w:val="32"/>
+          <w:szCs w:val="32"/>
+        </w:rPr>
+      </w:pPr>
+      <w:r>
+        <w:rPr>
+          <w:sz w:val="32"/>
+          <w:szCs w:val="32"/>
+        </w:rPr>
+        <w:t># BUT we can also specify the</w:t>
+      </w:r>
+      <w:r>
+        <w:rPr>
+          <w:b/>
+          <w:bCs/>
+          <w:sz w:val="32"/>
+          <w:szCs w:val="32"/>
+        </w:rPr>
+        <w:t xml:space="preserve"> AGENTS.md</w:t>
+      </w:r>
+      <w:r>
+        <w:rPr>
+          <w:sz w:val="32"/>
+          <w:szCs w:val="32"/>
+        </w:rPr>
+        <w:t xml:space="preserve"> globally instead of one </w:t>
+      </w:r>
+      <w:proofErr w:type="spellStart"/>
+      <w:r>
+        <w:rPr>
+          <w:b/>
+          <w:bCs/>
+          <w:sz w:val="32"/>
+          <w:szCs w:val="32"/>
+        </w:rPr>
+        <w:t>project_root</w:t>
+      </w:r>
+      <w:proofErr w:type="spellEnd"/>
+      <w:r>
+        <w:rPr>
+          <w:b/>
+          <w:bCs/>
+          <w:sz w:val="32"/>
+          <w:szCs w:val="32"/>
+        </w:rPr>
+        <w:t xml:space="preserve">/ </w:t>
+      </w:r>
+      <w:r>
+        <w:rPr>
+          <w:sz w:val="32"/>
+          <w:szCs w:val="32"/>
+        </w:rPr>
+        <w:t xml:space="preserve">then it’ll be applied to all. Just create it in the Agents directory like </w:t>
+      </w:r>
+      <w:r>
+        <w:rPr>
+          <w:b/>
+          <w:bCs/>
+          <w:sz w:val="32"/>
+          <w:szCs w:val="32"/>
+        </w:rPr>
+        <w:t>…/.codex/AGENTS.md</w:t>
+      </w:r>
+      <w:r>
+        <w:rPr>
+          <w:sz w:val="32"/>
+          <w:szCs w:val="32"/>
+        </w:rPr>
+        <w:t xml:space="preserve"> where it’s installed in the OS. So, our preferences apply to every project</w:t>
+      </w:r>
+    </w:p>
+    <w:p>
+      <w:pPr>
+        <w:jc w:val="both"/>
+        <w:rPr>
+          <w:sz w:val="32"/>
+          <w:szCs w:val="32"/>
+        </w:rPr>
+      </w:pPr>
+    </w:p>
+    <w:p>
+      <w:pPr>
+        <w:jc w:val="both"/>
+        <w:rPr>
+          <w:sz w:val="32"/>
+          <w:szCs w:val="32"/>
+        </w:rPr>
+      </w:pPr>
+      <w:r>
+        <w:rPr>
+          <w:sz w:val="32"/>
+          <w:szCs w:val="32"/>
+        </w:rPr>
+        <w:t>Keep it Small:</w:t>
+      </w:r>
+    </w:p>
+    <w:p>
+      <w:pPr>
+        <w:jc w:val="both"/>
+        <w:rPr>
+          <w:sz w:val="32"/>
+          <w:szCs w:val="32"/>
+        </w:rPr>
+      </w:pPr>
+      <w:r>
+        <w:rPr>
+          <w:sz w:val="32"/>
+          <w:szCs w:val="32"/>
+        </w:rPr>
+        <w:t xml:space="preserve"># A common mistake is writing a 1,500-line </w:t>
+      </w:r>
+      <w:r>
+        <w:rPr>
+          <w:b/>
+          <w:bCs/>
+          <w:sz w:val="32"/>
+          <w:szCs w:val="32"/>
+        </w:rPr>
+        <w:t>AGENTS.md</w:t>
+      </w:r>
+      <w:r>
+        <w:rPr>
+          <w:sz w:val="32"/>
+          <w:szCs w:val="32"/>
+        </w:rPr>
+        <w:t>. The Codex team recommends keeping it concise because every session loads these instructions into context.</w:t>
+      </w:r>
+    </w:p>
+    <w:p>
+      <w:pPr>
+        <w:jc w:val="both"/>
+        <w:rPr>
+          <w:sz w:val="32"/>
+          <w:szCs w:val="32"/>
+        </w:rPr>
+      </w:pPr>
+      <w:r>
+        <w:rPr>
+          <w:sz w:val="32"/>
+          <w:szCs w:val="32"/>
+        </w:rPr>
+        <w:t># Large instruction files consume context and can reduce efficiency. Good:</w:t>
+      </w:r>
+    </w:p>
+    <w:p>
+      <w:pPr>
+        <w:pStyle w:val="ListParagraph"/>
+        <w:numPr>
+          <w:ilvl w:val="0"/>
+          <w:numId w:val="3"/>
+        </w:numPr>
+        <w:jc w:val="both"/>
+        <w:rPr>
+          <w:sz w:val="32"/>
+          <w:szCs w:val="32"/>
+        </w:rPr>
+      </w:pPr>
+      <w:r>
+        <w:rPr>
+          <w:sz w:val="32"/>
+          <w:szCs w:val="32"/>
+        </w:rPr>
+        <w:t>Project rules</w:t>
+      </w:r>
+    </w:p>
+    <w:p>
+      <w:pPr>
+        <w:pStyle w:val="ListParagraph"/>
+        <w:numPr>
+          <w:ilvl w:val="0"/>
+          <w:numId w:val="3"/>
+        </w:numPr>
+        <w:jc w:val="both"/>
+        <w:rPr>
+          <w:sz w:val="32"/>
+          <w:szCs w:val="32"/>
+        </w:rPr>
+      </w:pPr>
+      <w:r>
+        <w:rPr>
+          <w:sz w:val="32"/>
+          <w:szCs w:val="32"/>
+        </w:rPr>
+        <w:t>Build commands</w:t>
+      </w:r>
+    </w:p>
+    <w:p>
+      <w:pPr>
+        <w:pStyle w:val="ListParagraph"/>
+        <w:numPr>
+          <w:ilvl w:val="0"/>
+          <w:numId w:val="3"/>
+        </w:numPr>
+        <w:jc w:val="both"/>
+        <w:rPr>
+          <w:sz w:val="32"/>
+          <w:szCs w:val="32"/>
+        </w:rPr>
+      </w:pPr>
+      <w:r>
+        <w:rPr>
+          <w:sz w:val="32"/>
+          <w:szCs w:val="32"/>
+        </w:rPr>
+        <w:t>Architecture</w:t>
+      </w:r>
+    </w:p>
+    <w:p>
+      <w:pPr>
+        <w:jc w:val="both"/>
+        <w:rPr>
+          <w:sz w:val="32"/>
+          <w:szCs w:val="32"/>
+        </w:rPr>
+      </w:pPr>
+      <w:r>
+        <w:rPr>
+          <w:sz w:val="32"/>
+          <w:szCs w:val="32"/>
+        </w:rPr>
+        <w:t># Bad:</w:t>
+      </w:r>
+    </w:p>
+    <w:p>
+      <w:pPr>
+        <w:pStyle w:val="ListParagraph"/>
+        <w:numPr>
+          <w:ilvl w:val="0"/>
+          <w:numId w:val="4"/>
+        </w:numPr>
+        <w:jc w:val="both"/>
+        <w:rPr>
+          <w:sz w:val="32"/>
+          <w:szCs w:val="32"/>
+        </w:rPr>
+      </w:pPr>
+      <w:r>
+        <w:rPr>
+          <w:sz w:val="32"/>
+          <w:szCs w:val="32"/>
+        </w:rPr>
+        <w:t>Entire API documentation</w:t>
+      </w:r>
+    </w:p>
+    <w:p>
+      <w:pPr>
+        <w:pStyle w:val="ListParagraph"/>
+        <w:numPr>
+          <w:ilvl w:val="0"/>
+          <w:numId w:val="4"/>
+        </w:numPr>
+        <w:jc w:val="both"/>
+        <w:rPr>
+          <w:sz w:val="32"/>
+          <w:szCs w:val="32"/>
+        </w:rPr>
+      </w:pPr>
+      <w:r>
+        <w:rPr>
+          <w:sz w:val="32"/>
+          <w:szCs w:val="32"/>
+        </w:rPr>
+        <w:lastRenderedPageBreak/>
+        <w:t>Large tutorials</w:t>
+      </w:r>
+    </w:p>
+    <w:p>
+      <w:pPr>
+        <w:pStyle w:val="ListParagraph"/>
+        <w:numPr>
+          <w:ilvl w:val="0"/>
+          <w:numId w:val="4"/>
+        </w:numPr>
+        <w:jc w:val="both"/>
+        <w:rPr>
+          <w:sz w:val="32"/>
+          <w:szCs w:val="32"/>
+        </w:rPr>
+      </w:pPr>
+      <w:r>
+        <w:rPr>
+          <w:sz w:val="32"/>
+          <w:szCs w:val="32"/>
+        </w:rPr>
+        <w:t>Hundreds of examples</w:t>
+      </w:r>
+    </w:p>
+    <w:p>
+      <w:pPr>
+        <w:jc w:val="both"/>
+        <w:rPr>
+          <w:sz w:val="32"/>
+          <w:szCs w:val="32"/>
+        </w:rPr>
+      </w:pPr>
+    </w:p>
+    <w:p>
+      <w:pPr>
+        <w:jc w:val="both"/>
+        <w:rPr>
+          <w:sz w:val="32"/>
+          <w:szCs w:val="32"/>
+        </w:rPr>
+      </w:pPr>
+      <w:r>
+        <w:rPr>
+          <w:sz w:val="32"/>
+          <w:szCs w:val="32"/>
+        </w:rPr>
+        <w:t>Don’t Put These in AGENTS.md:</w:t>
+      </w:r>
+    </w:p>
+    <w:p>
+      <w:pPr>
+        <w:jc w:val="both"/>
+        <w:rPr>
+          <w:sz w:val="32"/>
+          <w:szCs w:val="32"/>
+        </w:rPr>
+      </w:pPr>
+      <w:r>
+        <w:rPr>
+          <w:sz w:val="32"/>
+          <w:szCs w:val="32"/>
+        </w:rPr>
+        <w:t># These doesn’t belong here:</w:t>
+      </w:r>
+    </w:p>
+    <w:p>
+      <w:pPr>
+        <w:pStyle w:val="ListParagraph"/>
+        <w:numPr>
+          <w:ilvl w:val="0"/>
+          <w:numId w:val="5"/>
+        </w:numPr>
+        <w:jc w:val="both"/>
+        <w:rPr>
+          <w:sz w:val="32"/>
+          <w:szCs w:val="32"/>
+        </w:rPr>
+      </w:pPr>
+      <w:r>
+        <w:rPr>
+          <w:sz w:val="32"/>
+          <w:szCs w:val="32"/>
+        </w:rPr>
+        <w:t>Our API keys</w:t>
+      </w:r>
+    </w:p>
+    <w:p>
+      <w:pPr>
+        <w:pStyle w:val="ListParagraph"/>
+        <w:numPr>
+          <w:ilvl w:val="0"/>
+          <w:numId w:val="5"/>
+        </w:numPr>
+        <w:jc w:val="both"/>
+        <w:rPr>
+          <w:sz w:val="32"/>
+          <w:szCs w:val="32"/>
+        </w:rPr>
+      </w:pPr>
+      <w:r>
+        <w:rPr>
+          <w:sz w:val="32"/>
+          <w:szCs w:val="32"/>
+        </w:rPr>
+        <w:t>Passwords</w:t>
+      </w:r>
+    </w:p>
+    <w:p>
+      <w:pPr>
+        <w:pStyle w:val="ListParagraph"/>
+        <w:numPr>
+          <w:ilvl w:val="0"/>
+          <w:numId w:val="5"/>
+        </w:numPr>
+        <w:jc w:val="both"/>
+        <w:rPr>
+          <w:sz w:val="32"/>
+          <w:szCs w:val="32"/>
+        </w:rPr>
+      </w:pPr>
+      <w:r>
+        <w:rPr>
+          <w:sz w:val="32"/>
+          <w:szCs w:val="32"/>
+        </w:rPr>
+        <w:t>Tokens</w:t>
+      </w:r>
+    </w:p>
+    <w:p>
+      <w:pPr>
+        <w:pStyle w:val="ListParagraph"/>
+        <w:numPr>
+          <w:ilvl w:val="0"/>
+          <w:numId w:val="5"/>
+        </w:numPr>
+        <w:jc w:val="both"/>
+        <w:rPr>
+          <w:sz w:val="32"/>
+          <w:szCs w:val="32"/>
+        </w:rPr>
+      </w:pPr>
+      <w:r>
+        <w:rPr>
+          <w:sz w:val="32"/>
+          <w:szCs w:val="32"/>
+        </w:rPr>
+        <w:t>Personal information</w:t>
+      </w:r>
+    </w:p>
+    <w:p>
+      <w:pPr>
+        <w:pStyle w:val="ListParagraph"/>
+        <w:numPr>
+          <w:ilvl w:val="0"/>
+          <w:numId w:val="5"/>
+        </w:numPr>
+        <w:jc w:val="both"/>
+        <w:rPr>
+          <w:sz w:val="32"/>
+          <w:szCs w:val="32"/>
+        </w:rPr>
+      </w:pPr>
+      <w:r>
+        <w:rPr>
+          <w:sz w:val="32"/>
+          <w:szCs w:val="32"/>
+        </w:rPr>
+        <w:t>Temporary tasks</w:t>
+      </w:r>
+    </w:p>
+    <w:p>
+      <w:pPr>
+        <w:jc w:val="both"/>
+        <w:rPr>
+          <w:sz w:val="32"/>
+          <w:szCs w:val="32"/>
+        </w:rPr>
+      </w:pPr>
+    </w:p>
+    <w:p>
+      <w:pPr>
+        <w:jc w:val="both"/>
+        <w:rPr>
+          <w:sz w:val="32"/>
+          <w:szCs w:val="32"/>
+        </w:rPr>
+      </w:pPr>
+      <w:r>
+        <w:rPr>
+          <w:sz w:val="32"/>
+          <w:szCs w:val="32"/>
+        </w:rPr>
+        <w:t>A Production-Ready AGENTS.md for Flutter Projects:</w:t>
+      </w:r>
+    </w:p>
+    <w:p>
+      <w:pPr>
+        <w:jc w:val="both"/>
+        <w:rPr>
+          <w:sz w:val="32"/>
+          <w:szCs w:val="32"/>
+        </w:rPr>
+      </w:pPr>
+      <w:r>
+        <w:rPr>
+          <w:sz w:val="32"/>
+          <w:szCs w:val="32"/>
+        </w:rPr>
+        <w:t># Here’s the template:</w:t>
+      </w:r>
+    </w:p>
+    <w:p>
+      <w:pPr>
+        <w:jc w:val="both"/>
+        <w:rPr>
+          <w:b/>
+          <w:bCs/>
+          <w:color w:val="D86DCB" w:themeColor="accent5" w:themeTint="99"/>
+          <w:sz w:val="32"/>
+          <w:szCs w:val="32"/>
+        </w:rPr>
+      </w:pPr>
+      <w:r>
+        <w:rPr>
+          <w:b/>
+          <w:bCs/>
+          <w:color w:val="D86DCB" w:themeColor="accent5" w:themeTint="99"/>
+          <w:sz w:val="32"/>
+          <w:szCs w:val="32"/>
+        </w:rPr>
+        <w:t># AGENTS.md</w:t>
+      </w:r>
+    </w:p>
+    <w:p>
+      <w:pPr>
+        <w:jc w:val="both"/>
+        <w:rPr>
+          <w:b/>
+          <w:bCs/>
+          <w:color w:val="D86DCB" w:themeColor="accent5" w:themeTint="99"/>
+          <w:sz w:val="32"/>
+          <w:szCs w:val="32"/>
+        </w:rPr>
+      </w:pPr>
+    </w:p>
+    <w:p>
+      <w:pPr>
+        <w:jc w:val="both"/>
+        <w:rPr>
+          <w:b/>
+          <w:bCs/>
+          <w:color w:val="D86DCB" w:themeColor="accent5" w:themeTint="99"/>
+          <w:sz w:val="32"/>
+          <w:szCs w:val="32"/>
+        </w:rPr>
+      </w:pPr>
+      <w:r>
+        <w:rPr>
+          <w:b/>
+          <w:bCs/>
+          <w:color w:val="D86DCB" w:themeColor="accent5" w:themeTint="99"/>
+          <w:sz w:val="32"/>
+          <w:szCs w:val="32"/>
+        </w:rPr>
+        <w:t>## Project Overview</w:t>
+      </w:r>
+    </w:p>
+    <w:p>
+      <w:pPr>
+        <w:jc w:val="both"/>
+        <w:rPr>
+          <w:b/>
+          <w:bCs/>
+          <w:color w:val="D86DCB" w:themeColor="accent5" w:themeTint="99"/>
+          <w:sz w:val="32"/>
+          <w:szCs w:val="32"/>
+        </w:rPr>
+      </w:pPr>
+    </w:p>
+    <w:p>
+      <w:pPr>
+        <w:jc w:val="both"/>
+        <w:rPr>
+          <w:b/>
+          <w:bCs/>
+          <w:color w:val="D86DCB" w:themeColor="accent5" w:themeTint="99"/>
+          <w:sz w:val="32"/>
+          <w:szCs w:val="32"/>
+        </w:rPr>
+      </w:pPr>
+      <w:r>
+        <w:rPr>
+          <w:b/>
+          <w:bCs/>
+          <w:color w:val="D86DCB" w:themeColor="accent5" w:themeTint="99"/>
+          <w:sz w:val="32"/>
+          <w:szCs w:val="32"/>
+        </w:rPr>
+        <w:t>This is a Flutter application.</w:t>
+      </w:r>
+    </w:p>
+    <w:p>
+      <w:pPr>
+        <w:jc w:val="both"/>
+        <w:rPr>
+          <w:b/>
+          <w:bCs/>
+          <w:color w:val="D86DCB" w:themeColor="accent5" w:themeTint="99"/>
+          <w:sz w:val="32"/>
+          <w:szCs w:val="32"/>
+        </w:rPr>
+      </w:pPr>
+    </w:p>
+    <w:p>
+      <w:pPr>
+        <w:jc w:val="both"/>
+        <w:rPr>
+          <w:b/>
+          <w:bCs/>
+          <w:color w:val="D86DCB" w:themeColor="accent5" w:themeTint="99"/>
+          <w:sz w:val="32"/>
+          <w:szCs w:val="32"/>
+        </w:rPr>
+      </w:pPr>
+      <w:r>
+        <w:rPr>
+          <w:b/>
+          <w:bCs/>
+          <w:color w:val="D86DCB" w:themeColor="accent5" w:themeTint="99"/>
+          <w:sz w:val="32"/>
+          <w:szCs w:val="32"/>
+        </w:rPr>
+        <w:t>Prioritize correctness, maintainability, readability, and scalability over writing clever code.</w:t>
+      </w:r>
+    </w:p>
+    <w:p>
+      <w:pPr>
+        <w:jc w:val="both"/>
+        <w:rPr>
+          <w:b/>
+          <w:bCs/>
+          <w:color w:val="D86DCB" w:themeColor="accent5" w:themeTint="99"/>
+          <w:sz w:val="32"/>
+          <w:szCs w:val="32"/>
+        </w:rPr>
+      </w:pPr>
+    </w:p>
+    <w:p>
+      <w:pPr>
+        <w:jc w:val="both"/>
+        <w:rPr>
+          <w:b/>
+          <w:bCs/>
+          <w:color w:val="D86DCB" w:themeColor="accent5" w:themeTint="99"/>
+          <w:sz w:val="32"/>
+          <w:szCs w:val="32"/>
+        </w:rPr>
+      </w:pPr>
+      <w:r>
+        <w:rPr>
+          <w:b/>
+          <w:bCs/>
+          <w:color w:val="D86DCB" w:themeColor="accent5" w:themeTint="99"/>
+          <w:sz w:val="32"/>
+          <w:szCs w:val="32"/>
+        </w:rPr>
+        <w:t>---</w:t>
+      </w:r>
+    </w:p>
+    <w:p>
+      <w:pPr>
+        <w:jc w:val="both"/>
+        <w:rPr>
+          <w:b/>
+          <w:bCs/>
+          <w:color w:val="D86DCB" w:themeColor="accent5" w:themeTint="99"/>
+          <w:sz w:val="32"/>
+          <w:szCs w:val="32"/>
+        </w:rPr>
+      </w:pPr>
+    </w:p>
+    <w:p>
+      <w:pPr>
+        <w:jc w:val="both"/>
+        <w:rPr>
+          <w:b/>
+          <w:bCs/>
+          <w:color w:val="D86DCB" w:themeColor="accent5" w:themeTint="99"/>
+          <w:sz w:val="32"/>
+          <w:szCs w:val="32"/>
+        </w:rPr>
+      </w:pPr>
+      <w:r>
+        <w:rPr>
+          <w:b/>
+          <w:bCs/>
+          <w:color w:val="D86DCB" w:themeColor="accent5" w:themeTint="99"/>
+          <w:sz w:val="32"/>
+          <w:szCs w:val="32"/>
+        </w:rPr>
+        <w:lastRenderedPageBreak/>
+        <w:t>## Architecture</w:t>
+      </w:r>
+    </w:p>
+    <w:p>
+      <w:pPr>
+        <w:jc w:val="both"/>
+        <w:rPr>
+          <w:b/>
+          <w:bCs/>
+          <w:color w:val="D86DCB" w:themeColor="accent5" w:themeTint="99"/>
+          <w:sz w:val="32"/>
+          <w:szCs w:val="32"/>
+        </w:rPr>
+      </w:pPr>
+    </w:p>
+    <w:p>
+      <w:pPr>
+        <w:jc w:val="both"/>
+        <w:rPr>
+          <w:b/>
+          <w:bCs/>
+          <w:color w:val="D86DCB" w:themeColor="accent5" w:themeTint="99"/>
+          <w:sz w:val="32"/>
+          <w:szCs w:val="32"/>
+        </w:rPr>
+      </w:pPr>
+      <w:r>
+        <w:rPr>
+          <w:b/>
+          <w:bCs/>
+          <w:color w:val="D86DCB" w:themeColor="accent5" w:themeTint="99"/>
+          <w:sz w:val="32"/>
+          <w:szCs w:val="32"/>
+        </w:rPr>
+        <w:t>Follow Clean Architecture.</w:t>
+      </w:r>
+    </w:p>
+    <w:p>
+      <w:pPr>
+        <w:jc w:val="both"/>
+        <w:rPr>
+          <w:b/>
+          <w:bCs/>
+          <w:color w:val="D86DCB" w:themeColor="accent5" w:themeTint="99"/>
+          <w:sz w:val="32"/>
+          <w:szCs w:val="32"/>
+        </w:rPr>
+      </w:pPr>
+    </w:p>
+    <w:p>
+      <w:pPr>
+        <w:jc w:val="both"/>
+        <w:rPr>
+          <w:b/>
+          <w:bCs/>
+          <w:color w:val="D86DCB" w:themeColor="accent5" w:themeTint="99"/>
+          <w:sz w:val="32"/>
+          <w:szCs w:val="32"/>
+        </w:rPr>
+      </w:pPr>
+      <w:r>
+        <w:rPr>
+          <w:b/>
+          <w:bCs/>
+          <w:color w:val="D86DCB" w:themeColor="accent5" w:themeTint="99"/>
+          <w:sz w:val="32"/>
+          <w:szCs w:val="32"/>
+        </w:rPr>
+        <w:t>Respect layer boundaries.</w:t>
+      </w:r>
+    </w:p>
+    <w:p>
+      <w:pPr>
+        <w:jc w:val="both"/>
+        <w:rPr>
+          <w:b/>
+          <w:bCs/>
+          <w:color w:val="D86DCB" w:themeColor="accent5" w:themeTint="99"/>
+          <w:sz w:val="32"/>
+          <w:szCs w:val="32"/>
+        </w:rPr>
+      </w:pPr>
+    </w:p>
+    <w:p>
+      <w:pPr>
+        <w:jc w:val="both"/>
+        <w:rPr>
+          <w:b/>
+          <w:bCs/>
+          <w:color w:val="D86DCB" w:themeColor="accent5" w:themeTint="99"/>
+          <w:sz w:val="32"/>
+          <w:szCs w:val="32"/>
+        </w:rPr>
+      </w:pPr>
+      <w:r>
+        <w:rPr>
+          <w:b/>
+          <w:bCs/>
+          <w:color w:val="D86DCB" w:themeColor="accent5" w:themeTint="99"/>
+          <w:sz w:val="32"/>
+          <w:szCs w:val="32"/>
+        </w:rPr>
+        <w:t>UI must never contain business logic.</w:t>
+      </w:r>
+    </w:p>
+    <w:p>
+      <w:pPr>
+        <w:jc w:val="both"/>
+        <w:rPr>
+          <w:b/>
+          <w:bCs/>
+          <w:color w:val="D86DCB" w:themeColor="accent5" w:themeTint="99"/>
+          <w:sz w:val="32"/>
+          <w:szCs w:val="32"/>
+        </w:rPr>
+      </w:pPr>
+    </w:p>
+    <w:p>
+      <w:pPr>
+        <w:jc w:val="both"/>
+        <w:rPr>
+          <w:b/>
+          <w:bCs/>
+          <w:color w:val="D86DCB" w:themeColor="accent5" w:themeTint="99"/>
+          <w:sz w:val="32"/>
+          <w:szCs w:val="32"/>
+        </w:rPr>
+      </w:pPr>
+      <w:r>
+        <w:rPr>
+          <w:b/>
+          <w:bCs/>
+          <w:color w:val="D86DCB" w:themeColor="accent5" w:themeTint="99"/>
+          <w:sz w:val="32"/>
+          <w:szCs w:val="32"/>
+        </w:rPr>
+        <w:t>Business logic belongs in domain/application layers.</w:t>
+      </w:r>
+    </w:p>
+    <w:p>
+      <w:pPr>
+        <w:jc w:val="both"/>
+        <w:rPr>
+          <w:b/>
+          <w:bCs/>
+          <w:color w:val="D86DCB" w:themeColor="accent5" w:themeTint="99"/>
+          <w:sz w:val="32"/>
+          <w:szCs w:val="32"/>
+        </w:rPr>
+      </w:pPr>
+    </w:p>
+    <w:p>
+      <w:pPr>
+        <w:jc w:val="both"/>
+        <w:rPr>
+          <w:b/>
+          <w:bCs/>
+          <w:color w:val="D86DCB" w:themeColor="accent5" w:themeTint="99"/>
+          <w:sz w:val="32"/>
+          <w:szCs w:val="32"/>
+        </w:rPr>
+      </w:pPr>
+      <w:r>
+        <w:rPr>
+          <w:b/>
+          <w:bCs/>
+          <w:color w:val="D86DCB" w:themeColor="accent5" w:themeTint="99"/>
+          <w:sz w:val="32"/>
+          <w:szCs w:val="32"/>
+        </w:rPr>
+        <w:t>Prefer dependency inversion.</w:t>
+      </w:r>
+    </w:p>
+    <w:p>
+      <w:pPr>
+        <w:jc w:val="both"/>
+        <w:rPr>
+          <w:b/>
+          <w:bCs/>
+          <w:color w:val="D86DCB" w:themeColor="accent5" w:themeTint="99"/>
+          <w:sz w:val="32"/>
+          <w:szCs w:val="32"/>
+        </w:rPr>
+      </w:pPr>
+    </w:p>
+    <w:p>
+      <w:pPr>
+        <w:jc w:val="both"/>
+        <w:rPr>
+          <w:b/>
+          <w:bCs/>
+          <w:color w:val="D86DCB" w:themeColor="accent5" w:themeTint="99"/>
+          <w:sz w:val="32"/>
+          <w:szCs w:val="32"/>
+        </w:rPr>
+      </w:pPr>
+      <w:r>
+        <w:rPr>
+          <w:b/>
+          <w:bCs/>
+          <w:color w:val="D86DCB" w:themeColor="accent5" w:themeTint="99"/>
+          <w:sz w:val="32"/>
+          <w:szCs w:val="32"/>
+        </w:rPr>
+        <w:t>---</w:t>
+      </w:r>
+    </w:p>
+    <w:p>
+      <w:pPr>
+        <w:jc w:val="both"/>
+        <w:rPr>
+          <w:b/>
+          <w:bCs/>
+          <w:color w:val="D86DCB" w:themeColor="accent5" w:themeTint="99"/>
+          <w:sz w:val="32"/>
+          <w:szCs w:val="32"/>
+        </w:rPr>
+      </w:pPr>
+    </w:p>
+    <w:p>
+      <w:pPr>
+        <w:jc w:val="both"/>
+        <w:rPr>
+          <w:b/>
+          <w:bCs/>
+          <w:color w:val="D86DCB" w:themeColor="accent5" w:themeTint="99"/>
+          <w:sz w:val="32"/>
+          <w:szCs w:val="32"/>
+        </w:rPr>
+      </w:pPr>
+      <w:r>
+        <w:rPr>
+          <w:b/>
+          <w:bCs/>
+          <w:color w:val="D86DCB" w:themeColor="accent5" w:themeTint="99"/>
+          <w:sz w:val="32"/>
+          <w:szCs w:val="32"/>
+        </w:rPr>
+        <w:t>## State Management</w:t>
+      </w:r>
+    </w:p>
+    <w:p>
+      <w:pPr>
+        <w:jc w:val="both"/>
+        <w:rPr>
+          <w:b/>
+          <w:bCs/>
+          <w:color w:val="D86DCB" w:themeColor="accent5" w:themeTint="99"/>
+          <w:sz w:val="32"/>
+          <w:szCs w:val="32"/>
+        </w:rPr>
+      </w:pPr>
+    </w:p>
+    <w:p>
+      <w:pPr>
+        <w:jc w:val="both"/>
+        <w:rPr>
+          <w:b/>
+          <w:bCs/>
+          <w:color w:val="D86DCB" w:themeColor="accent5" w:themeTint="99"/>
+          <w:sz w:val="32"/>
+          <w:szCs w:val="32"/>
+        </w:rPr>
+      </w:pPr>
+      <w:r>
+        <w:rPr>
+          <w:b/>
+          <w:bCs/>
+          <w:color w:val="D86DCB" w:themeColor="accent5" w:themeTint="99"/>
+          <w:sz w:val="32"/>
+          <w:szCs w:val="32"/>
+        </w:rPr>
+        <w:t>Minimize unnecessary widget rebuilds.</w:t>
+      </w:r>
+    </w:p>
+    <w:p>
+      <w:pPr>
+        <w:jc w:val="both"/>
+        <w:rPr>
+          <w:b/>
+          <w:bCs/>
+          <w:color w:val="D86DCB" w:themeColor="accent5" w:themeTint="99"/>
+          <w:sz w:val="32"/>
+          <w:szCs w:val="32"/>
+        </w:rPr>
+      </w:pPr>
+    </w:p>
+    <w:p>
+      <w:pPr>
+        <w:jc w:val="both"/>
+        <w:rPr>
+          <w:b/>
+          <w:bCs/>
+          <w:color w:val="D86DCB" w:themeColor="accent5" w:themeTint="99"/>
+          <w:sz w:val="32"/>
+          <w:szCs w:val="32"/>
+        </w:rPr>
+      </w:pPr>
+      <w:r>
+        <w:rPr>
+          <w:b/>
+          <w:bCs/>
+          <w:color w:val="D86DCB" w:themeColor="accent5" w:themeTint="99"/>
+          <w:sz w:val="32"/>
+          <w:szCs w:val="32"/>
+        </w:rPr>
+        <w:t>Dispose controllers properly.</w:t>
+      </w:r>
+    </w:p>
+    <w:p>
+      <w:pPr>
+        <w:jc w:val="both"/>
+        <w:rPr>
+          <w:b/>
+          <w:bCs/>
+          <w:color w:val="D86DCB" w:themeColor="accent5" w:themeTint="99"/>
+          <w:sz w:val="32"/>
+          <w:szCs w:val="32"/>
+        </w:rPr>
+      </w:pPr>
+    </w:p>
+    <w:p>
+      <w:pPr>
+        <w:jc w:val="both"/>
+        <w:rPr>
+          <w:b/>
+          <w:bCs/>
+          <w:color w:val="D86DCB" w:themeColor="accent5" w:themeTint="99"/>
+          <w:sz w:val="32"/>
+          <w:szCs w:val="32"/>
+        </w:rPr>
+      </w:pPr>
+      <w:r>
+        <w:rPr>
+          <w:b/>
+          <w:bCs/>
+          <w:color w:val="D86DCB" w:themeColor="accent5" w:themeTint="99"/>
+          <w:sz w:val="32"/>
+          <w:szCs w:val="32"/>
+        </w:rPr>
+        <w:t>Avoid global mutable state.</w:t>
+      </w:r>
+    </w:p>
+    <w:p>
+      <w:pPr>
+        <w:jc w:val="both"/>
+        <w:rPr>
+          <w:b/>
+          <w:bCs/>
+          <w:color w:val="D86DCB" w:themeColor="accent5" w:themeTint="99"/>
+          <w:sz w:val="32"/>
+          <w:szCs w:val="32"/>
+        </w:rPr>
+      </w:pPr>
+    </w:p>
+    <w:p>
+      <w:pPr>
+        <w:jc w:val="both"/>
+        <w:rPr>
+          <w:b/>
+          <w:bCs/>
+          <w:color w:val="D86DCB" w:themeColor="accent5" w:themeTint="99"/>
+          <w:sz w:val="32"/>
+          <w:szCs w:val="32"/>
+        </w:rPr>
+      </w:pPr>
+      <w:r>
+        <w:rPr>
+          <w:b/>
+          <w:bCs/>
+          <w:color w:val="D86DCB" w:themeColor="accent5" w:themeTint="99"/>
+          <w:sz w:val="32"/>
+          <w:szCs w:val="32"/>
+        </w:rPr>
+        <w:t>---</w:t>
+      </w:r>
+    </w:p>
+    <w:p>
+      <w:pPr>
+        <w:jc w:val="both"/>
+        <w:rPr>
+          <w:b/>
+          <w:bCs/>
+          <w:color w:val="D86DCB" w:themeColor="accent5" w:themeTint="99"/>
+          <w:sz w:val="32"/>
+          <w:szCs w:val="32"/>
+        </w:rPr>
+      </w:pPr>
+    </w:p>
+    <w:p>
+      <w:pPr>
+        <w:jc w:val="both"/>
+        <w:rPr>
+          <w:b/>
+          <w:bCs/>
+          <w:color w:val="D86DCB" w:themeColor="accent5" w:themeTint="99"/>
+          <w:sz w:val="32"/>
+          <w:szCs w:val="32"/>
+        </w:rPr>
+      </w:pPr>
+      <w:r>
+        <w:rPr>
+          <w:b/>
+          <w:bCs/>
+          <w:color w:val="D86DCB" w:themeColor="accent5" w:themeTint="99"/>
+          <w:sz w:val="32"/>
+          <w:szCs w:val="32"/>
+        </w:rPr>
+        <w:t>## Widgets</w:t>
+      </w:r>
+    </w:p>
+    <w:p>
+      <w:pPr>
+        <w:jc w:val="both"/>
+        <w:rPr>
+          <w:b/>
+          <w:bCs/>
+          <w:color w:val="D86DCB" w:themeColor="accent5" w:themeTint="99"/>
+          <w:sz w:val="32"/>
+          <w:szCs w:val="32"/>
+        </w:rPr>
+      </w:pPr>
+    </w:p>
+    <w:p>
+      <w:pPr>
+        <w:jc w:val="both"/>
+        <w:rPr>
+          <w:b/>
+          <w:bCs/>
+          <w:color w:val="D86DCB" w:themeColor="accent5" w:themeTint="99"/>
+          <w:sz w:val="32"/>
+          <w:szCs w:val="32"/>
+        </w:rPr>
+      </w:pPr>
+      <w:r>
+        <w:rPr>
+          <w:b/>
+          <w:bCs/>
+          <w:color w:val="D86DCB" w:themeColor="accent5" w:themeTint="99"/>
+          <w:sz w:val="32"/>
+          <w:szCs w:val="32"/>
+        </w:rPr>
+        <w:t>Prefer composition over inheritance.</w:t>
+      </w:r>
+    </w:p>
+    <w:p>
+      <w:pPr>
+        <w:jc w:val="both"/>
+        <w:rPr>
+          <w:b/>
+          <w:bCs/>
+          <w:color w:val="D86DCB" w:themeColor="accent5" w:themeTint="99"/>
+          <w:sz w:val="32"/>
+          <w:szCs w:val="32"/>
+        </w:rPr>
+      </w:pPr>
+    </w:p>
+    <w:p>
+      <w:pPr>
+        <w:jc w:val="both"/>
+        <w:rPr>
+          <w:b/>
+          <w:bCs/>
+          <w:color w:val="D86DCB" w:themeColor="accent5" w:themeTint="99"/>
+          <w:sz w:val="32"/>
+          <w:szCs w:val="32"/>
+        </w:rPr>
+      </w:pPr>
+      <w:r>
+        <w:rPr>
+          <w:b/>
+          <w:bCs/>
+          <w:color w:val="D86DCB" w:themeColor="accent5" w:themeTint="99"/>
+          <w:sz w:val="32"/>
+          <w:szCs w:val="32"/>
+        </w:rPr>
+        <w:t>Extract reusable widgets.</w:t>
+      </w:r>
+    </w:p>
+    <w:p>
+      <w:pPr>
+        <w:jc w:val="both"/>
+        <w:rPr>
+          <w:b/>
+          <w:bCs/>
+          <w:color w:val="D86DCB" w:themeColor="accent5" w:themeTint="99"/>
+          <w:sz w:val="32"/>
+          <w:szCs w:val="32"/>
+        </w:rPr>
+      </w:pPr>
+    </w:p>
+    <w:p>
+      <w:pPr>
+        <w:jc w:val="both"/>
+        <w:rPr>
+          <w:b/>
+          <w:bCs/>
+          <w:color w:val="D86DCB" w:themeColor="accent5" w:themeTint="99"/>
+          <w:sz w:val="32"/>
+          <w:szCs w:val="32"/>
+        </w:rPr>
+      </w:pPr>
+      <w:r>
+        <w:rPr>
+          <w:b/>
+          <w:bCs/>
+          <w:color w:val="D86DCB" w:themeColor="accent5" w:themeTint="99"/>
+          <w:sz w:val="32"/>
+          <w:szCs w:val="32"/>
+        </w:rPr>
+        <w:t>Keep widgets focused on one responsibility.</w:t>
+      </w:r>
+    </w:p>
+    <w:p>
+      <w:pPr>
+        <w:jc w:val="both"/>
+        <w:rPr>
+          <w:b/>
+          <w:bCs/>
+          <w:color w:val="D86DCB" w:themeColor="accent5" w:themeTint="99"/>
+          <w:sz w:val="32"/>
+          <w:szCs w:val="32"/>
+        </w:rPr>
+      </w:pPr>
+    </w:p>
+    <w:p>
+      <w:pPr>
+        <w:jc w:val="both"/>
+        <w:rPr>
+          <w:b/>
+          <w:bCs/>
+          <w:color w:val="D86DCB" w:themeColor="accent5" w:themeTint="99"/>
+          <w:sz w:val="32"/>
+          <w:szCs w:val="32"/>
+        </w:rPr>
+      </w:pPr>
+      <w:r>
+        <w:rPr>
+          <w:b/>
+          <w:bCs/>
+          <w:color w:val="D86DCB" w:themeColor="accent5" w:themeTint="99"/>
+          <w:sz w:val="32"/>
+          <w:szCs w:val="32"/>
+        </w:rPr>
+        <w:t>Avoid duplicate UI.</w:t>
+      </w:r>
+    </w:p>
+    <w:p>
+      <w:pPr>
+        <w:jc w:val="both"/>
+        <w:rPr>
+          <w:b/>
+          <w:bCs/>
+          <w:color w:val="D86DCB" w:themeColor="accent5" w:themeTint="99"/>
+          <w:sz w:val="32"/>
+          <w:szCs w:val="32"/>
+        </w:rPr>
+      </w:pPr>
+    </w:p>
+    <w:p>
+      <w:pPr>
+        <w:jc w:val="both"/>
+        <w:rPr>
+          <w:b/>
+          <w:bCs/>
+          <w:color w:val="D86DCB" w:themeColor="accent5" w:themeTint="99"/>
+          <w:sz w:val="32"/>
+          <w:szCs w:val="32"/>
+        </w:rPr>
+      </w:pPr>
+      <w:r>
+        <w:rPr>
+          <w:b/>
+          <w:bCs/>
+          <w:color w:val="D86DCB" w:themeColor="accent5" w:themeTint="99"/>
+          <w:sz w:val="32"/>
+          <w:szCs w:val="32"/>
+        </w:rPr>
+        <w:t>---</w:t>
+      </w:r>
+    </w:p>
+    <w:p>
+      <w:pPr>
+        <w:jc w:val="both"/>
+        <w:rPr>
+          <w:b/>
+          <w:bCs/>
+          <w:color w:val="D86DCB" w:themeColor="accent5" w:themeTint="99"/>
+          <w:sz w:val="32"/>
+          <w:szCs w:val="32"/>
+        </w:rPr>
+      </w:pPr>
+    </w:p>
+    <w:p>
+      <w:pPr>
+        <w:jc w:val="both"/>
+        <w:rPr>
+          <w:b/>
+          <w:bCs/>
+          <w:color w:val="D86DCB" w:themeColor="accent5" w:themeTint="99"/>
+          <w:sz w:val="32"/>
+          <w:szCs w:val="32"/>
+        </w:rPr>
+      </w:pPr>
+      <w:r>
+        <w:rPr>
+          <w:b/>
+          <w:bCs/>
+          <w:color w:val="D86DCB" w:themeColor="accent5" w:themeTint="99"/>
+          <w:sz w:val="32"/>
+          <w:szCs w:val="32"/>
+        </w:rPr>
+        <w:t>## Performance</w:t>
+      </w:r>
+    </w:p>
+    <w:p>
+      <w:pPr>
+        <w:jc w:val="both"/>
+        <w:rPr>
+          <w:b/>
+          <w:bCs/>
+          <w:color w:val="D86DCB" w:themeColor="accent5" w:themeTint="99"/>
+          <w:sz w:val="32"/>
+          <w:szCs w:val="32"/>
+        </w:rPr>
+      </w:pPr>
+    </w:p>
+    <w:p>
+      <w:pPr>
+        <w:jc w:val="both"/>
+        <w:rPr>
+          <w:b/>
+          <w:bCs/>
+          <w:color w:val="D86DCB" w:themeColor="accent5" w:themeTint="99"/>
+          <w:sz w:val="32"/>
+          <w:szCs w:val="32"/>
+        </w:rPr>
+      </w:pPr>
+      <w:r>
+        <w:rPr>
+          <w:b/>
+          <w:bCs/>
+          <w:color w:val="D86DCB" w:themeColor="accent5" w:themeTint="99"/>
+          <w:sz w:val="32"/>
+          <w:szCs w:val="32"/>
+        </w:rPr>
+        <w:t>Prefer const constructors where appropriate.</w:t>
+      </w:r>
+    </w:p>
+    <w:p>
+      <w:pPr>
+        <w:jc w:val="both"/>
+        <w:rPr>
+          <w:b/>
+          <w:bCs/>
+          <w:color w:val="D86DCB" w:themeColor="accent5" w:themeTint="99"/>
+          <w:sz w:val="32"/>
+          <w:szCs w:val="32"/>
+        </w:rPr>
+      </w:pPr>
+    </w:p>
+    <w:p>
+      <w:pPr>
+        <w:jc w:val="both"/>
+        <w:rPr>
+          <w:b/>
+          <w:bCs/>
+          <w:color w:val="D86DCB" w:themeColor="accent5" w:themeTint="99"/>
+          <w:sz w:val="32"/>
+          <w:szCs w:val="32"/>
+        </w:rPr>
+      </w:pPr>
+      <w:r>
+        <w:rPr>
+          <w:b/>
+          <w:bCs/>
+          <w:color w:val="D86DCB" w:themeColor="accent5" w:themeTint="99"/>
+          <w:sz w:val="32"/>
+          <w:szCs w:val="32"/>
+        </w:rPr>
+        <w:t>Avoid expensive work inside build().</w:t>
+      </w:r>
+    </w:p>
+    <w:p>
+      <w:pPr>
+        <w:jc w:val="both"/>
+        <w:rPr>
+          <w:b/>
+          <w:bCs/>
+          <w:color w:val="D86DCB" w:themeColor="accent5" w:themeTint="99"/>
+          <w:sz w:val="32"/>
+          <w:szCs w:val="32"/>
+        </w:rPr>
+      </w:pPr>
+    </w:p>
+    <w:p>
+      <w:pPr>
+        <w:jc w:val="both"/>
+        <w:rPr>
+          <w:b/>
+          <w:bCs/>
+          <w:color w:val="D86DCB" w:themeColor="accent5" w:themeTint="99"/>
+          <w:sz w:val="32"/>
+          <w:szCs w:val="32"/>
+        </w:rPr>
+      </w:pPr>
+      <w:r>
+        <w:rPr>
+          <w:b/>
+          <w:bCs/>
+          <w:color w:val="D86DCB" w:themeColor="accent5" w:themeTint="99"/>
+          <w:sz w:val="32"/>
+          <w:szCs w:val="32"/>
+        </w:rPr>
+        <w:t>Optimize scrolling widgets.</w:t>
+      </w:r>
+    </w:p>
+    <w:p>
+      <w:pPr>
+        <w:jc w:val="both"/>
+        <w:rPr>
+          <w:b/>
+          <w:bCs/>
+          <w:color w:val="D86DCB" w:themeColor="accent5" w:themeTint="99"/>
+          <w:sz w:val="32"/>
+          <w:szCs w:val="32"/>
+        </w:rPr>
+      </w:pPr>
+    </w:p>
+    <w:p>
+      <w:pPr>
+        <w:jc w:val="both"/>
+        <w:rPr>
+          <w:b/>
+          <w:bCs/>
+          <w:color w:val="D86DCB" w:themeColor="accent5" w:themeTint="99"/>
+          <w:sz w:val="32"/>
+          <w:szCs w:val="32"/>
+        </w:rPr>
+      </w:pPr>
+      <w:r>
+        <w:rPr>
+          <w:b/>
+          <w:bCs/>
+          <w:color w:val="D86DCB" w:themeColor="accent5" w:themeTint="99"/>
+          <w:sz w:val="32"/>
+          <w:szCs w:val="32"/>
+        </w:rPr>
+        <w:t>Avoid unnecessary allocations.</w:t>
+      </w:r>
+    </w:p>
+    <w:p>
+      <w:pPr>
+        <w:jc w:val="both"/>
+        <w:rPr>
+          <w:b/>
+          <w:bCs/>
+          <w:color w:val="D86DCB" w:themeColor="accent5" w:themeTint="99"/>
+          <w:sz w:val="32"/>
+          <w:szCs w:val="32"/>
+        </w:rPr>
+      </w:pPr>
+    </w:p>
+    <w:p>
+      <w:pPr>
+        <w:jc w:val="both"/>
+        <w:rPr>
+          <w:b/>
+          <w:bCs/>
+          <w:color w:val="D86DCB" w:themeColor="accent5" w:themeTint="99"/>
+          <w:sz w:val="32"/>
+          <w:szCs w:val="32"/>
+        </w:rPr>
+      </w:pPr>
+      <w:r>
+        <w:rPr>
+          <w:b/>
+          <w:bCs/>
+          <w:color w:val="D86DCB" w:themeColor="accent5" w:themeTint="99"/>
+          <w:sz w:val="32"/>
+          <w:szCs w:val="32"/>
+        </w:rPr>
+        <w:lastRenderedPageBreak/>
+        <w:t>---</w:t>
+      </w:r>
+    </w:p>
+    <w:p>
+      <w:pPr>
+        <w:jc w:val="both"/>
+        <w:rPr>
+          <w:b/>
+          <w:bCs/>
+          <w:color w:val="D86DCB" w:themeColor="accent5" w:themeTint="99"/>
+          <w:sz w:val="32"/>
+          <w:szCs w:val="32"/>
+        </w:rPr>
+      </w:pPr>
+    </w:p>
+    <w:p>
+      <w:pPr>
+        <w:jc w:val="both"/>
+        <w:rPr>
+          <w:b/>
+          <w:bCs/>
+          <w:color w:val="D86DCB" w:themeColor="accent5" w:themeTint="99"/>
+          <w:sz w:val="32"/>
+          <w:szCs w:val="32"/>
+        </w:rPr>
+      </w:pPr>
+      <w:r>
+        <w:rPr>
+          <w:b/>
+          <w:bCs/>
+          <w:color w:val="D86DCB" w:themeColor="accent5" w:themeTint="99"/>
+          <w:sz w:val="32"/>
+          <w:szCs w:val="32"/>
+        </w:rPr>
+        <w:t>## Error Handling</w:t>
+      </w:r>
+    </w:p>
+    <w:p>
+      <w:pPr>
+        <w:jc w:val="both"/>
+        <w:rPr>
+          <w:b/>
+          <w:bCs/>
+          <w:color w:val="D86DCB" w:themeColor="accent5" w:themeTint="99"/>
+          <w:sz w:val="32"/>
+          <w:szCs w:val="32"/>
+        </w:rPr>
+      </w:pPr>
+    </w:p>
+    <w:p>
+      <w:pPr>
+        <w:jc w:val="both"/>
+        <w:rPr>
+          <w:b/>
+          <w:bCs/>
+          <w:color w:val="D86DCB" w:themeColor="accent5" w:themeTint="99"/>
+          <w:sz w:val="32"/>
+          <w:szCs w:val="32"/>
+        </w:rPr>
+      </w:pPr>
+      <w:r>
+        <w:rPr>
+          <w:b/>
+          <w:bCs/>
+          <w:color w:val="D86DCB" w:themeColor="accent5" w:themeTint="99"/>
+          <w:sz w:val="32"/>
+          <w:szCs w:val="32"/>
+        </w:rPr>
+        <w:t>Never silently ignore exceptions.</w:t>
+      </w:r>
+    </w:p>
+    <w:p>
+      <w:pPr>
+        <w:jc w:val="both"/>
+        <w:rPr>
+          <w:b/>
+          <w:bCs/>
+          <w:color w:val="D86DCB" w:themeColor="accent5" w:themeTint="99"/>
+          <w:sz w:val="32"/>
+          <w:szCs w:val="32"/>
+        </w:rPr>
+      </w:pPr>
+    </w:p>
+    <w:p>
+      <w:pPr>
+        <w:jc w:val="both"/>
+        <w:rPr>
+          <w:b/>
+          <w:bCs/>
+          <w:color w:val="D86DCB" w:themeColor="accent5" w:themeTint="99"/>
+          <w:sz w:val="32"/>
+          <w:szCs w:val="32"/>
+        </w:rPr>
+      </w:pPr>
+      <w:r>
+        <w:rPr>
+          <w:b/>
+          <w:bCs/>
+          <w:color w:val="D86DCB" w:themeColor="accent5" w:themeTint="99"/>
+          <w:sz w:val="32"/>
+          <w:szCs w:val="32"/>
+        </w:rPr>
+        <w:t>Return meaningful failures.</w:t>
+      </w:r>
+    </w:p>
+    <w:p>
+      <w:pPr>
+        <w:jc w:val="both"/>
+        <w:rPr>
+          <w:b/>
+          <w:bCs/>
+          <w:color w:val="D86DCB" w:themeColor="accent5" w:themeTint="99"/>
+          <w:sz w:val="32"/>
+          <w:szCs w:val="32"/>
+        </w:rPr>
+      </w:pPr>
+    </w:p>
+    <w:p>
+      <w:pPr>
+        <w:jc w:val="both"/>
+        <w:rPr>
+          <w:b/>
+          <w:bCs/>
+          <w:color w:val="D86DCB" w:themeColor="accent5" w:themeTint="99"/>
+          <w:sz w:val="32"/>
+          <w:szCs w:val="32"/>
+        </w:rPr>
+      </w:pPr>
+      <w:r>
+        <w:rPr>
+          <w:b/>
+          <w:bCs/>
+          <w:color w:val="D86DCB" w:themeColor="accent5" w:themeTint="99"/>
+          <w:sz w:val="32"/>
+          <w:szCs w:val="32"/>
+        </w:rPr>
+        <w:t>Provide useful logs for debugging.</w:t>
+      </w:r>
+    </w:p>
+    <w:p>
+      <w:pPr>
+        <w:jc w:val="both"/>
+        <w:rPr>
+          <w:b/>
+          <w:bCs/>
+          <w:color w:val="D86DCB" w:themeColor="accent5" w:themeTint="99"/>
+          <w:sz w:val="32"/>
+          <w:szCs w:val="32"/>
+        </w:rPr>
+      </w:pPr>
+    </w:p>
+    <w:p>
+      <w:pPr>
+        <w:jc w:val="both"/>
+        <w:rPr>
+          <w:b/>
+          <w:bCs/>
+          <w:color w:val="D86DCB" w:themeColor="accent5" w:themeTint="99"/>
+          <w:sz w:val="32"/>
+          <w:szCs w:val="32"/>
+        </w:rPr>
+      </w:pPr>
+      <w:r>
+        <w:rPr>
+          <w:b/>
+          <w:bCs/>
+          <w:color w:val="D86DCB" w:themeColor="accent5" w:themeTint="99"/>
+          <w:sz w:val="32"/>
+          <w:szCs w:val="32"/>
+        </w:rPr>
+        <w:t>---</w:t>
+      </w:r>
+    </w:p>
+    <w:p>
+      <w:pPr>
+        <w:jc w:val="both"/>
+        <w:rPr>
+          <w:b/>
+          <w:bCs/>
+          <w:color w:val="D86DCB" w:themeColor="accent5" w:themeTint="99"/>
+          <w:sz w:val="32"/>
+          <w:szCs w:val="32"/>
+        </w:rPr>
+      </w:pPr>
+    </w:p>
+    <w:p>
+      <w:pPr>
+        <w:jc w:val="both"/>
+        <w:rPr>
+          <w:b/>
+          <w:bCs/>
+          <w:color w:val="D86DCB" w:themeColor="accent5" w:themeTint="99"/>
+          <w:sz w:val="32"/>
+          <w:szCs w:val="32"/>
+        </w:rPr>
+      </w:pPr>
+      <w:r>
+        <w:rPr>
+          <w:b/>
+          <w:bCs/>
+          <w:color w:val="D86DCB" w:themeColor="accent5" w:themeTint="99"/>
+          <w:sz w:val="32"/>
+          <w:szCs w:val="32"/>
+        </w:rPr>
+        <w:t>## Testing</w:t>
+      </w:r>
+    </w:p>
+    <w:p>
+      <w:pPr>
+        <w:jc w:val="both"/>
+        <w:rPr>
+          <w:b/>
+          <w:bCs/>
+          <w:color w:val="D86DCB" w:themeColor="accent5" w:themeTint="99"/>
+          <w:sz w:val="32"/>
+          <w:szCs w:val="32"/>
+        </w:rPr>
+      </w:pPr>
+    </w:p>
+    <w:p>
+      <w:pPr>
+        <w:jc w:val="both"/>
+        <w:rPr>
+          <w:b/>
+          <w:bCs/>
+          <w:color w:val="D86DCB" w:themeColor="accent5" w:themeTint="99"/>
+          <w:sz w:val="32"/>
+          <w:szCs w:val="32"/>
+        </w:rPr>
+      </w:pPr>
+      <w:r>
+        <w:rPr>
+          <w:b/>
+          <w:bCs/>
+          <w:color w:val="D86DCB" w:themeColor="accent5" w:themeTint="99"/>
+          <w:sz w:val="32"/>
+          <w:szCs w:val="32"/>
+        </w:rPr>
+        <w:t>Every business logic change should include unit tests.</w:t>
+      </w:r>
+    </w:p>
+    <w:p>
+      <w:pPr>
+        <w:jc w:val="both"/>
+        <w:rPr>
+          <w:b/>
+          <w:bCs/>
+          <w:color w:val="D86DCB" w:themeColor="accent5" w:themeTint="99"/>
+          <w:sz w:val="32"/>
+          <w:szCs w:val="32"/>
+        </w:rPr>
+      </w:pPr>
+    </w:p>
+    <w:p>
+      <w:pPr>
+        <w:jc w:val="both"/>
+        <w:rPr>
+          <w:b/>
+          <w:bCs/>
+          <w:color w:val="D86DCB" w:themeColor="accent5" w:themeTint="99"/>
+          <w:sz w:val="32"/>
+          <w:szCs w:val="32"/>
+        </w:rPr>
+      </w:pPr>
+      <w:r>
+        <w:rPr>
+          <w:b/>
+          <w:bCs/>
+          <w:color w:val="D86DCB" w:themeColor="accent5" w:themeTint="99"/>
+          <w:sz w:val="32"/>
+          <w:szCs w:val="32"/>
+        </w:rPr>
+        <w:t>Important widgets should have widget tests.</w:t>
+      </w:r>
+    </w:p>
+    <w:p>
+      <w:pPr>
+        <w:jc w:val="both"/>
+        <w:rPr>
+          <w:b/>
+          <w:bCs/>
+          <w:color w:val="D86DCB" w:themeColor="accent5" w:themeTint="99"/>
+          <w:sz w:val="32"/>
+          <w:szCs w:val="32"/>
+        </w:rPr>
+      </w:pPr>
+    </w:p>
+    <w:p>
+      <w:pPr>
+        <w:jc w:val="both"/>
+        <w:rPr>
+          <w:b/>
+          <w:bCs/>
+          <w:color w:val="D86DCB" w:themeColor="accent5" w:themeTint="99"/>
+          <w:sz w:val="32"/>
+          <w:szCs w:val="32"/>
+        </w:rPr>
+      </w:pPr>
+      <w:r>
+        <w:rPr>
+          <w:b/>
+          <w:bCs/>
+          <w:color w:val="D86DCB" w:themeColor="accent5" w:themeTint="99"/>
+          <w:sz w:val="32"/>
+          <w:szCs w:val="32"/>
+        </w:rPr>
+        <w:t>Suggest missing edge cases.</w:t>
+      </w:r>
+    </w:p>
+    <w:p>
+      <w:pPr>
+        <w:jc w:val="both"/>
+        <w:rPr>
+          <w:b/>
+          <w:bCs/>
+          <w:color w:val="D86DCB" w:themeColor="accent5" w:themeTint="99"/>
+          <w:sz w:val="32"/>
+          <w:szCs w:val="32"/>
+        </w:rPr>
+      </w:pPr>
+    </w:p>
+    <w:p>
+      <w:pPr>
+        <w:jc w:val="both"/>
+        <w:rPr>
+          <w:b/>
+          <w:bCs/>
+          <w:color w:val="D86DCB" w:themeColor="accent5" w:themeTint="99"/>
+          <w:sz w:val="32"/>
+          <w:szCs w:val="32"/>
+        </w:rPr>
+      </w:pPr>
+      <w:r>
+        <w:rPr>
+          <w:b/>
+          <w:bCs/>
+          <w:color w:val="D86DCB" w:themeColor="accent5" w:themeTint="99"/>
+          <w:sz w:val="32"/>
+          <w:szCs w:val="32"/>
+        </w:rPr>
+        <w:t>---</w:t>
+      </w:r>
+    </w:p>
+    <w:p>
+      <w:pPr>
+        <w:jc w:val="both"/>
+        <w:rPr>
+          <w:b/>
+          <w:bCs/>
+          <w:color w:val="D86DCB" w:themeColor="accent5" w:themeTint="99"/>
+          <w:sz w:val="32"/>
+          <w:szCs w:val="32"/>
+        </w:rPr>
+      </w:pPr>
+    </w:p>
+    <w:p>
+      <w:pPr>
+        <w:jc w:val="both"/>
+        <w:rPr>
+          <w:b/>
+          <w:bCs/>
+          <w:color w:val="D86DCB" w:themeColor="accent5" w:themeTint="99"/>
+          <w:sz w:val="32"/>
+          <w:szCs w:val="32"/>
+        </w:rPr>
+      </w:pPr>
+      <w:r>
+        <w:rPr>
+          <w:b/>
+          <w:bCs/>
+          <w:color w:val="D86DCB" w:themeColor="accent5" w:themeTint="99"/>
+          <w:sz w:val="32"/>
+          <w:szCs w:val="32"/>
+        </w:rPr>
+        <w:t>## Review Priorities</w:t>
+      </w:r>
+    </w:p>
+    <w:p>
+      <w:pPr>
+        <w:jc w:val="both"/>
+        <w:rPr>
+          <w:b/>
+          <w:bCs/>
+          <w:color w:val="D86DCB" w:themeColor="accent5" w:themeTint="99"/>
+          <w:sz w:val="32"/>
+          <w:szCs w:val="32"/>
+        </w:rPr>
+      </w:pPr>
+    </w:p>
+    <w:p>
+      <w:pPr>
+        <w:jc w:val="both"/>
+        <w:rPr>
+          <w:b/>
+          <w:bCs/>
+          <w:color w:val="D86DCB" w:themeColor="accent5" w:themeTint="99"/>
+          <w:sz w:val="32"/>
+          <w:szCs w:val="32"/>
+        </w:rPr>
+      </w:pPr>
+      <w:r>
+        <w:rPr>
+          <w:b/>
+          <w:bCs/>
+          <w:color w:val="D86DCB" w:themeColor="accent5" w:themeTint="99"/>
+          <w:sz w:val="32"/>
+          <w:szCs w:val="32"/>
+        </w:rPr>
+        <w:t>When reviewing code, prioritize:</w:t>
+      </w:r>
+    </w:p>
+    <w:p>
+      <w:pPr>
+        <w:jc w:val="both"/>
+        <w:rPr>
+          <w:b/>
+          <w:bCs/>
+          <w:color w:val="D86DCB" w:themeColor="accent5" w:themeTint="99"/>
+          <w:sz w:val="32"/>
+          <w:szCs w:val="32"/>
+        </w:rPr>
+      </w:pPr>
+    </w:p>
+    <w:p>
+      <w:pPr>
+        <w:jc w:val="both"/>
+        <w:rPr>
+          <w:b/>
+          <w:bCs/>
+          <w:color w:val="D86DCB" w:themeColor="accent5" w:themeTint="99"/>
+          <w:sz w:val="32"/>
+          <w:szCs w:val="32"/>
+        </w:rPr>
+      </w:pPr>
+      <w:r>
+        <w:rPr>
+          <w:b/>
+          <w:bCs/>
+          <w:color w:val="D86DCB" w:themeColor="accent5" w:themeTint="99"/>
+          <w:sz w:val="32"/>
+          <w:szCs w:val="32"/>
+        </w:rPr>
+        <w:t>1. Bugs</w:t>
+      </w:r>
+    </w:p>
+    <w:p>
+      <w:pPr>
+        <w:jc w:val="both"/>
+        <w:rPr>
+          <w:b/>
+          <w:bCs/>
+          <w:color w:val="D86DCB" w:themeColor="accent5" w:themeTint="99"/>
+          <w:sz w:val="32"/>
+          <w:szCs w:val="32"/>
+        </w:rPr>
+      </w:pPr>
+      <w:r>
+        <w:rPr>
+          <w:b/>
+          <w:bCs/>
+          <w:color w:val="D86DCB" w:themeColor="accent5" w:themeTint="99"/>
+          <w:sz w:val="32"/>
+          <w:szCs w:val="32"/>
+        </w:rPr>
+        <w:t>2. Architecture</w:t>
+      </w:r>
+    </w:p>
+    <w:p>
+      <w:pPr>
+        <w:jc w:val="both"/>
+        <w:rPr>
+          <w:b/>
+          <w:bCs/>
+          <w:color w:val="D86DCB" w:themeColor="accent5" w:themeTint="99"/>
+          <w:sz w:val="32"/>
+          <w:szCs w:val="32"/>
+        </w:rPr>
+      </w:pPr>
+      <w:r>
+        <w:rPr>
+          <w:b/>
+          <w:bCs/>
+          <w:color w:val="D86DCB" w:themeColor="accent5" w:themeTint="99"/>
+          <w:sz w:val="32"/>
+          <w:szCs w:val="32"/>
+        </w:rPr>
+        <w:t>3. Performance</w:t>
+      </w:r>
+    </w:p>
+    <w:p>
+      <w:pPr>
+        <w:jc w:val="both"/>
+        <w:rPr>
+          <w:b/>
+          <w:bCs/>
+          <w:color w:val="D86DCB" w:themeColor="accent5" w:themeTint="99"/>
+          <w:sz w:val="32"/>
+          <w:szCs w:val="32"/>
+        </w:rPr>
+      </w:pPr>
+      <w:r>
+        <w:rPr>
+          <w:b/>
+          <w:bCs/>
+          <w:color w:val="D86DCB" w:themeColor="accent5" w:themeTint="99"/>
+          <w:sz w:val="32"/>
+          <w:szCs w:val="32"/>
+        </w:rPr>
+        <w:t>4. Readability</w:t>
+      </w:r>
+    </w:p>
+    <w:p>
+      <w:pPr>
+        <w:jc w:val="both"/>
+        <w:rPr>
+          <w:b/>
+          <w:bCs/>
+          <w:color w:val="D86DCB" w:themeColor="accent5" w:themeTint="99"/>
+          <w:sz w:val="32"/>
+          <w:szCs w:val="32"/>
+        </w:rPr>
+      </w:pPr>
+      <w:r>
+        <w:rPr>
+          <w:b/>
+          <w:bCs/>
+          <w:color w:val="D86DCB" w:themeColor="accent5" w:themeTint="99"/>
+          <w:sz w:val="32"/>
+          <w:szCs w:val="32"/>
+        </w:rPr>
+        <w:t>5. Testability</w:t>
+      </w:r>
+    </w:p>
+    <w:p>
+      <w:pPr>
+        <w:jc w:val="both"/>
+        <w:rPr>
+          <w:b/>
+          <w:bCs/>
+          <w:color w:val="D86DCB" w:themeColor="accent5" w:themeTint="99"/>
+          <w:sz w:val="32"/>
+          <w:szCs w:val="32"/>
+        </w:rPr>
+      </w:pPr>
+    </w:p>
+    <w:p>
+      <w:pPr>
+        <w:jc w:val="both"/>
+        <w:rPr>
+          <w:b/>
+          <w:bCs/>
+          <w:color w:val="D86DCB" w:themeColor="accent5" w:themeTint="99"/>
+          <w:sz w:val="32"/>
+          <w:szCs w:val="32"/>
+        </w:rPr>
+      </w:pPr>
+      <w:r>
+        <w:rPr>
+          <w:b/>
+          <w:bCs/>
+          <w:color w:val="D86DCB" w:themeColor="accent5" w:themeTint="99"/>
+          <w:sz w:val="32"/>
+          <w:szCs w:val="32"/>
+        </w:rPr>
+        <w:t>Ignore formatting unless requested.</w:t>
+      </w:r>
+    </w:p>
+    <w:p>
+      <w:pPr>
+        <w:jc w:val="both"/>
+        <w:rPr>
+          <w:b/>
+          <w:bCs/>
+          <w:color w:val="D86DCB" w:themeColor="accent5" w:themeTint="99"/>
+          <w:sz w:val="32"/>
+          <w:szCs w:val="32"/>
+        </w:rPr>
+      </w:pPr>
+    </w:p>
+    <w:p>
+      <w:pPr>
+        <w:jc w:val="both"/>
+        <w:rPr>
+          <w:b/>
+          <w:bCs/>
+          <w:color w:val="D86DCB" w:themeColor="accent5" w:themeTint="99"/>
+          <w:sz w:val="32"/>
+          <w:szCs w:val="32"/>
+        </w:rPr>
+      </w:pPr>
+      <w:r>
+        <w:rPr>
+          <w:b/>
+          <w:bCs/>
+          <w:color w:val="D86DCB" w:themeColor="accent5" w:themeTint="99"/>
+          <w:sz w:val="32"/>
+          <w:szCs w:val="32"/>
+        </w:rPr>
+        <w:t>---</w:t>
+      </w:r>
+    </w:p>
+    <w:p>
+      <w:pPr>
+        <w:jc w:val="both"/>
+        <w:rPr>
+          <w:b/>
+          <w:bCs/>
+          <w:color w:val="D86DCB" w:themeColor="accent5" w:themeTint="99"/>
+          <w:sz w:val="32"/>
+          <w:szCs w:val="32"/>
+        </w:rPr>
+      </w:pPr>
+    </w:p>
+    <w:p>
+      <w:pPr>
+        <w:jc w:val="both"/>
+        <w:rPr>
+          <w:b/>
+          <w:bCs/>
+          <w:color w:val="D86DCB" w:themeColor="accent5" w:themeTint="99"/>
+          <w:sz w:val="32"/>
+          <w:szCs w:val="32"/>
+        </w:rPr>
+      </w:pPr>
+      <w:r>
+        <w:rPr>
+          <w:b/>
+          <w:bCs/>
+          <w:color w:val="D86DCB" w:themeColor="accent5" w:themeTint="99"/>
+          <w:sz w:val="32"/>
+          <w:szCs w:val="32"/>
+        </w:rPr>
+        <w:t>## Commands</w:t>
+      </w:r>
+    </w:p>
+    <w:p>
+      <w:pPr>
+        <w:jc w:val="both"/>
+        <w:rPr>
+          <w:b/>
+          <w:bCs/>
+          <w:color w:val="D86DCB" w:themeColor="accent5" w:themeTint="99"/>
+          <w:sz w:val="32"/>
+          <w:szCs w:val="32"/>
+        </w:rPr>
+      </w:pPr>
+    </w:p>
+    <w:p>
+      <w:pPr>
+        <w:jc w:val="both"/>
+        <w:rPr>
+          <w:b/>
+          <w:bCs/>
+          <w:color w:val="D86DCB" w:themeColor="accent5" w:themeTint="99"/>
+          <w:sz w:val="32"/>
+          <w:szCs w:val="32"/>
+        </w:rPr>
+      </w:pPr>
+      <w:r>
+        <w:rPr>
+          <w:b/>
+          <w:bCs/>
+          <w:color w:val="D86DCB" w:themeColor="accent5" w:themeTint="99"/>
+          <w:sz w:val="32"/>
+          <w:szCs w:val="32"/>
+        </w:rPr>
+        <w:t>flutter analyze</w:t>
+      </w:r>
+    </w:p>
+    <w:p>
+      <w:pPr>
+        <w:jc w:val="both"/>
+        <w:rPr>
+          <w:b/>
+          <w:bCs/>
+          <w:color w:val="D86DCB" w:themeColor="accent5" w:themeTint="99"/>
+          <w:sz w:val="32"/>
+          <w:szCs w:val="32"/>
+        </w:rPr>
+      </w:pPr>
+    </w:p>
+    <w:p>
+      <w:pPr>
+        <w:jc w:val="both"/>
+        <w:rPr>
+          <w:b/>
+          <w:bCs/>
+          <w:color w:val="D86DCB" w:themeColor="accent5" w:themeTint="99"/>
+          <w:sz w:val="32"/>
+          <w:szCs w:val="32"/>
+        </w:rPr>
+      </w:pPr>
+      <w:r>
+        <w:rPr>
+          <w:b/>
+          <w:bCs/>
+          <w:color w:val="D86DCB" w:themeColor="accent5" w:themeTint="99"/>
+          <w:sz w:val="32"/>
+          <w:szCs w:val="32"/>
+        </w:rPr>
+        <w:t>flutter test</w:t>
+      </w:r>
+    </w:p>
+    <w:p>
+      <w:pPr>
+        <w:jc w:val="both"/>
+        <w:rPr>
+          <w:b/>
+          <w:bCs/>
+          <w:color w:val="D86DCB" w:themeColor="accent5" w:themeTint="99"/>
+          <w:sz w:val="32"/>
+          <w:szCs w:val="32"/>
+        </w:rPr>
+      </w:pPr>
+    </w:p>
+    <w:p>
+      <w:pPr>
+        <w:jc w:val="both"/>
+        <w:rPr>
+          <w:b/>
+          <w:bCs/>
+          <w:color w:val="D86DCB" w:themeColor="accent5" w:themeTint="99"/>
+          <w:sz w:val="32"/>
+          <w:szCs w:val="32"/>
+        </w:rPr>
+      </w:pPr>
+      <w:r>
+        <w:rPr>
+          <w:b/>
+          <w:bCs/>
+          <w:color w:val="D86DCB" w:themeColor="accent5" w:themeTint="99"/>
+          <w:sz w:val="32"/>
+          <w:szCs w:val="32"/>
+        </w:rPr>
+        <w:t>dart format .</w:t>
+      </w:r>
+    </w:p>
+    <w:p>
+      <w:pPr>
+        <w:jc w:val="both"/>
+        <w:rPr>
+          <w:b/>
+          <w:bCs/>
+          <w:color w:val="D86DCB" w:themeColor="accent5" w:themeTint="99"/>
+          <w:sz w:val="32"/>
+          <w:szCs w:val="32"/>
+        </w:rPr>
+      </w:pPr>
+    </w:p>
+    <w:p>
+      <w:pPr>
+        <w:jc w:val="both"/>
+        <w:rPr>
+          <w:b/>
+          <w:bCs/>
+          <w:color w:val="D86DCB" w:themeColor="accent5" w:themeTint="99"/>
+          <w:sz w:val="32"/>
+          <w:szCs w:val="32"/>
+        </w:rPr>
+      </w:pPr>
+      <w:r>
+        <w:rPr>
+          <w:b/>
+          <w:bCs/>
+          <w:color w:val="D86DCB" w:themeColor="accent5" w:themeTint="99"/>
+          <w:sz w:val="32"/>
+          <w:szCs w:val="32"/>
+        </w:rPr>
+        <w:t>---</w:t>
+      </w:r>
+    </w:p>
+    <w:p>
+      <w:pPr>
+        <w:jc w:val="both"/>
+        <w:rPr>
+          <w:b/>
+          <w:bCs/>
+          <w:color w:val="D86DCB" w:themeColor="accent5" w:themeTint="99"/>
+          <w:sz w:val="32"/>
+          <w:szCs w:val="32"/>
+        </w:rPr>
+      </w:pPr>
+    </w:p>
+    <w:p>
+      <w:pPr>
+        <w:jc w:val="both"/>
+        <w:rPr>
+          <w:b/>
+          <w:bCs/>
+          <w:color w:val="D86DCB" w:themeColor="accent5" w:themeTint="99"/>
+          <w:sz w:val="32"/>
+          <w:szCs w:val="32"/>
+        </w:rPr>
+      </w:pPr>
+      <w:r>
+        <w:rPr>
+          <w:b/>
+          <w:bCs/>
+          <w:color w:val="D86DCB" w:themeColor="accent5" w:themeTint="99"/>
+          <w:sz w:val="32"/>
+          <w:szCs w:val="32"/>
+        </w:rPr>
+        <w:lastRenderedPageBreak/>
+        <w:t>## Git Workflow</w:t>
+      </w:r>
+    </w:p>
+    <w:p>
+      <w:pPr>
+        <w:jc w:val="both"/>
+        <w:rPr>
+          <w:b/>
+          <w:bCs/>
+          <w:color w:val="D86DCB" w:themeColor="accent5" w:themeTint="99"/>
+          <w:sz w:val="32"/>
+          <w:szCs w:val="32"/>
+        </w:rPr>
+      </w:pPr>
+    </w:p>
+    <w:p>
+      <w:pPr>
+        <w:jc w:val="both"/>
+        <w:rPr>
+          <w:b/>
+          <w:bCs/>
+          <w:color w:val="D86DCB" w:themeColor="accent5" w:themeTint="99"/>
+          <w:sz w:val="32"/>
+          <w:szCs w:val="32"/>
+        </w:rPr>
+      </w:pPr>
+      <w:r>
+        <w:rPr>
+          <w:b/>
+          <w:bCs/>
+          <w:color w:val="D86DCB" w:themeColor="accent5" w:themeTint="99"/>
+          <w:sz w:val="32"/>
+          <w:szCs w:val="32"/>
+        </w:rPr>
+        <w:t>Never modify Git history.</w:t>
+      </w:r>
+    </w:p>
+    <w:p>
+      <w:pPr>
+        <w:jc w:val="both"/>
+        <w:rPr>
+          <w:b/>
+          <w:bCs/>
+          <w:color w:val="D86DCB" w:themeColor="accent5" w:themeTint="99"/>
+          <w:sz w:val="32"/>
+          <w:szCs w:val="32"/>
+        </w:rPr>
+      </w:pPr>
+    </w:p>
+    <w:p>
+      <w:pPr>
+        <w:jc w:val="both"/>
+        <w:rPr>
+          <w:b/>
+          <w:bCs/>
+          <w:color w:val="D86DCB" w:themeColor="accent5" w:themeTint="99"/>
+          <w:sz w:val="32"/>
+          <w:szCs w:val="32"/>
+        </w:rPr>
+      </w:pPr>
+      <w:r>
+        <w:rPr>
+          <w:b/>
+          <w:bCs/>
+          <w:color w:val="D86DCB" w:themeColor="accent5" w:themeTint="99"/>
+          <w:sz w:val="32"/>
+          <w:szCs w:val="32"/>
+        </w:rPr>
+        <w:t>Never commit automatically.</w:t>
+      </w:r>
+    </w:p>
+    <w:p>
+      <w:pPr>
+        <w:jc w:val="both"/>
+        <w:rPr>
+          <w:b/>
+          <w:bCs/>
+          <w:color w:val="D86DCB" w:themeColor="accent5" w:themeTint="99"/>
+          <w:sz w:val="32"/>
+          <w:szCs w:val="32"/>
+        </w:rPr>
+      </w:pPr>
+    </w:p>
+    <w:p>
+      <w:pPr>
+        <w:jc w:val="both"/>
+        <w:rPr>
+          <w:color w:val="D86DCB" w:themeColor="accent5" w:themeTint="99"/>
+          <w:sz w:val="32"/>
+          <w:szCs w:val="32"/>
+        </w:rPr>
+      </w:pPr>
+      <w:r>
+        <w:rPr>
+          <w:b/>
+          <w:bCs/>
+          <w:color w:val="D86DCB" w:themeColor="accent5" w:themeTint="99"/>
+          <w:sz w:val="32"/>
+          <w:szCs w:val="32"/>
+        </w:rPr>
+        <w:t>Ask before destructive actions.</w:t>
+      </w:r>
+    </w:p>
+    <w:p>
+      <w:pPr>
+        <w:jc w:val="both"/>
+        <w:rPr>
+          <w:sz w:val="32"/>
+          <w:szCs w:val="32"/>
+        </w:rPr>
+      </w:pPr>
+      <w:r>
+        <w:rPr>
+          <w:b/>
+          <w:bCs/>
+          <w:sz w:val="32"/>
+          <w:szCs w:val="32"/>
+        </w:rPr>
+        <w:t>NOTE</w:t>
+      </w:r>
+      <w:r>
+        <w:rPr>
+          <w:sz w:val="32"/>
+          <w:szCs w:val="32"/>
+        </w:rPr>
+        <w:t xml:space="preserve">: Always use a </w:t>
+      </w:r>
+      <w:r>
+        <w:rPr>
+          <w:b/>
+          <w:bCs/>
+          <w:sz w:val="32"/>
+          <w:szCs w:val="32"/>
+        </w:rPr>
+        <w:t>AGENTS.md</w:t>
+      </w:r>
+      <w:r>
+        <w:rPr>
+          <w:sz w:val="32"/>
+          <w:szCs w:val="32"/>
+        </w:rPr>
+        <w:t xml:space="preserve"> file before working with an AI Agent to give it constraints, rules, guidelines and much more.</w:t>
+      </w:r>
+    </w:p>
+    <w:p>
+      <w:pPr>
+        <w:jc w:val="both"/>
+        <w:rPr>
+          <w:sz w:val="32"/>
+          <w:szCs w:val="32"/>
+        </w:rPr>
+      </w:pPr>
+    </w:p>
+    <w:p>
+      <w:pPr>
+        <w:jc w:val="center"/>
+        <w:rPr>
+          <w:sz w:val="32"/>
+          <w:szCs w:val="32"/>
+        </w:rPr>
+      </w:pPr>
+      <w:r>
+        <w:rPr>
+          <w:sz w:val="32"/>
+          <w:szCs w:val="32"/>
+        </w:rPr>
+        <w:t>Break</w:t>
+      </w:r>
+    </w:p>
+    <w:p>
+      <w:pPr>
+        <w:jc w:val="both"/>
+        <w:rPr>
+          <w:sz w:val="32"/>
+          <w:szCs w:val="32"/>
+        </w:rPr>
+      </w:pPr>
+    </w:p>
+    <w:p>
+      <w:pPr>
+        <w:jc w:val="both"/>
+        <w:rPr>
+          <w:b/>
+          <w:bCs/>
+          <w:sz w:val="32"/>
+          <w:szCs w:val="32"/>
+        </w:rPr>
+      </w:pPr>
+      <w:r>
+        <w:rPr>
+          <w:b/>
+          <w:bCs/>
+          <w:sz w:val="32"/>
+          <w:szCs w:val="32"/>
+        </w:rPr>
+        <w:t>Building Custom Skills (SKILL.md):</w:t>
+      </w:r>
+    </w:p>
+    <w:p>
+      <w:pPr>
+        <w:jc w:val="both"/>
+        <w:rPr>
+          <w:sz w:val="32"/>
+          <w:szCs w:val="32"/>
+        </w:rPr>
+      </w:pPr>
+      <w:r>
+        <w:rPr>
+          <w:sz w:val="32"/>
+          <w:szCs w:val="32"/>
+        </w:rPr>
+        <w:t xml:space="preserve"># Think of </w:t>
+      </w:r>
+      <w:r>
+        <w:rPr>
+          <w:b/>
+          <w:bCs/>
+          <w:sz w:val="32"/>
+          <w:szCs w:val="32"/>
+        </w:rPr>
+        <w:t>AGENTS.md</w:t>
+      </w:r>
+      <w:r>
+        <w:rPr>
+          <w:sz w:val="32"/>
+          <w:szCs w:val="32"/>
+        </w:rPr>
+        <w:t xml:space="preserve"> as “How should </w:t>
+      </w:r>
+      <w:r>
+        <w:rPr>
+          <w:sz w:val="32"/>
+          <w:szCs w:val="32"/>
+        </w:rPr>
+        <w:t>AI Agents</w:t>
+      </w:r>
+      <w:r>
+        <w:rPr>
+          <w:sz w:val="32"/>
+          <w:szCs w:val="32"/>
+        </w:rPr>
+        <w:t xml:space="preserve"> behave in this project?”</w:t>
+      </w:r>
+    </w:p>
+    <w:p>
+      <w:pPr>
+        <w:jc w:val="both"/>
+        <w:rPr>
+          <w:sz w:val="32"/>
+          <w:szCs w:val="32"/>
+        </w:rPr>
+      </w:pPr>
+      <w:r>
+        <w:rPr>
+          <w:sz w:val="32"/>
+          <w:szCs w:val="32"/>
+        </w:rPr>
+        <w:t># It applies to the entire repository. Examples:</w:t>
+      </w:r>
+    </w:p>
+    <w:p>
+      <w:pPr>
+        <w:pStyle w:val="ListParagraph"/>
+        <w:numPr>
+          <w:ilvl w:val="0"/>
+          <w:numId w:val="6"/>
+        </w:numPr>
+        <w:jc w:val="both"/>
+        <w:rPr>
+          <w:sz w:val="32"/>
+          <w:szCs w:val="32"/>
+        </w:rPr>
+      </w:pPr>
+      <w:r>
+        <w:rPr>
+          <w:sz w:val="32"/>
+          <w:szCs w:val="32"/>
+        </w:rPr>
+        <w:t>Clean Architecture</w:t>
+      </w:r>
+    </w:p>
+    <w:p>
+      <w:pPr>
+        <w:pStyle w:val="ListParagraph"/>
+        <w:numPr>
+          <w:ilvl w:val="0"/>
+          <w:numId w:val="6"/>
+        </w:numPr>
+        <w:jc w:val="both"/>
+        <w:rPr>
+          <w:b/>
+          <w:bCs/>
+          <w:sz w:val="32"/>
+          <w:szCs w:val="32"/>
+        </w:rPr>
+      </w:pPr>
+      <w:proofErr w:type="spellStart"/>
+      <w:r>
+        <w:rPr>
+          <w:b/>
+          <w:bCs/>
+          <w:sz w:val="32"/>
+          <w:szCs w:val="32"/>
+        </w:rPr>
+        <w:t>Riverpod</w:t>
+      </w:r>
+      <w:proofErr w:type="spellEnd"/>
+    </w:p>
+    <w:p>
+      <w:pPr>
+        <w:pStyle w:val="ListParagraph"/>
+        <w:numPr>
+          <w:ilvl w:val="0"/>
+          <w:numId w:val="6"/>
+        </w:numPr>
+        <w:jc w:val="both"/>
+        <w:rPr>
+          <w:sz w:val="32"/>
+          <w:szCs w:val="32"/>
+        </w:rPr>
+      </w:pPr>
+      <w:r>
+        <w:rPr>
+          <w:b/>
+          <w:bCs/>
+          <w:sz w:val="32"/>
+          <w:szCs w:val="32"/>
+        </w:rPr>
+        <w:t>Flutter</w:t>
+      </w:r>
+      <w:r>
+        <w:rPr>
+          <w:sz w:val="32"/>
+          <w:szCs w:val="32"/>
+        </w:rPr>
+        <w:t xml:space="preserve"> commands</w:t>
+      </w:r>
+    </w:p>
+    <w:p>
+      <w:pPr>
+        <w:pStyle w:val="ListParagraph"/>
+        <w:numPr>
+          <w:ilvl w:val="0"/>
+          <w:numId w:val="6"/>
+        </w:numPr>
+        <w:jc w:val="both"/>
+        <w:rPr>
+          <w:sz w:val="32"/>
+          <w:szCs w:val="32"/>
+        </w:rPr>
+      </w:pPr>
+      <w:r>
+        <w:rPr>
+          <w:sz w:val="32"/>
+          <w:szCs w:val="32"/>
+        </w:rPr>
+        <w:t>Coding standards</w:t>
+      </w:r>
+    </w:p>
+    <w:p>
+      <w:pPr>
+        <w:jc w:val="both"/>
+        <w:rPr>
+          <w:sz w:val="32"/>
+          <w:szCs w:val="32"/>
+        </w:rPr>
+      </w:pPr>
+      <w:r>
+        <w:rPr>
+          <w:sz w:val="32"/>
+          <w:szCs w:val="32"/>
+        </w:rPr>
+        <w:t xml:space="preserve"># Think of </w:t>
+      </w:r>
+      <w:r>
+        <w:rPr>
+          <w:b/>
+          <w:bCs/>
+          <w:sz w:val="32"/>
+          <w:szCs w:val="32"/>
+        </w:rPr>
+        <w:t>SKILL.md</w:t>
+      </w:r>
+      <w:r>
+        <w:rPr>
+          <w:sz w:val="32"/>
+          <w:szCs w:val="32"/>
+        </w:rPr>
+        <w:t xml:space="preserve"> as “How do I perform this specific task?”. Each skill is focused on one repeatable workflow. Examples:</w:t>
+      </w:r>
+    </w:p>
+    <w:p>
+      <w:pPr>
+        <w:pStyle w:val="ListParagraph"/>
+        <w:numPr>
+          <w:ilvl w:val="0"/>
+          <w:numId w:val="7"/>
+        </w:numPr>
+        <w:jc w:val="both"/>
+        <w:rPr>
+          <w:sz w:val="32"/>
+          <w:szCs w:val="32"/>
+        </w:rPr>
+      </w:pPr>
+      <w:r>
+        <w:rPr>
+          <w:sz w:val="32"/>
+          <w:szCs w:val="32"/>
+        </w:rPr>
+        <w:t>Architecture review</w:t>
+      </w:r>
+    </w:p>
+    <w:p>
+      <w:pPr>
+        <w:pStyle w:val="ListParagraph"/>
+        <w:numPr>
+          <w:ilvl w:val="0"/>
+          <w:numId w:val="7"/>
+        </w:numPr>
+        <w:jc w:val="both"/>
+        <w:rPr>
+          <w:sz w:val="32"/>
+          <w:szCs w:val="32"/>
+        </w:rPr>
+      </w:pPr>
+      <w:r>
+        <w:rPr>
+          <w:sz w:val="32"/>
+          <w:szCs w:val="32"/>
+        </w:rPr>
+        <w:t>Widget refactoring</w:t>
+      </w:r>
+    </w:p>
+    <w:p>
+      <w:pPr>
+        <w:pStyle w:val="ListParagraph"/>
+        <w:numPr>
+          <w:ilvl w:val="0"/>
+          <w:numId w:val="7"/>
+        </w:numPr>
+        <w:jc w:val="both"/>
+        <w:rPr>
+          <w:sz w:val="32"/>
+          <w:szCs w:val="32"/>
+        </w:rPr>
+      </w:pPr>
+      <w:r>
+        <w:rPr>
+          <w:sz w:val="32"/>
+          <w:szCs w:val="32"/>
+        </w:rPr>
+        <w:lastRenderedPageBreak/>
+        <w:t>Performance audit</w:t>
+      </w:r>
+    </w:p>
+    <w:p>
+      <w:pPr>
+        <w:pStyle w:val="ListParagraph"/>
+        <w:numPr>
+          <w:ilvl w:val="0"/>
+          <w:numId w:val="7"/>
+        </w:numPr>
+        <w:jc w:val="both"/>
+        <w:rPr>
+          <w:sz w:val="32"/>
+          <w:szCs w:val="32"/>
+        </w:rPr>
+      </w:pPr>
+      <w:r>
+        <w:rPr>
+          <w:sz w:val="32"/>
+          <w:szCs w:val="32"/>
+        </w:rPr>
+        <w:t>Test generation</w:t>
+      </w:r>
+    </w:p>
+    <w:p>
+      <w:pPr>
+        <w:pStyle w:val="ListParagraph"/>
+        <w:numPr>
+          <w:ilvl w:val="0"/>
+          <w:numId w:val="7"/>
+        </w:numPr>
+        <w:jc w:val="both"/>
+        <w:rPr>
+          <w:sz w:val="32"/>
+          <w:szCs w:val="32"/>
+        </w:rPr>
+      </w:pPr>
+      <w:r>
+        <w:rPr>
+          <w:b/>
+          <w:bCs/>
+          <w:sz w:val="32"/>
+          <w:szCs w:val="32"/>
+        </w:rPr>
+        <w:t>Firebase</w:t>
+      </w:r>
+      <w:r>
+        <w:rPr>
+          <w:sz w:val="32"/>
+          <w:szCs w:val="32"/>
+        </w:rPr>
+        <w:t xml:space="preserve"> security review</w:t>
+      </w:r>
+    </w:p>
+    <w:p>
+      <w:pPr>
+        <w:jc w:val="both"/>
+        <w:rPr>
+          <w:sz w:val="32"/>
+          <w:szCs w:val="32"/>
+        </w:rPr>
+      </w:pPr>
+    </w:p>
+    <w:p>
+      <w:pPr>
+        <w:jc w:val="both"/>
+        <w:rPr>
+          <w:sz w:val="32"/>
+          <w:szCs w:val="32"/>
+        </w:rPr>
+      </w:pPr>
+      <w:r>
+        <w:rPr>
+          <w:sz w:val="32"/>
+          <w:szCs w:val="32"/>
+        </w:rPr>
+        <w:t>Mental Model:</w:t>
+      </w:r>
+    </w:p>
+    <w:p>
+      <w:pPr>
+        <w:jc w:val="both"/>
+        <w:rPr>
+          <w:sz w:val="32"/>
+          <w:szCs w:val="32"/>
+        </w:rPr>
+      </w:pPr>
+      <w:r>
+        <w:rPr>
+          <w:sz w:val="32"/>
+          <w:szCs w:val="32"/>
+        </w:rPr>
+        <w:t xml:space="preserve"># </w:t>
+      </w:r>
+      <w:r>
+        <w:rPr>
+          <w:sz w:val="32"/>
+          <w:szCs w:val="32"/>
+        </w:rPr>
+        <w:t>Each skill is a separate folder</w:t>
+      </w:r>
+      <w:r>
+        <w:rPr>
+          <w:sz w:val="32"/>
+          <w:szCs w:val="32"/>
+        </w:rPr>
+        <w:t xml:space="preserve"> (</w:t>
+      </w:r>
+      <w:r>
+        <w:rPr>
+          <w:b/>
+          <w:bCs/>
+          <w:sz w:val="32"/>
+          <w:szCs w:val="32"/>
+        </w:rPr>
+        <w:t>architecture-review</w:t>
+      </w:r>
+      <w:r>
+        <w:rPr>
+          <w:b/>
+          <w:bCs/>
+          <w:sz w:val="32"/>
+          <w:szCs w:val="32"/>
+        </w:rPr>
+        <w:t>/…</w:t>
+      </w:r>
+      <w:r>
+        <w:rPr>
+          <w:sz w:val="32"/>
+          <w:szCs w:val="32"/>
+        </w:rPr>
+        <w:t>)</w:t>
+      </w:r>
+      <w:r>
+        <w:rPr>
+          <w:sz w:val="32"/>
+          <w:szCs w:val="32"/>
+        </w:rPr>
+        <w:t xml:space="preserve"> with its own </w:t>
+      </w:r>
+      <w:r>
+        <w:rPr>
+          <w:b/>
+          <w:bCs/>
+          <w:sz w:val="32"/>
+          <w:szCs w:val="32"/>
+        </w:rPr>
+        <w:t>SKILL.md</w:t>
+      </w:r>
+      <w:r>
+        <w:rPr>
+          <w:b/>
+          <w:bCs/>
+          <w:sz w:val="32"/>
+          <w:szCs w:val="32"/>
+        </w:rPr>
+        <w:t xml:space="preserve"> </w:t>
+      </w:r>
+      <w:r>
+        <w:rPr>
+          <w:sz w:val="32"/>
+          <w:szCs w:val="32"/>
+        </w:rPr>
+        <w:t>and the folders name is the skill NAME</w:t>
+      </w:r>
+      <w:r>
+        <w:rPr>
+          <w:sz w:val="32"/>
+          <w:szCs w:val="32"/>
+        </w:rPr>
+        <w:t xml:space="preserve">. Codex discovers skills from </w:t>
+      </w:r>
+      <w:r>
+        <w:rPr>
+          <w:sz w:val="32"/>
+          <w:szCs w:val="32"/>
+        </w:rPr>
+        <w:t>installed AI agents file</w:t>
+      </w:r>
+      <w:r>
+        <w:rPr>
+          <w:sz w:val="32"/>
+          <w:szCs w:val="32"/>
+        </w:rPr>
+        <w:t xml:space="preserve"> (</w:t>
+      </w:r>
+      <w:r>
+        <w:rPr>
+          <w:b/>
+          <w:bCs/>
+          <w:sz w:val="32"/>
+          <w:szCs w:val="32"/>
+        </w:rPr>
+        <w:t>~/.codex/skills/</w:t>
+      </w:r>
+      <w:r>
+        <w:rPr>
+          <w:sz w:val="32"/>
+          <w:szCs w:val="32"/>
+        </w:rPr>
+        <w:t>) or project</w:t>
+      </w:r>
+      <w:r>
+        <w:rPr>
+          <w:sz w:val="32"/>
+          <w:szCs w:val="32"/>
+        </w:rPr>
+        <w:t xml:space="preserve"> level file</w:t>
+      </w:r>
+      <w:r>
+        <w:rPr>
+          <w:sz w:val="32"/>
+          <w:szCs w:val="32"/>
+        </w:rPr>
+        <w:t xml:space="preserve"> (</w:t>
+      </w:r>
+      <w:r>
+        <w:rPr>
+          <w:b/>
+          <w:bCs/>
+          <w:sz w:val="32"/>
+          <w:szCs w:val="32"/>
+        </w:rPr>
+        <w:t>.codex/skills/</w:t>
+      </w:r>
+      <w:r>
+        <w:rPr>
+          <w:sz w:val="32"/>
+          <w:szCs w:val="32"/>
+        </w:rPr>
+        <w:t>) skill directories.</w:t>
+      </w:r>
+    </w:p>
+    <w:p>
+      <w:pPr>
+        <w:jc w:val="both"/>
+        <w:rPr>
+          <w:b/>
+          <w:bCs/>
+          <w:sz w:val="28"/>
+          <w:szCs w:val="28"/>
+        </w:rPr>
+      </w:pPr>
+      <w:r>
+        <w:rPr>
+          <w:b/>
+          <w:bCs/>
+          <w:sz w:val="28"/>
+          <w:szCs w:val="28"/>
+        </w:rPr>
+        <w:t>Repository</w:t>
+      </w:r>
+    </w:p>
+    <w:p>
+      <w:pPr>
+        <w:jc w:val="both"/>
+        <w:rPr>
+          <w:b/>
+          <w:bCs/>
+          <w:sz w:val="28"/>
+          <w:szCs w:val="28"/>
+        </w:rPr>
+      </w:pPr>
+      <w:r>
+        <w:rPr>
+          <w:b/>
+          <w:bCs/>
+          <w:sz w:val="28"/>
+          <w:szCs w:val="28"/>
+        </w:rPr>
+        <w:t>│</w:t>
+      </w:r>
+    </w:p>
+    <w:p>
+      <w:pPr>
+        <w:jc w:val="both"/>
+        <w:rPr>
+          <w:b/>
+          <w:bCs/>
+          <w:sz w:val="28"/>
+          <w:szCs w:val="28"/>
+        </w:rPr>
+      </w:pPr>
+      <w:r>
+        <w:rPr>
+          <w:rFonts w:ascii="Arial" w:hAnsi="Arial" w:cs="Arial"/>
+          <w:b/>
+          <w:bCs/>
+          <w:sz w:val="28"/>
+          <w:szCs w:val="28"/>
+        </w:rPr>
+        <w:t>├</w:t>
+      </w:r>
+      <w:r>
+        <w:rPr>
+          <w:rFonts w:ascii="Aptos" w:hAnsi="Aptos" w:cs="Aptos"/>
+          <w:b/>
+          <w:bCs/>
+          <w:sz w:val="28"/>
+          <w:szCs w:val="28"/>
+        </w:rPr>
+        <w:t>──</w:t>
+      </w:r>
+      <w:r>
+        <w:rPr>
+          <w:b/>
+          <w:bCs/>
+          <w:sz w:val="28"/>
+          <w:szCs w:val="28"/>
+        </w:rPr>
+        <w:t xml:space="preserve"> AGENTS.md</w:t>
+      </w:r>
+    </w:p>
+    <w:p>
+      <w:pPr>
+        <w:jc w:val="both"/>
+        <w:rPr>
+          <w:b/>
+          <w:bCs/>
+          <w:sz w:val="28"/>
+          <w:szCs w:val="28"/>
+        </w:rPr>
+      </w:pPr>
+      <w:r>
+        <w:rPr>
+          <w:b/>
+          <w:bCs/>
+          <w:sz w:val="28"/>
+          <w:szCs w:val="28"/>
+        </w:rPr>
+        <w:t>│</w:t>
+      </w:r>
+    </w:p>
+    <w:p>
+      <w:pPr>
+        <w:jc w:val="both"/>
+        <w:rPr>
+          <w:b/>
+          <w:bCs/>
+          <w:sz w:val="28"/>
+          <w:szCs w:val="28"/>
+        </w:rPr>
+      </w:pPr>
+      <w:r>
+        <w:rPr>
+          <w:b/>
+          <w:bCs/>
+          <w:sz w:val="28"/>
+          <w:szCs w:val="28"/>
+        </w:rPr>
+        <w:t>└── .codex/</w:t>
+      </w:r>
+    </w:p>
+    <w:p>
+      <w:pPr>
+        <w:jc w:val="both"/>
+        <w:rPr>
+          <w:b/>
+          <w:bCs/>
+          <w:sz w:val="28"/>
+          <w:szCs w:val="28"/>
+        </w:rPr>
+      </w:pPr>
+      <w:r>
+        <w:rPr>
+          <w:b/>
+          <w:bCs/>
+          <w:sz w:val="28"/>
+          <w:szCs w:val="28"/>
+        </w:rPr>
+        <w:t xml:space="preserve">     └── skills/</w:t>
+      </w:r>
+    </w:p>
+    <w:p>
+      <w:pPr>
+        <w:jc w:val="both"/>
+        <w:rPr>
+          <w:b/>
+          <w:bCs/>
+          <w:sz w:val="28"/>
+          <w:szCs w:val="28"/>
+        </w:rPr>
+      </w:pPr>
+      <w:r>
+        <w:rPr>
+          <w:b/>
+          <w:bCs/>
+          <w:sz w:val="28"/>
+          <w:szCs w:val="28"/>
+        </w:rPr>
+        <w:t xml:space="preserve">          </w:t>
+      </w:r>
+      <w:r>
+        <w:rPr>
+          <w:rFonts w:ascii="Arial" w:hAnsi="Arial" w:cs="Arial"/>
+          <w:b/>
+          <w:bCs/>
+          <w:sz w:val="28"/>
+          <w:szCs w:val="28"/>
+        </w:rPr>
+        <w:t>├</w:t>
+      </w:r>
+      <w:r>
+        <w:rPr>
+          <w:rFonts w:ascii="Aptos" w:hAnsi="Aptos" w:cs="Aptos"/>
+          <w:b/>
+          <w:bCs/>
+          <w:sz w:val="28"/>
+          <w:szCs w:val="28"/>
+        </w:rPr>
+        <w:t>──</w:t>
+      </w:r>
+      <w:r>
+        <w:rPr>
+          <w:b/>
+          <w:bCs/>
+          <w:sz w:val="28"/>
+          <w:szCs w:val="28"/>
+        </w:rPr>
+        <w:t xml:space="preserve"> architecture-review/</w:t>
+      </w:r>
+    </w:p>
+    <w:p>
+      <w:pPr>
+        <w:jc w:val="both"/>
+        <w:rPr>
+          <w:b/>
+          <w:bCs/>
+          <w:sz w:val="28"/>
+          <w:szCs w:val="28"/>
+        </w:rPr>
+      </w:pPr>
+      <w:r>
+        <w:rPr>
+          <w:b/>
+          <w:bCs/>
+          <w:sz w:val="28"/>
+          <w:szCs w:val="28"/>
+        </w:rPr>
+        <w:t xml:space="preserve">          │      SKILL.md</w:t>
+      </w:r>
+    </w:p>
+    <w:p>
+      <w:pPr>
+        <w:jc w:val="both"/>
+        <w:rPr>
+          <w:b/>
+          <w:bCs/>
+          <w:sz w:val="28"/>
+          <w:szCs w:val="28"/>
+        </w:rPr>
+      </w:pPr>
+      <w:r>
+        <w:rPr>
+          <w:b/>
+          <w:bCs/>
+          <w:sz w:val="28"/>
+          <w:szCs w:val="28"/>
+        </w:rPr>
+        <w:t xml:space="preserve">          │</w:t>
+      </w:r>
+    </w:p>
+    <w:p>
+      <w:pPr>
+        <w:jc w:val="both"/>
+        <w:rPr>
+          <w:b/>
+          <w:bCs/>
+          <w:sz w:val="28"/>
+          <w:szCs w:val="28"/>
+        </w:rPr>
+      </w:pPr>
+      <w:r>
+        <w:rPr>
+          <w:b/>
+          <w:bCs/>
+          <w:sz w:val="28"/>
+          <w:szCs w:val="28"/>
+        </w:rPr>
+        <w:t xml:space="preserve">          </w:t>
+      </w:r>
+      <w:r>
+        <w:rPr>
+          <w:rFonts w:ascii="Arial" w:hAnsi="Arial" w:cs="Arial"/>
+          <w:b/>
+          <w:bCs/>
+          <w:sz w:val="28"/>
+          <w:szCs w:val="28"/>
+        </w:rPr>
+        <w:t>├</w:t>
+      </w:r>
+      <w:r>
+        <w:rPr>
+          <w:rFonts w:ascii="Aptos" w:hAnsi="Aptos" w:cs="Aptos"/>
+          <w:b/>
+          <w:bCs/>
+          <w:sz w:val="28"/>
+          <w:szCs w:val="28"/>
+        </w:rPr>
+        <w:t>──</w:t>
+      </w:r>
+      <w:r>
+        <w:rPr>
+          <w:b/>
+          <w:bCs/>
+          <w:sz w:val="28"/>
+          <w:szCs w:val="28"/>
+        </w:rPr>
+        <w:t xml:space="preserve"> widget-review/</w:t>
+      </w:r>
+    </w:p>
+    <w:p>
+      <w:pPr>
+        <w:jc w:val="both"/>
+        <w:rPr>
+          <w:b/>
+          <w:bCs/>
+          <w:sz w:val="28"/>
+          <w:szCs w:val="28"/>
+        </w:rPr>
+      </w:pPr>
+      <w:r>
+        <w:rPr>
+          <w:b/>
+          <w:bCs/>
+          <w:sz w:val="28"/>
+          <w:szCs w:val="28"/>
+        </w:rPr>
+        <w:t xml:space="preserve">          │      SKILL.md</w:t>
+      </w:r>
+    </w:p>
+    <w:p>
+      <w:pPr>
+        <w:jc w:val="both"/>
+        <w:rPr>
+          <w:b/>
+          <w:bCs/>
+          <w:sz w:val="28"/>
+          <w:szCs w:val="28"/>
+        </w:rPr>
+      </w:pPr>
+      <w:r>
+        <w:rPr>
+          <w:b/>
+          <w:bCs/>
+          <w:sz w:val="28"/>
+          <w:szCs w:val="28"/>
+        </w:rPr>
+        <w:t xml:space="preserve">          │</w:t>
+      </w:r>
+    </w:p>
+    <w:p>
+      <w:pPr>
+        <w:jc w:val="both"/>
+        <w:rPr>
+          <w:b/>
+          <w:bCs/>
+          <w:sz w:val="28"/>
+          <w:szCs w:val="28"/>
+        </w:rPr>
+      </w:pPr>
+      <w:r>
+        <w:rPr>
+          <w:b/>
+          <w:bCs/>
+          <w:sz w:val="28"/>
+          <w:szCs w:val="28"/>
+        </w:rPr>
+        <w:t xml:space="preserve">          </w:t>
+      </w:r>
+      <w:r>
+        <w:rPr>
+          <w:rFonts w:ascii="Arial" w:hAnsi="Arial" w:cs="Arial"/>
+          <w:b/>
+          <w:bCs/>
+          <w:sz w:val="28"/>
+          <w:szCs w:val="28"/>
+        </w:rPr>
+        <w:t>├</w:t>
+      </w:r>
+      <w:r>
+        <w:rPr>
+          <w:rFonts w:ascii="Aptos" w:hAnsi="Aptos" w:cs="Aptos"/>
+          <w:b/>
+          <w:bCs/>
+          <w:sz w:val="28"/>
+          <w:szCs w:val="28"/>
+        </w:rPr>
+        <w:t>──</w:t>
+      </w:r>
+      <w:r>
+        <w:rPr>
+          <w:b/>
+          <w:bCs/>
+          <w:sz w:val="28"/>
+          <w:szCs w:val="28"/>
+        </w:rPr>
+        <w:t xml:space="preserve"> performance-audit/</w:t>
+      </w:r>
+    </w:p>
+    <w:p>
+      <w:pPr>
+        <w:jc w:val="both"/>
+        <w:rPr>
+          <w:b/>
+          <w:bCs/>
+          <w:sz w:val="28"/>
+          <w:szCs w:val="28"/>
+        </w:rPr>
+      </w:pPr>
+      <w:r>
+        <w:rPr>
+          <w:b/>
+          <w:bCs/>
+          <w:sz w:val="28"/>
+          <w:szCs w:val="28"/>
+        </w:rPr>
+        <w:t xml:space="preserve">          │      SKILL.md</w:t>
+      </w:r>
+    </w:p>
+    <w:p>
+      <w:pPr>
+        <w:jc w:val="both"/>
+        <w:rPr>
+          <w:b/>
+          <w:bCs/>
+          <w:sz w:val="28"/>
+          <w:szCs w:val="28"/>
+        </w:rPr>
+      </w:pPr>
+      <w:r>
+        <w:rPr>
+          <w:b/>
+          <w:bCs/>
+          <w:sz w:val="28"/>
+          <w:szCs w:val="28"/>
+        </w:rPr>
+        <w:t xml:space="preserve">          │</w:t>
+      </w:r>
+    </w:p>
+    <w:p>
+      <w:pPr>
+        <w:jc w:val="both"/>
+        <w:rPr>
+          <w:b/>
+          <w:bCs/>
+          <w:sz w:val="28"/>
+          <w:szCs w:val="28"/>
+        </w:rPr>
+      </w:pPr>
+      <w:r>
+        <w:rPr>
+          <w:b/>
+          <w:bCs/>
+          <w:sz w:val="28"/>
+          <w:szCs w:val="28"/>
+        </w:rPr>
+        <w:t xml:space="preserve">          └── </w:t>
+      </w:r>
+      <w:proofErr w:type="spellStart"/>
+      <w:r>
+        <w:rPr>
+          <w:b/>
+          <w:bCs/>
+          <w:sz w:val="28"/>
+          <w:szCs w:val="28"/>
+        </w:rPr>
+        <w:t>riverpod</w:t>
+      </w:r>
+      <w:proofErr w:type="spellEnd"/>
+      <w:r>
+        <w:rPr>
+          <w:b/>
+          <w:bCs/>
+          <w:sz w:val="28"/>
+          <w:szCs w:val="28"/>
+        </w:rPr>
+        <w:t>-review/</w:t>
+      </w:r>
+    </w:p>
+    <w:p>
+      <w:pPr>
+        <w:jc w:val="both"/>
+        <w:rPr>
+          <w:b/>
+          <w:bCs/>
+          <w:sz w:val="28"/>
+          <w:szCs w:val="28"/>
+        </w:rPr>
+      </w:pPr>
+      <w:r>
+        <w:rPr>
+          <w:b/>
+          <w:bCs/>
+          <w:sz w:val="28"/>
+          <w:szCs w:val="28"/>
+        </w:rPr>
+        <w:lastRenderedPageBreak/>
+        <w:t xml:space="preserve">                 SKILL.md</w:t>
+      </w:r>
+    </w:p>
+    <w:p>
+      <w:pPr>
+        <w:jc w:val="both"/>
+        <w:rPr>
+          <w:sz w:val="32"/>
+          <w:szCs w:val="32"/>
+        </w:rPr>
+      </w:pPr>
+    </w:p>
+    <w:p>
+      <w:pPr>
+        <w:jc w:val="both"/>
+        <w:rPr>
+          <w:sz w:val="32"/>
+          <w:szCs w:val="32"/>
+        </w:rPr>
+      </w:pPr>
+      <w:r>
+        <w:rPr>
+          <w:sz w:val="32"/>
+          <w:szCs w:val="32"/>
+        </w:rPr>
+        <w:t>Where Skills should be Stored:</w:t>
+      </w:r>
+    </w:p>
+    <w:p>
+      <w:pPr>
+        <w:jc w:val="both"/>
+        <w:rPr>
+          <w:sz w:val="32"/>
+          <w:szCs w:val="32"/>
+        </w:rPr>
+      </w:pPr>
+      <w:r>
+        <w:rPr>
+          <w:sz w:val="32"/>
+          <w:szCs w:val="32"/>
+        </w:rPr>
+        <w:t># There are two locations:</w:t>
+      </w:r>
+    </w:p>
+    <w:p>
+      <w:pPr>
+        <w:pStyle w:val="ListParagraph"/>
+        <w:numPr>
+          <w:ilvl w:val="0"/>
+          <w:numId w:val="8"/>
+        </w:numPr>
+        <w:jc w:val="both"/>
+        <w:rPr>
+          <w:sz w:val="32"/>
+          <w:szCs w:val="32"/>
+        </w:rPr>
+      </w:pPr>
+      <w:r>
+        <w:rPr>
+          <w:sz w:val="32"/>
+          <w:szCs w:val="32"/>
+        </w:rPr>
+        <w:t>Global:</w:t>
+      </w:r>
+    </w:p>
+    <w:p>
+      <w:pPr>
+        <w:jc w:val="both"/>
+        <w:rPr>
+          <w:sz w:val="32"/>
+          <w:szCs w:val="32"/>
+        </w:rPr>
+      </w:pPr>
+      <w:r>
+        <w:rPr>
+          <w:sz w:val="32"/>
+          <w:szCs w:val="32"/>
+        </w:rPr>
+        <w:t># Available in every project</w:t>
+      </w:r>
+    </w:p>
+    <w:p>
+      <w:pPr>
+        <w:jc w:val="both"/>
+        <w:rPr>
+          <w:b/>
+          <w:bCs/>
+          <w:sz w:val="32"/>
+          <w:szCs w:val="32"/>
+        </w:rPr>
+      </w:pPr>
+      <w:r>
+        <w:rPr>
+          <w:b/>
+          <w:bCs/>
+          <w:sz w:val="32"/>
+          <w:szCs w:val="32"/>
+        </w:rPr>
+        <w:t>~/.codex/skills/</w:t>
+      </w:r>
+    </w:p>
+    <w:p>
+      <w:pPr>
+        <w:jc w:val="both"/>
+        <w:rPr>
+          <w:sz w:val="32"/>
+          <w:szCs w:val="32"/>
+        </w:rPr>
+      </w:pPr>
+      <w:r>
+        <w:rPr>
+          <w:sz w:val="32"/>
+          <w:szCs w:val="32"/>
+        </w:rPr>
+        <w:t># Good for:</w:t>
+      </w:r>
+    </w:p>
+    <w:p>
+      <w:pPr>
+        <w:pStyle w:val="ListParagraph"/>
+        <w:numPr>
+          <w:ilvl w:val="0"/>
+          <w:numId w:val="9"/>
+        </w:numPr>
+        <w:jc w:val="both"/>
+        <w:rPr>
+          <w:sz w:val="32"/>
+          <w:szCs w:val="32"/>
+        </w:rPr>
+      </w:pPr>
+      <w:r>
+        <w:rPr>
+          <w:b/>
+          <w:bCs/>
+          <w:sz w:val="32"/>
+          <w:szCs w:val="32"/>
+        </w:rPr>
+        <w:t xml:space="preserve">Flutter </w:t>
+      </w:r>
+      <w:r>
+        <w:rPr>
+          <w:sz w:val="32"/>
+          <w:szCs w:val="32"/>
+        </w:rPr>
+        <w:t>reviews</w:t>
+      </w:r>
+    </w:p>
+    <w:p>
+      <w:pPr>
+        <w:pStyle w:val="ListParagraph"/>
+        <w:numPr>
+          <w:ilvl w:val="0"/>
+          <w:numId w:val="9"/>
+        </w:numPr>
+        <w:jc w:val="both"/>
+        <w:rPr>
+          <w:sz w:val="32"/>
+          <w:szCs w:val="32"/>
+        </w:rPr>
+      </w:pPr>
+      <w:r>
+        <w:rPr>
+          <w:sz w:val="32"/>
+          <w:szCs w:val="32"/>
+        </w:rPr>
+        <w:t>Git reviews</w:t>
+      </w:r>
+    </w:p>
+    <w:p>
+      <w:pPr>
+        <w:pStyle w:val="ListParagraph"/>
+        <w:numPr>
+          <w:ilvl w:val="0"/>
+          <w:numId w:val="9"/>
+        </w:numPr>
+        <w:jc w:val="both"/>
+        <w:rPr>
+          <w:sz w:val="32"/>
+          <w:szCs w:val="32"/>
+        </w:rPr>
+      </w:pPr>
+      <w:r>
+        <w:rPr>
+          <w:sz w:val="32"/>
+          <w:szCs w:val="32"/>
+        </w:rPr>
+        <w:t>Documentation</w:t>
+      </w:r>
+    </w:p>
+    <w:p>
+      <w:pPr>
+        <w:pStyle w:val="ListParagraph"/>
+        <w:numPr>
+          <w:ilvl w:val="0"/>
+          <w:numId w:val="9"/>
+        </w:numPr>
+        <w:jc w:val="both"/>
+        <w:rPr>
+          <w:sz w:val="32"/>
+          <w:szCs w:val="32"/>
+        </w:rPr>
+      </w:pPr>
+      <w:r>
+        <w:rPr>
+          <w:sz w:val="32"/>
+          <w:szCs w:val="32"/>
+        </w:rPr>
+        <w:t>General coding workflows</w:t>
+      </w:r>
+    </w:p>
+    <w:p>
+      <w:pPr>
+        <w:jc w:val="both"/>
+        <w:rPr>
+          <w:sz w:val="32"/>
+          <w:szCs w:val="32"/>
+        </w:rPr>
+      </w:pPr>
+    </w:p>
+    <w:p>
+      <w:pPr>
+        <w:pStyle w:val="ListParagraph"/>
+        <w:numPr>
+          <w:ilvl w:val="0"/>
+          <w:numId w:val="8"/>
+        </w:numPr>
+        <w:jc w:val="both"/>
+        <w:rPr>
+          <w:sz w:val="32"/>
+          <w:szCs w:val="32"/>
+        </w:rPr>
+      </w:pPr>
+      <w:r>
+        <w:rPr>
+          <w:sz w:val="32"/>
+          <w:szCs w:val="32"/>
+        </w:rPr>
+        <w:t>Project:</w:t>
+      </w:r>
+    </w:p>
+    <w:p>
+      <w:pPr>
+        <w:jc w:val="both"/>
+        <w:rPr>
+          <w:sz w:val="32"/>
+          <w:szCs w:val="32"/>
+        </w:rPr>
+      </w:pPr>
+      <w:r>
+        <w:rPr>
+          <w:sz w:val="32"/>
+          <w:szCs w:val="32"/>
+        </w:rPr>
+        <w:t># Only available inside that project.</w:t>
+      </w:r>
+    </w:p>
+    <w:p>
+      <w:pPr>
+        <w:jc w:val="both"/>
+        <w:rPr>
+          <w:b/>
+          <w:bCs/>
+          <w:sz w:val="32"/>
+          <w:szCs w:val="32"/>
+        </w:rPr>
+      </w:pPr>
+      <w:proofErr w:type="spellStart"/>
+      <w:r>
+        <w:rPr>
+          <w:b/>
+          <w:bCs/>
+          <w:sz w:val="32"/>
+          <w:szCs w:val="32"/>
+        </w:rPr>
+        <w:t>your_flutter_project</w:t>
+      </w:r>
+      <w:proofErr w:type="spellEnd"/>
+      <w:r>
+        <w:rPr>
+          <w:b/>
+          <w:bCs/>
+          <w:sz w:val="32"/>
+          <w:szCs w:val="32"/>
+        </w:rPr>
+        <w:t>/.codex/skills/</w:t>
+      </w:r>
+    </w:p>
+    <w:p>
+      <w:pPr>
+        <w:jc w:val="both"/>
+        <w:rPr>
+          <w:sz w:val="32"/>
+          <w:szCs w:val="32"/>
+        </w:rPr>
+      </w:pPr>
+      <w:r>
+        <w:rPr>
+          <w:sz w:val="32"/>
+          <w:szCs w:val="32"/>
+        </w:rPr>
+        <w:t># Good for:</w:t>
+      </w:r>
+    </w:p>
+    <w:p>
+      <w:pPr>
+        <w:pStyle w:val="ListParagraph"/>
+        <w:numPr>
+          <w:ilvl w:val="0"/>
+          <w:numId w:val="10"/>
+        </w:numPr>
+        <w:jc w:val="both"/>
+        <w:rPr>
+          <w:sz w:val="32"/>
+          <w:szCs w:val="32"/>
+        </w:rPr>
+      </w:pPr>
+      <w:r>
+        <w:rPr>
+          <w:b/>
+          <w:bCs/>
+          <w:sz w:val="32"/>
+          <w:szCs w:val="32"/>
+        </w:rPr>
+        <w:t>Firebase</w:t>
+      </w:r>
+      <w:r>
+        <w:rPr>
+          <w:sz w:val="32"/>
+          <w:szCs w:val="32"/>
+        </w:rPr>
+        <w:t xml:space="preserve"> conventions</w:t>
+      </w:r>
+    </w:p>
+    <w:p>
+      <w:pPr>
+        <w:pStyle w:val="ListParagraph"/>
+        <w:numPr>
+          <w:ilvl w:val="0"/>
+          <w:numId w:val="10"/>
+        </w:numPr>
+        <w:jc w:val="both"/>
+        <w:rPr>
+          <w:sz w:val="32"/>
+          <w:szCs w:val="32"/>
+        </w:rPr>
+      </w:pPr>
+      <w:r>
+        <w:rPr>
+          <w:sz w:val="32"/>
+          <w:szCs w:val="32"/>
+        </w:rPr>
+        <w:t>Team architecture</w:t>
+      </w:r>
+    </w:p>
+    <w:p>
+      <w:pPr>
+        <w:pStyle w:val="ListParagraph"/>
+        <w:numPr>
+          <w:ilvl w:val="0"/>
+          <w:numId w:val="10"/>
+        </w:numPr>
+        <w:jc w:val="both"/>
+        <w:rPr>
+          <w:sz w:val="32"/>
+          <w:szCs w:val="32"/>
+        </w:rPr>
+      </w:pPr>
+      <w:r>
+        <w:rPr>
+          <w:sz w:val="32"/>
+          <w:szCs w:val="32"/>
+        </w:rPr>
+        <w:t>Company standards</w:t>
+      </w:r>
+    </w:p>
+    <w:p>
+      <w:pPr>
+        <w:pStyle w:val="ListParagraph"/>
+        <w:numPr>
+          <w:ilvl w:val="0"/>
+          <w:numId w:val="10"/>
+        </w:numPr>
+        <w:jc w:val="both"/>
+        <w:rPr>
+          <w:sz w:val="32"/>
+          <w:szCs w:val="32"/>
+        </w:rPr>
+      </w:pPr>
+      <w:r>
+        <w:rPr>
+          <w:sz w:val="32"/>
+          <w:szCs w:val="32"/>
+        </w:rPr>
+        <w:t>Project-specific workflows</w:t>
+      </w:r>
+    </w:p>
+    <w:p>
+      <w:pPr>
+        <w:jc w:val="both"/>
+        <w:rPr>
+          <w:sz w:val="32"/>
+          <w:szCs w:val="32"/>
+        </w:rPr>
+      </w:pPr>
+    </w:p>
+    <w:p>
+      <w:pPr>
+        <w:jc w:val="both"/>
+        <w:rPr>
+          <w:sz w:val="32"/>
+          <w:szCs w:val="32"/>
+        </w:rPr>
+      </w:pPr>
+      <w:r>
+        <w:rPr>
+          <w:sz w:val="32"/>
+          <w:szCs w:val="32"/>
+        </w:rPr>
+        <w:t>Anatomy of a Skill:</w:t>
+      </w:r>
+    </w:p>
+    <w:p>
+      <w:pPr>
+        <w:jc w:val="both"/>
+        <w:rPr>
+          <w:sz w:val="32"/>
+          <w:szCs w:val="32"/>
+        </w:rPr>
+      </w:pPr>
+      <w:r>
+        <w:rPr>
+          <w:sz w:val="32"/>
+          <w:szCs w:val="32"/>
+        </w:rPr>
+        <w:t># A typical Skill looks like:</w:t>
+      </w:r>
+    </w:p>
+    <w:p>
+      <w:pPr>
+        <w:jc w:val="both"/>
+        <w:rPr>
+          <w:b/>
+          <w:bCs/>
+          <w:sz w:val="28"/>
+          <w:szCs w:val="28"/>
+        </w:rPr>
+      </w:pPr>
+      <w:r>
+        <w:rPr>
+          <w:b/>
+          <w:bCs/>
+          <w:sz w:val="28"/>
+          <w:szCs w:val="28"/>
+        </w:rPr>
+        <w:lastRenderedPageBreak/>
+        <w:t>architecture-review/</w:t>
+      </w:r>
+    </w:p>
+    <w:p>
+      <w:pPr>
+        <w:jc w:val="both"/>
+        <w:rPr>
+          <w:b/>
+          <w:bCs/>
+          <w:sz w:val="28"/>
+          <w:szCs w:val="28"/>
+        </w:rPr>
+      </w:pPr>
+      <w:r>
+        <w:rPr>
+          <w:rFonts w:ascii="Arial" w:hAnsi="Arial" w:cs="Arial"/>
+          <w:b/>
+          <w:bCs/>
+          <w:sz w:val="28"/>
+          <w:szCs w:val="28"/>
+        </w:rPr>
+        <w:t>├</w:t>
+      </w:r>
+      <w:r>
+        <w:rPr>
+          <w:rFonts w:ascii="Aptos" w:hAnsi="Aptos" w:cs="Aptos"/>
+          <w:b/>
+          <w:bCs/>
+          <w:sz w:val="28"/>
+          <w:szCs w:val="28"/>
+        </w:rPr>
+        <w:t>──</w:t>
+      </w:r>
+      <w:r>
+        <w:rPr>
+          <w:b/>
+          <w:bCs/>
+          <w:sz w:val="28"/>
+          <w:szCs w:val="28"/>
+        </w:rPr>
+        <w:t xml:space="preserve"> SKILL.md</w:t>
+      </w:r>
+    </w:p>
+    <w:p>
+      <w:pPr>
+        <w:jc w:val="both"/>
+        <w:rPr>
+          <w:b/>
+          <w:bCs/>
+          <w:sz w:val="28"/>
+          <w:szCs w:val="28"/>
+        </w:rPr>
+      </w:pPr>
+      <w:r>
+        <w:rPr>
+          <w:rFonts w:ascii="Arial" w:hAnsi="Arial" w:cs="Arial"/>
+          <w:b/>
+          <w:bCs/>
+          <w:sz w:val="28"/>
+          <w:szCs w:val="28"/>
+        </w:rPr>
+        <w:t>├</w:t>
+      </w:r>
+      <w:r>
+        <w:rPr>
+          <w:rFonts w:ascii="Aptos" w:hAnsi="Aptos" w:cs="Aptos"/>
+          <w:b/>
+          <w:bCs/>
+          <w:sz w:val="28"/>
+          <w:szCs w:val="28"/>
+        </w:rPr>
+        <w:t>──</w:t>
+      </w:r>
+      <w:r>
+        <w:rPr>
+          <w:b/>
+          <w:bCs/>
+          <w:sz w:val="28"/>
+          <w:szCs w:val="28"/>
+        </w:rPr>
+        <w:t xml:space="preserve"> references/</w:t>
+      </w:r>
+    </w:p>
+    <w:p>
+      <w:pPr>
+        <w:jc w:val="both"/>
+        <w:rPr>
+          <w:b/>
+          <w:bCs/>
+          <w:sz w:val="28"/>
+          <w:szCs w:val="28"/>
+        </w:rPr>
+      </w:pPr>
+      <w:r>
+        <w:rPr>
+          <w:b/>
+          <w:bCs/>
+          <w:sz w:val="28"/>
+          <w:szCs w:val="28"/>
+        </w:rPr>
+        <w:t>│      clean_architecture.md</w:t>
+      </w:r>
+    </w:p>
+    <w:p>
+      <w:pPr>
+        <w:jc w:val="both"/>
+        <w:rPr>
+          <w:b/>
+          <w:bCs/>
+          <w:sz w:val="28"/>
+          <w:szCs w:val="28"/>
+        </w:rPr>
+      </w:pPr>
+      <w:r>
+        <w:rPr>
+          <w:b/>
+          <w:bCs/>
+          <w:sz w:val="28"/>
+          <w:szCs w:val="28"/>
+        </w:rPr>
+        <w:t>│</w:t>
+      </w:r>
+    </w:p>
+    <w:p>
+      <w:pPr>
+        <w:jc w:val="both"/>
+        <w:rPr>
+          <w:b/>
+          <w:bCs/>
+          <w:sz w:val="28"/>
+          <w:szCs w:val="28"/>
+        </w:rPr>
+      </w:pPr>
+      <w:r>
+        <w:rPr>
+          <w:rFonts w:ascii="Arial" w:hAnsi="Arial" w:cs="Arial"/>
+          <w:b/>
+          <w:bCs/>
+          <w:sz w:val="28"/>
+          <w:szCs w:val="28"/>
+        </w:rPr>
+        <w:t>├</w:t>
+      </w:r>
+      <w:r>
+        <w:rPr>
+          <w:rFonts w:ascii="Aptos" w:hAnsi="Aptos" w:cs="Aptos"/>
+          <w:b/>
+          <w:bCs/>
+          <w:sz w:val="28"/>
+          <w:szCs w:val="28"/>
+        </w:rPr>
+        <w:t>──</w:t>
+      </w:r>
+      <w:r>
+        <w:rPr>
+          <w:b/>
+          <w:bCs/>
+          <w:sz w:val="28"/>
+          <w:szCs w:val="28"/>
+        </w:rPr>
+        <w:t xml:space="preserve"> scripts/</w:t>
+      </w:r>
+    </w:p>
+    <w:p>
+      <w:pPr>
+        <w:jc w:val="both"/>
+        <w:rPr>
+          <w:b/>
+          <w:bCs/>
+          <w:sz w:val="28"/>
+          <w:szCs w:val="28"/>
+        </w:rPr>
+      </w:pPr>
+      <w:r>
+        <w:rPr>
+          <w:b/>
+          <w:bCs/>
+          <w:sz w:val="28"/>
+          <w:szCs w:val="28"/>
+        </w:rPr>
+        <w:t>│      analyze.sh</w:t>
+      </w:r>
+    </w:p>
+    <w:p>
+      <w:pPr>
+        <w:jc w:val="both"/>
+        <w:rPr>
+          <w:b/>
+          <w:bCs/>
+          <w:sz w:val="28"/>
+          <w:szCs w:val="28"/>
+        </w:rPr>
+      </w:pPr>
+      <w:r>
+        <w:rPr>
+          <w:b/>
+          <w:bCs/>
+          <w:sz w:val="28"/>
+          <w:szCs w:val="28"/>
+        </w:rPr>
+        <w:t>│</w:t>
+      </w:r>
+    </w:p>
+    <w:p>
+      <w:pPr>
+        <w:jc w:val="both"/>
+        <w:rPr>
+          <w:b/>
+          <w:bCs/>
+          <w:sz w:val="28"/>
+          <w:szCs w:val="28"/>
+        </w:rPr>
+      </w:pPr>
+      <w:r>
+        <w:rPr>
+          <w:b/>
+          <w:bCs/>
+          <w:sz w:val="28"/>
+          <w:szCs w:val="28"/>
+        </w:rPr>
+        <w:t>└── assets/</w:t>
+      </w:r>
+    </w:p>
+    <w:p>
+      <w:pPr>
+        <w:jc w:val="both"/>
+        <w:rPr>
+          <w:b/>
+          <w:bCs/>
+          <w:sz w:val="28"/>
+          <w:szCs w:val="28"/>
+        </w:rPr>
+      </w:pPr>
+      <w:r>
+        <w:rPr>
+          <w:b/>
+          <w:bCs/>
+          <w:sz w:val="28"/>
+          <w:szCs w:val="28"/>
+        </w:rPr>
+        <w:t xml:space="preserve">       checklist.md</w:t>
+      </w:r>
+    </w:p>
+    <w:p>
+      <w:pPr>
+        <w:jc w:val="both"/>
+        <w:rPr>
+          <w:sz w:val="32"/>
+          <w:szCs w:val="32"/>
+        </w:rPr>
+      </w:pPr>
+      <w:r>
+        <w:rPr>
+          <w:sz w:val="32"/>
+          <w:szCs w:val="32"/>
+        </w:rPr>
+        <w:t xml:space="preserve"># </w:t>
+      </w:r>
+      <w:r>
+        <w:rPr>
+          <w:sz w:val="32"/>
+          <w:szCs w:val="32"/>
+        </w:rPr>
+        <w:t xml:space="preserve">Only </w:t>
+      </w:r>
+      <w:r>
+        <w:rPr>
+          <w:b/>
+          <w:bCs/>
+          <w:sz w:val="32"/>
+          <w:szCs w:val="32"/>
+        </w:rPr>
+        <w:t>SKILL.md</w:t>
+      </w:r>
+      <w:r>
+        <w:rPr>
+          <w:sz w:val="32"/>
+          <w:szCs w:val="32"/>
+        </w:rPr>
+        <w:t xml:space="preserve"> is required</w:t>
+      </w:r>
+      <w:r>
+        <w:rPr>
+          <w:sz w:val="32"/>
+          <w:szCs w:val="32"/>
+        </w:rPr>
+        <w:t xml:space="preserve"> in every skill folder</w:t>
+      </w:r>
+      <w:r>
+        <w:rPr>
+          <w:sz w:val="32"/>
+          <w:szCs w:val="32"/>
+        </w:rPr>
+        <w:t xml:space="preserve"> and the folders name is the skill name (we can access using </w:t>
+      </w:r>
+      <w:r>
+        <w:rPr>
+          <w:b/>
+          <w:bCs/>
+          <w:sz w:val="32"/>
+          <w:szCs w:val="32"/>
+        </w:rPr>
+        <w:t>$</w:t>
+      </w:r>
+      <w:proofErr w:type="spellStart"/>
+      <w:r>
+        <w:rPr>
+          <w:b/>
+          <w:bCs/>
+          <w:sz w:val="32"/>
+          <w:szCs w:val="32"/>
+        </w:rPr>
+        <w:t>skill_name</w:t>
+      </w:r>
+      <w:proofErr w:type="spellEnd"/>
+      <w:r>
+        <w:rPr>
+          <w:sz w:val="32"/>
+          <w:szCs w:val="32"/>
+        </w:rPr>
+        <w:t>)</w:t>
+      </w:r>
+      <w:r>
+        <w:rPr>
+          <w:sz w:val="32"/>
+          <w:szCs w:val="32"/>
+        </w:rPr>
+        <w:t>. Other folders are optional and can hold supporting material.</w:t>
+      </w:r>
+    </w:p>
+    <w:p>
+      <w:pPr>
+        <w:jc w:val="both"/>
+        <w:rPr>
+          <w:sz w:val="32"/>
+          <w:szCs w:val="32"/>
+        </w:rPr>
+      </w:pPr>
+    </w:p>
+    <w:p>
+      <w:pPr>
+        <w:jc w:val="both"/>
+        <w:rPr>
+          <w:sz w:val="32"/>
+          <w:szCs w:val="32"/>
+        </w:rPr>
+      </w:pPr>
+      <w:r>
+        <w:rPr>
+          <w:sz w:val="32"/>
+          <w:szCs w:val="32"/>
+        </w:rPr>
+        <w:t>Example Skill:</w:t>
+      </w:r>
+    </w:p>
+    <w:p>
+      <w:pPr>
+        <w:jc w:val="both"/>
+        <w:rPr>
+          <w:sz w:val="32"/>
+          <w:szCs w:val="32"/>
+        </w:rPr>
+      </w:pPr>
+      <w:r>
+        <w:rPr>
+          <w:sz w:val="32"/>
+          <w:szCs w:val="32"/>
+        </w:rPr>
+        <w:t xml:space="preserve"># Create a folder </w:t>
+      </w:r>
+      <w:r>
+        <w:rPr>
+          <w:b/>
+          <w:bCs/>
+          <w:sz w:val="32"/>
+          <w:szCs w:val="32"/>
+        </w:rPr>
+        <w:t>project_root/</w:t>
+      </w:r>
+      <w:r>
+        <w:rPr>
+          <w:b/>
+          <w:bCs/>
+          <w:sz w:val="32"/>
+          <w:szCs w:val="32"/>
+        </w:rPr>
+        <w:t>.codex/</w:t>
+      </w:r>
+      <w:r>
+        <w:rPr>
+          <w:b/>
+          <w:bCs/>
+          <w:sz w:val="32"/>
+          <w:szCs w:val="32"/>
+        </w:rPr>
+        <w:t>architecture-review/</w:t>
+      </w:r>
+      <w:r>
+        <w:rPr>
+          <w:b/>
+          <w:bCs/>
+          <w:sz w:val="32"/>
+          <w:szCs w:val="32"/>
+        </w:rPr>
+        <w:t>SKILL.md</w:t>
+      </w:r>
+      <w:r>
+        <w:rPr>
+          <w:sz w:val="32"/>
+          <w:szCs w:val="32"/>
+        </w:rPr>
+        <w:t xml:space="preserve"> (folder name is the skill name and </w:t>
+      </w:r>
+      <w:r>
+        <w:rPr>
+          <w:b/>
+          <w:bCs/>
+          <w:sz w:val="32"/>
+          <w:szCs w:val="32"/>
+        </w:rPr>
+        <w:t>SKILL.md</w:t>
+      </w:r>
+      <w:r>
+        <w:rPr>
+          <w:sz w:val="32"/>
+          <w:szCs w:val="32"/>
+        </w:rPr>
+        <w:t xml:space="preserve"> must be the same) and inside it</w:t>
+      </w:r>
+    </w:p>
+    <w:p>
+      <w:pPr>
+        <w:jc w:val="both"/>
+        <w:rPr>
+          <w:b/>
+          <w:bCs/>
+          <w:color w:val="D86DCB" w:themeColor="accent5" w:themeTint="99"/>
+          <w:sz w:val="32"/>
+          <w:szCs w:val="32"/>
+        </w:rPr>
+      </w:pPr>
+      <w:r>
+        <w:rPr>
+          <w:b/>
+          <w:bCs/>
+          <w:color w:val="D86DCB" w:themeColor="accent5" w:themeTint="99"/>
+          <w:sz w:val="32"/>
+          <w:szCs w:val="32"/>
+        </w:rPr>
+        <w:t>---</w:t>
+      </w:r>
+    </w:p>
+    <w:p>
+      <w:pPr>
+        <w:jc w:val="both"/>
+        <w:rPr>
+          <w:b/>
+          <w:bCs/>
+          <w:color w:val="D86DCB" w:themeColor="accent5" w:themeTint="99"/>
+          <w:sz w:val="32"/>
+          <w:szCs w:val="32"/>
+        </w:rPr>
+      </w:pPr>
+      <w:r>
+        <w:rPr>
+          <w:b/>
+          <w:bCs/>
+          <w:color w:val="D86DCB" w:themeColor="accent5" w:themeTint="99"/>
+          <w:sz w:val="32"/>
+          <w:szCs w:val="32"/>
+        </w:rPr>
+        <w:t>name: flutter-architecture-review</w:t>
+      </w:r>
+    </w:p>
+    <w:p>
+      <w:pPr>
+        <w:jc w:val="both"/>
+        <w:rPr>
+          <w:b/>
+          <w:bCs/>
+          <w:color w:val="D86DCB" w:themeColor="accent5" w:themeTint="99"/>
+          <w:sz w:val="32"/>
+          <w:szCs w:val="32"/>
+        </w:rPr>
+      </w:pPr>
+      <w:r>
+        <w:rPr>
+          <w:b/>
+          <w:bCs/>
+          <w:color w:val="D86DCB" w:themeColor="accent5" w:themeTint="99"/>
+          <w:sz w:val="32"/>
+          <w:szCs w:val="32"/>
+        </w:rPr>
+        <w:t>description: Review Flutter architecture focusing on Clean</w:t>
+      </w:r>
+      <w:r>
+        <w:rPr>
+          <w:b/>
+          <w:bCs/>
+          <w:color w:val="D86DCB" w:themeColor="accent5" w:themeTint="99"/>
+          <w:sz w:val="32"/>
+          <w:szCs w:val="32"/>
+        </w:rPr>
+        <w:t xml:space="preserve"> </w:t>
+      </w:r>
+      <w:r>
+        <w:rPr>
+          <w:b/>
+          <w:bCs/>
+          <w:color w:val="D86DCB" w:themeColor="accent5" w:themeTint="99"/>
+          <w:sz w:val="32"/>
+          <w:szCs w:val="32"/>
+        </w:rPr>
+        <w:t>Architecture, SOLID, scalability, and maintainability.</w:t>
+      </w:r>
+    </w:p>
+    <w:p>
+      <w:pPr>
+        <w:jc w:val="both"/>
+        <w:rPr>
+          <w:b/>
+          <w:bCs/>
+          <w:color w:val="D86DCB" w:themeColor="accent5" w:themeTint="99"/>
+          <w:sz w:val="32"/>
+          <w:szCs w:val="32"/>
+        </w:rPr>
+      </w:pPr>
+      <w:r>
+        <w:rPr>
+          <w:b/>
+          <w:bCs/>
+          <w:color w:val="D86DCB" w:themeColor="accent5" w:themeTint="99"/>
+          <w:sz w:val="32"/>
+          <w:szCs w:val="32"/>
+        </w:rPr>
+        <w:t>---</w:t>
+      </w:r>
+    </w:p>
+    <w:p>
+      <w:pPr>
+        <w:jc w:val="both"/>
+        <w:rPr>
+          <w:b/>
+          <w:bCs/>
+          <w:color w:val="D86DCB" w:themeColor="accent5" w:themeTint="99"/>
+          <w:sz w:val="32"/>
+          <w:szCs w:val="32"/>
+        </w:rPr>
+      </w:pPr>
+    </w:p>
+    <w:p>
+      <w:pPr>
+        <w:jc w:val="both"/>
+        <w:rPr>
+          <w:b/>
+          <w:bCs/>
+          <w:color w:val="D86DCB" w:themeColor="accent5" w:themeTint="99"/>
+          <w:sz w:val="32"/>
+          <w:szCs w:val="32"/>
+        </w:rPr>
+      </w:pPr>
+      <w:r>
+        <w:rPr>
+          <w:b/>
+          <w:bCs/>
+          <w:color w:val="D86DCB" w:themeColor="accent5" w:themeTint="99"/>
+          <w:sz w:val="32"/>
+          <w:szCs w:val="32"/>
+        </w:rPr>
+        <w:t># Goal</w:t>
+      </w:r>
+    </w:p>
+    <w:p>
+      <w:pPr>
+        <w:jc w:val="both"/>
+        <w:rPr>
+          <w:b/>
+          <w:bCs/>
+          <w:color w:val="D86DCB" w:themeColor="accent5" w:themeTint="99"/>
+          <w:sz w:val="32"/>
+          <w:szCs w:val="32"/>
+        </w:rPr>
+      </w:pPr>
+    </w:p>
+    <w:p>
+      <w:pPr>
+        <w:jc w:val="both"/>
+        <w:rPr>
+          <w:b/>
+          <w:bCs/>
+          <w:color w:val="D86DCB" w:themeColor="accent5" w:themeTint="99"/>
+          <w:sz w:val="32"/>
+          <w:szCs w:val="32"/>
+        </w:rPr>
+      </w:pPr>
+      <w:r>
+        <w:rPr>
+          <w:b/>
+          <w:bCs/>
+          <w:color w:val="D86DCB" w:themeColor="accent5" w:themeTint="99"/>
+          <w:sz w:val="32"/>
+          <w:szCs w:val="32"/>
+        </w:rPr>
+        <w:t>Review Flutter code like a senior engineer.</w:t>
+      </w:r>
+    </w:p>
+    <w:p>
+      <w:pPr>
+        <w:jc w:val="both"/>
+        <w:rPr>
+          <w:b/>
+          <w:bCs/>
+          <w:color w:val="D86DCB" w:themeColor="accent5" w:themeTint="99"/>
+          <w:sz w:val="32"/>
+          <w:szCs w:val="32"/>
+        </w:rPr>
+      </w:pPr>
+    </w:p>
+    <w:p>
+      <w:pPr>
+        <w:jc w:val="both"/>
+        <w:rPr>
+          <w:b/>
+          <w:bCs/>
+          <w:color w:val="D86DCB" w:themeColor="accent5" w:themeTint="99"/>
+          <w:sz w:val="32"/>
+          <w:szCs w:val="32"/>
+        </w:rPr>
+      </w:pPr>
+      <w:r>
+        <w:rPr>
+          <w:b/>
+          <w:bCs/>
+          <w:color w:val="D86DCB" w:themeColor="accent5" w:themeTint="99"/>
+          <w:sz w:val="32"/>
+          <w:szCs w:val="32"/>
+        </w:rPr>
+        <w:t>## Priorities</w:t>
+      </w:r>
+    </w:p>
+    <w:p>
+      <w:pPr>
+        <w:jc w:val="both"/>
+        <w:rPr>
+          <w:b/>
+          <w:bCs/>
+          <w:color w:val="D86DCB" w:themeColor="accent5" w:themeTint="99"/>
+          <w:sz w:val="32"/>
+          <w:szCs w:val="32"/>
+        </w:rPr>
+      </w:pPr>
+    </w:p>
+    <w:p>
+      <w:pPr>
+        <w:jc w:val="both"/>
+        <w:rPr>
+          <w:b/>
+          <w:bCs/>
+          <w:color w:val="D86DCB" w:themeColor="accent5" w:themeTint="99"/>
+          <w:sz w:val="32"/>
+          <w:szCs w:val="32"/>
+        </w:rPr>
+      </w:pPr>
+      <w:r>
+        <w:rPr>
+          <w:b/>
+          <w:bCs/>
+          <w:color w:val="D86DCB" w:themeColor="accent5" w:themeTint="99"/>
+          <w:sz w:val="32"/>
+          <w:szCs w:val="32"/>
+        </w:rPr>
+        <w:t>1. Bugs</w:t>
+      </w:r>
+    </w:p>
+    <w:p>
+      <w:pPr>
+        <w:jc w:val="both"/>
+        <w:rPr>
+          <w:b/>
+          <w:bCs/>
+          <w:color w:val="D86DCB" w:themeColor="accent5" w:themeTint="99"/>
+          <w:sz w:val="32"/>
+          <w:szCs w:val="32"/>
+        </w:rPr>
+      </w:pPr>
+      <w:r>
+        <w:rPr>
+          <w:b/>
+          <w:bCs/>
+          <w:color w:val="D86DCB" w:themeColor="accent5" w:themeTint="99"/>
+          <w:sz w:val="32"/>
+          <w:szCs w:val="32"/>
+        </w:rPr>
+        <w:t>2. Architecture</w:t>
+      </w:r>
+    </w:p>
+    <w:p>
+      <w:pPr>
+        <w:jc w:val="both"/>
+        <w:rPr>
+          <w:b/>
+          <w:bCs/>
+          <w:color w:val="D86DCB" w:themeColor="accent5" w:themeTint="99"/>
+          <w:sz w:val="32"/>
+          <w:szCs w:val="32"/>
+        </w:rPr>
+      </w:pPr>
+      <w:r>
+        <w:rPr>
+          <w:b/>
+          <w:bCs/>
+          <w:color w:val="D86DCB" w:themeColor="accent5" w:themeTint="99"/>
+          <w:sz w:val="32"/>
+          <w:szCs w:val="32"/>
+        </w:rPr>
+        <w:t>3. SOLID</w:t>
+      </w:r>
+    </w:p>
+    <w:p>
+      <w:pPr>
+        <w:jc w:val="both"/>
+        <w:rPr>
+          <w:b/>
+          <w:bCs/>
+          <w:color w:val="D86DCB" w:themeColor="accent5" w:themeTint="99"/>
+          <w:sz w:val="32"/>
+          <w:szCs w:val="32"/>
+        </w:rPr>
+      </w:pPr>
+      <w:r>
+        <w:rPr>
+          <w:b/>
+          <w:bCs/>
+          <w:color w:val="D86DCB" w:themeColor="accent5" w:themeTint="99"/>
+          <w:sz w:val="32"/>
+          <w:szCs w:val="32"/>
+        </w:rPr>
+        <w:t>4. Dependency direction</w:t>
+      </w:r>
+    </w:p>
+    <w:p>
+      <w:pPr>
+        <w:jc w:val="both"/>
+        <w:rPr>
+          <w:b/>
+          <w:bCs/>
+          <w:color w:val="D86DCB" w:themeColor="accent5" w:themeTint="99"/>
+          <w:sz w:val="32"/>
+          <w:szCs w:val="32"/>
+        </w:rPr>
+      </w:pPr>
+      <w:r>
+        <w:rPr>
+          <w:b/>
+          <w:bCs/>
+          <w:color w:val="D86DCB" w:themeColor="accent5" w:themeTint="99"/>
+          <w:sz w:val="32"/>
+          <w:szCs w:val="32"/>
+        </w:rPr>
+        <w:t>5. Testability</w:t>
+      </w:r>
+    </w:p>
+    <w:p>
+      <w:pPr>
+        <w:jc w:val="both"/>
+        <w:rPr>
+          <w:b/>
+          <w:bCs/>
+          <w:color w:val="D86DCB" w:themeColor="accent5" w:themeTint="99"/>
+          <w:sz w:val="32"/>
+          <w:szCs w:val="32"/>
+        </w:rPr>
+      </w:pPr>
+      <w:r>
+        <w:rPr>
+          <w:b/>
+          <w:bCs/>
+          <w:color w:val="D86DCB" w:themeColor="accent5" w:themeTint="99"/>
+          <w:sz w:val="32"/>
+          <w:szCs w:val="32"/>
+        </w:rPr>
+        <w:t>6. Performance</w:t>
+      </w:r>
+    </w:p>
+    <w:p>
+      <w:pPr>
+        <w:jc w:val="both"/>
+        <w:rPr>
+          <w:b/>
+          <w:bCs/>
+          <w:color w:val="D86DCB" w:themeColor="accent5" w:themeTint="99"/>
+          <w:sz w:val="32"/>
+          <w:szCs w:val="32"/>
+        </w:rPr>
+      </w:pPr>
+    </w:p>
+    <w:p>
+      <w:pPr>
+        <w:jc w:val="both"/>
+        <w:rPr>
+          <w:b/>
+          <w:bCs/>
+          <w:color w:val="D86DCB" w:themeColor="accent5" w:themeTint="99"/>
+          <w:sz w:val="32"/>
+          <w:szCs w:val="32"/>
+        </w:rPr>
+      </w:pPr>
+      <w:r>
+        <w:rPr>
+          <w:b/>
+          <w:bCs/>
+          <w:color w:val="D86DCB" w:themeColor="accent5" w:themeTint="99"/>
+          <w:sz w:val="32"/>
+          <w:szCs w:val="32"/>
+        </w:rPr>
+        <w:t>Ignore formatting.</w:t>
+      </w:r>
+    </w:p>
+    <w:p>
+      <w:pPr>
+        <w:jc w:val="both"/>
+        <w:rPr>
+          <w:b/>
+          <w:bCs/>
+          <w:color w:val="D86DCB" w:themeColor="accent5" w:themeTint="99"/>
+          <w:sz w:val="32"/>
+          <w:szCs w:val="32"/>
+        </w:rPr>
+      </w:pPr>
+    </w:p>
+    <w:p>
+      <w:pPr>
+        <w:jc w:val="both"/>
+        <w:rPr>
+          <w:b/>
+          <w:bCs/>
+          <w:color w:val="D86DCB" w:themeColor="accent5" w:themeTint="99"/>
+          <w:sz w:val="32"/>
+          <w:szCs w:val="32"/>
+        </w:rPr>
+      </w:pPr>
+      <w:r>
+        <w:rPr>
+          <w:b/>
+          <w:bCs/>
+          <w:color w:val="D86DCB" w:themeColor="accent5" w:themeTint="99"/>
+          <w:sz w:val="32"/>
+          <w:szCs w:val="32"/>
+        </w:rPr>
+        <w:t>## Review Checklist</w:t>
+      </w:r>
+    </w:p>
+    <w:p>
+      <w:pPr>
+        <w:jc w:val="both"/>
+        <w:rPr>
+          <w:b/>
+          <w:bCs/>
+          <w:color w:val="D86DCB" w:themeColor="accent5" w:themeTint="99"/>
+          <w:sz w:val="32"/>
+          <w:szCs w:val="32"/>
+        </w:rPr>
+      </w:pPr>
+    </w:p>
+    <w:p>
+      <w:pPr>
+        <w:jc w:val="both"/>
+        <w:rPr>
+          <w:b/>
+          <w:bCs/>
+          <w:color w:val="D86DCB" w:themeColor="accent5" w:themeTint="99"/>
+          <w:sz w:val="32"/>
+          <w:szCs w:val="32"/>
+        </w:rPr>
+      </w:pPr>
+      <w:r>
+        <w:rPr>
+          <w:b/>
+          <w:bCs/>
+          <w:color w:val="D86DCB" w:themeColor="accent5" w:themeTint="99"/>
+          <w:sz w:val="32"/>
+          <w:szCs w:val="32"/>
+        </w:rPr>
+        <w:t>- Layer separation</w:t>
+      </w:r>
+    </w:p>
+    <w:p>
+      <w:pPr>
+        <w:jc w:val="both"/>
+        <w:rPr>
+          <w:b/>
+          <w:bCs/>
+          <w:color w:val="D86DCB" w:themeColor="accent5" w:themeTint="99"/>
+          <w:sz w:val="32"/>
+          <w:szCs w:val="32"/>
+        </w:rPr>
+      </w:pPr>
+      <w:r>
+        <w:rPr>
+          <w:b/>
+          <w:bCs/>
+          <w:color w:val="D86DCB" w:themeColor="accent5" w:themeTint="99"/>
+          <w:sz w:val="32"/>
+          <w:szCs w:val="32"/>
+        </w:rPr>
+        <w:t>- Single Responsibility</w:t>
+      </w:r>
+    </w:p>
+    <w:p>
+      <w:pPr>
+        <w:jc w:val="both"/>
+        <w:rPr>
+          <w:b/>
+          <w:bCs/>
+          <w:color w:val="D86DCB" w:themeColor="accent5" w:themeTint="99"/>
+          <w:sz w:val="32"/>
+          <w:szCs w:val="32"/>
+        </w:rPr>
+      </w:pPr>
+      <w:r>
+        <w:rPr>
+          <w:b/>
+          <w:bCs/>
+          <w:color w:val="D86DCB" w:themeColor="accent5" w:themeTint="99"/>
+          <w:sz w:val="32"/>
+          <w:szCs w:val="32"/>
+        </w:rPr>
+        <w:t>- Dependency inversion</w:t>
+      </w:r>
+    </w:p>
+    <w:p>
+      <w:pPr>
+        <w:jc w:val="both"/>
+        <w:rPr>
+          <w:b/>
+          <w:bCs/>
+          <w:color w:val="D86DCB" w:themeColor="accent5" w:themeTint="99"/>
+          <w:sz w:val="32"/>
+          <w:szCs w:val="32"/>
+        </w:rPr>
+      </w:pPr>
+      <w:r>
+        <w:rPr>
+          <w:b/>
+          <w:bCs/>
+          <w:color w:val="D86DCB" w:themeColor="accent5" w:themeTint="99"/>
+          <w:sz w:val="32"/>
+          <w:szCs w:val="32"/>
+        </w:rPr>
+        <w:t>- Widget composition</w:t>
+      </w:r>
+    </w:p>
+    <w:p>
+      <w:pPr>
+        <w:jc w:val="both"/>
+        <w:rPr>
+          <w:b/>
+          <w:bCs/>
+          <w:color w:val="D86DCB" w:themeColor="accent5" w:themeTint="99"/>
+          <w:sz w:val="32"/>
+          <w:szCs w:val="32"/>
+        </w:rPr>
+      </w:pPr>
+      <w:r>
+        <w:rPr>
+          <w:b/>
+          <w:bCs/>
+          <w:color w:val="D86DCB" w:themeColor="accent5" w:themeTint="99"/>
+          <w:sz w:val="32"/>
+          <w:szCs w:val="32"/>
+        </w:rPr>
+        <w:t>- State ownership</w:t>
+      </w:r>
+    </w:p>
+    <w:p>
+      <w:pPr>
+        <w:jc w:val="both"/>
+        <w:rPr>
+          <w:b/>
+          <w:bCs/>
+          <w:color w:val="D86DCB" w:themeColor="accent5" w:themeTint="99"/>
+          <w:sz w:val="32"/>
+          <w:szCs w:val="32"/>
+        </w:rPr>
+      </w:pPr>
+      <w:r>
+        <w:rPr>
+          <w:b/>
+          <w:bCs/>
+          <w:color w:val="D86DCB" w:themeColor="accent5" w:themeTint="99"/>
+          <w:sz w:val="32"/>
+          <w:szCs w:val="32"/>
+        </w:rPr>
+        <w:t>- Duplicate code</w:t>
+      </w:r>
+    </w:p>
+    <w:p>
+      <w:pPr>
+        <w:jc w:val="both"/>
+        <w:rPr>
+          <w:b/>
+          <w:bCs/>
+          <w:color w:val="D86DCB" w:themeColor="accent5" w:themeTint="99"/>
+          <w:sz w:val="32"/>
+          <w:szCs w:val="32"/>
+        </w:rPr>
+      </w:pPr>
+      <w:r>
+        <w:rPr>
+          <w:b/>
+          <w:bCs/>
+          <w:color w:val="D86DCB" w:themeColor="accent5" w:themeTint="99"/>
+          <w:sz w:val="32"/>
+          <w:szCs w:val="32"/>
+        </w:rPr>
+        <w:t>- Tight coupling</w:t>
+      </w:r>
+    </w:p>
+    <w:p>
+      <w:pPr>
+        <w:jc w:val="both"/>
+        <w:rPr>
+          <w:b/>
+          <w:bCs/>
+          <w:color w:val="D86DCB" w:themeColor="accent5" w:themeTint="99"/>
+          <w:sz w:val="32"/>
+          <w:szCs w:val="32"/>
+        </w:rPr>
+      </w:pPr>
+    </w:p>
+    <w:p>
+      <w:pPr>
+        <w:jc w:val="both"/>
+        <w:rPr>
+          <w:b/>
+          <w:bCs/>
+          <w:color w:val="D86DCB" w:themeColor="accent5" w:themeTint="99"/>
+          <w:sz w:val="32"/>
+          <w:szCs w:val="32"/>
+        </w:rPr>
+      </w:pPr>
+      <w:r>
+        <w:rPr>
+          <w:b/>
+          <w:bCs/>
+          <w:color w:val="D86DCB" w:themeColor="accent5" w:themeTint="99"/>
+          <w:sz w:val="32"/>
+          <w:szCs w:val="32"/>
+        </w:rPr>
+        <w:t>## Output Format</w:t>
+      </w:r>
+    </w:p>
+    <w:p>
+      <w:pPr>
+        <w:jc w:val="both"/>
+        <w:rPr>
+          <w:b/>
+          <w:bCs/>
+          <w:color w:val="D86DCB" w:themeColor="accent5" w:themeTint="99"/>
+          <w:sz w:val="32"/>
+          <w:szCs w:val="32"/>
+        </w:rPr>
+      </w:pPr>
+    </w:p>
+    <w:p>
+      <w:pPr>
+        <w:jc w:val="both"/>
+        <w:rPr>
+          <w:b/>
+          <w:bCs/>
+          <w:color w:val="D86DCB" w:themeColor="accent5" w:themeTint="99"/>
+          <w:sz w:val="32"/>
+          <w:szCs w:val="32"/>
+        </w:rPr>
+      </w:pPr>
+      <w:r>
+        <w:rPr>
+          <w:b/>
+          <w:bCs/>
+          <w:color w:val="D86DCB" w:themeColor="accent5" w:themeTint="99"/>
+          <w:sz w:val="32"/>
+          <w:szCs w:val="32"/>
+        </w:rPr>
+        <w:t>Summary</w:t>
+      </w:r>
+    </w:p>
+    <w:p>
+      <w:pPr>
+        <w:jc w:val="both"/>
+        <w:rPr>
+          <w:b/>
+          <w:bCs/>
+          <w:color w:val="D86DCB" w:themeColor="accent5" w:themeTint="99"/>
+          <w:sz w:val="32"/>
+          <w:szCs w:val="32"/>
+        </w:rPr>
+      </w:pPr>
+    </w:p>
+    <w:p>
+      <w:pPr>
+        <w:jc w:val="both"/>
+        <w:rPr>
+          <w:b/>
+          <w:bCs/>
+          <w:color w:val="D86DCB" w:themeColor="accent5" w:themeTint="99"/>
+          <w:sz w:val="32"/>
+          <w:szCs w:val="32"/>
+        </w:rPr>
+      </w:pPr>
+      <w:r>
+        <w:rPr>
+          <w:b/>
+          <w:bCs/>
+          <w:color w:val="D86DCB" w:themeColor="accent5" w:themeTint="99"/>
+          <w:sz w:val="32"/>
+          <w:szCs w:val="32"/>
+        </w:rPr>
+        <w:t>Critical Issues</w:t>
+      </w:r>
+    </w:p>
+    <w:p>
+      <w:pPr>
+        <w:jc w:val="both"/>
+        <w:rPr>
+          <w:b/>
+          <w:bCs/>
+          <w:color w:val="D86DCB" w:themeColor="accent5" w:themeTint="99"/>
+          <w:sz w:val="32"/>
+          <w:szCs w:val="32"/>
+        </w:rPr>
+      </w:pPr>
+    </w:p>
+    <w:p>
+      <w:pPr>
+        <w:jc w:val="both"/>
+        <w:rPr>
+          <w:b/>
+          <w:bCs/>
+          <w:color w:val="D86DCB" w:themeColor="accent5" w:themeTint="99"/>
+          <w:sz w:val="32"/>
+          <w:szCs w:val="32"/>
+        </w:rPr>
+      </w:pPr>
+      <w:r>
+        <w:rPr>
+          <w:b/>
+          <w:bCs/>
+          <w:color w:val="D86DCB" w:themeColor="accent5" w:themeTint="99"/>
+          <w:sz w:val="32"/>
+          <w:szCs w:val="32"/>
+        </w:rPr>
+        <w:t>Suggestions</w:t>
+      </w:r>
+    </w:p>
+    <w:p>
+      <w:pPr>
+        <w:jc w:val="both"/>
+        <w:rPr>
+          <w:b/>
+          <w:bCs/>
+          <w:color w:val="D86DCB" w:themeColor="accent5" w:themeTint="99"/>
+          <w:sz w:val="32"/>
+          <w:szCs w:val="32"/>
+        </w:rPr>
+      </w:pPr>
+    </w:p>
+    <w:p>
+      <w:pPr>
+        <w:jc w:val="both"/>
+        <w:rPr>
+          <w:b/>
+          <w:bCs/>
+          <w:color w:val="D86DCB" w:themeColor="accent5" w:themeTint="99"/>
+          <w:sz w:val="32"/>
+          <w:szCs w:val="32"/>
+        </w:rPr>
+      </w:pPr>
+      <w:r>
+        <w:rPr>
+          <w:b/>
+          <w:bCs/>
+          <w:color w:val="D86DCB" w:themeColor="accent5" w:themeTint="99"/>
+          <w:sz w:val="32"/>
+          <w:szCs w:val="32"/>
+        </w:rPr>
+        <w:t>Architecture Score (1-10)</w:t>
+      </w:r>
+    </w:p>
+    <w:p>
+      <w:pPr>
+        <w:jc w:val="both"/>
+        <w:rPr>
+          <w:b/>
+          <w:bCs/>
+          <w:color w:val="D86DCB" w:themeColor="accent5" w:themeTint="99"/>
+          <w:sz w:val="32"/>
+          <w:szCs w:val="32"/>
+        </w:rPr>
+      </w:pPr>
+    </w:p>
+    <w:p>
+      <w:pPr>
+        <w:jc w:val="both"/>
+        <w:rPr>
+          <w:b/>
+          <w:bCs/>
+          <w:color w:val="D86DCB" w:themeColor="accent5" w:themeTint="99"/>
+          <w:sz w:val="32"/>
+          <w:szCs w:val="32"/>
+        </w:rPr>
+      </w:pPr>
+      <w:r>
+        <w:rPr>
+          <w:b/>
+          <w:bCs/>
+          <w:color w:val="D86DCB" w:themeColor="accent5" w:themeTint="99"/>
+          <w:sz w:val="32"/>
+          <w:szCs w:val="32"/>
+        </w:rPr>
+        <w:t>Next Actions</w:t>
+      </w:r>
+    </w:p>
+    <w:p>
+      <w:pPr>
+        <w:jc w:val="both"/>
+        <w:rPr>
+          <w:sz w:val="32"/>
+          <w:szCs w:val="32"/>
+        </w:rPr>
+      </w:pPr>
+      <w:r>
+        <w:rPr>
+          <w:sz w:val="32"/>
+          <w:szCs w:val="32"/>
+        </w:rPr>
+        <w:t># Notice how it describes a process, not just a prompt</w:t>
+      </w:r>
+    </w:p>
+    <w:p>
+      <w:pPr>
+        <w:jc w:val="both"/>
+        <w:rPr>
+          <w:sz w:val="32"/>
+          <w:szCs w:val="32"/>
+        </w:rPr>
+      </w:pPr>
+    </w:p>
+    <w:p>
+      <w:pPr>
+        <w:jc w:val="both"/>
+        <w:rPr>
+          <w:sz w:val="32"/>
+          <w:szCs w:val="32"/>
+        </w:rPr>
+      </w:pPr>
+      <w:r>
+        <w:rPr>
+          <w:sz w:val="32"/>
+          <w:szCs w:val="32"/>
+        </w:rPr>
+        <w:t>A Skill Should Teach a Workflow:</w:t>
+      </w:r>
+    </w:p>
+    <w:p>
+      <w:pPr>
+        <w:jc w:val="both"/>
+        <w:rPr>
+          <w:sz w:val="32"/>
+          <w:szCs w:val="32"/>
+        </w:rPr>
+      </w:pPr>
+      <w:r>
+        <w:rPr>
+          <w:sz w:val="32"/>
+          <w:szCs w:val="32"/>
+        </w:rPr>
+        <w:t xml:space="preserve"># </w:t>
+      </w:r>
+      <w:r>
+        <w:rPr>
+          <w:sz w:val="32"/>
+          <w:szCs w:val="32"/>
+        </w:rPr>
+        <w:t>Don't write</w:t>
+      </w:r>
+      <w:r>
+        <w:rPr>
+          <w:sz w:val="32"/>
+          <w:szCs w:val="32"/>
+        </w:rPr>
+        <w:t xml:space="preserve"> </w:t>
+      </w:r>
+      <w:r>
+        <w:rPr>
+          <w:sz w:val="32"/>
+          <w:szCs w:val="32"/>
+        </w:rPr>
+        <w:t xml:space="preserve">"Review </w:t>
+      </w:r>
+      <w:r>
+        <w:rPr>
+          <w:b/>
+          <w:bCs/>
+          <w:sz w:val="32"/>
+          <w:szCs w:val="32"/>
+        </w:rPr>
+        <w:t>Flutter</w:t>
+      </w:r>
+      <w:r>
+        <w:rPr>
+          <w:sz w:val="32"/>
+          <w:szCs w:val="32"/>
+        </w:rPr>
+        <w:t>"</w:t>
+      </w:r>
+      <w:r>
+        <w:rPr>
+          <w:sz w:val="32"/>
+          <w:szCs w:val="32"/>
+        </w:rPr>
+        <w:t xml:space="preserve">. </w:t>
+      </w:r>
+      <w:r>
+        <w:rPr>
+          <w:sz w:val="32"/>
+          <w:szCs w:val="32"/>
+        </w:rPr>
+        <w:t>This makes the Skill much more reusable.</w:t>
+      </w:r>
+    </w:p>
+    <w:p>
+      <w:pPr>
+        <w:jc w:val="both"/>
+        <w:rPr>
+          <w:sz w:val="32"/>
+          <w:szCs w:val="32"/>
+        </w:rPr>
+      </w:pPr>
+      <w:r>
+        <w:rPr>
+          <w:sz w:val="32"/>
+          <w:szCs w:val="32"/>
+        </w:rPr>
+        <w:t xml:space="preserve"># </w:t>
+      </w:r>
+      <w:r>
+        <w:rPr>
+          <w:sz w:val="32"/>
+          <w:szCs w:val="32"/>
+        </w:rPr>
+        <w:t>Write:</w:t>
+      </w:r>
+    </w:p>
+    <w:p>
+      <w:pPr>
+        <w:jc w:val="both"/>
+        <w:rPr>
+          <w:b/>
+          <w:bCs/>
+          <w:sz w:val="28"/>
+          <w:szCs w:val="28"/>
+        </w:rPr>
+      </w:pPr>
+      <w:r>
+        <w:rPr>
+          <w:b/>
+          <w:bCs/>
+          <w:sz w:val="28"/>
+          <w:szCs w:val="28"/>
+        </w:rPr>
+        <w:t>Step 1</w:t>
+      </w:r>
+    </w:p>
+    <w:p>
+      <w:pPr>
+        <w:jc w:val="both"/>
+        <w:rPr>
+          <w:b/>
+          <w:bCs/>
+          <w:sz w:val="28"/>
+          <w:szCs w:val="28"/>
+        </w:rPr>
+      </w:pPr>
+      <w:r>
+        <w:rPr>
+          <w:b/>
+          <w:bCs/>
+          <w:sz w:val="28"/>
+          <w:szCs w:val="28"/>
+        </w:rPr>
+        <w:t>Understand architecture</w:t>
+      </w:r>
+    </w:p>
+    <w:p>
+      <w:pPr>
+        <w:jc w:val="both"/>
+        <w:rPr>
+          <w:b/>
+          <w:bCs/>
+          <w:sz w:val="28"/>
+          <w:szCs w:val="28"/>
+        </w:rPr>
+      </w:pPr>
+      <w:r>
+        <w:rPr>
+          <w:b/>
+          <w:bCs/>
+          <w:sz w:val="28"/>
+          <w:szCs w:val="28"/>
+        </w:rPr>
+        <w:t>↓</w:t>
+      </w:r>
+    </w:p>
+    <w:p>
+      <w:pPr>
+        <w:jc w:val="both"/>
+        <w:rPr>
+          <w:b/>
+          <w:bCs/>
+          <w:sz w:val="28"/>
+          <w:szCs w:val="28"/>
+        </w:rPr>
+      </w:pPr>
+      <w:r>
+        <w:rPr>
+          <w:b/>
+          <w:bCs/>
+          <w:sz w:val="28"/>
+          <w:szCs w:val="28"/>
+        </w:rPr>
+        <w:t>Step 2</w:t>
+      </w:r>
+    </w:p>
+    <w:p>
+      <w:pPr>
+        <w:jc w:val="both"/>
+        <w:rPr>
+          <w:b/>
+          <w:bCs/>
+          <w:sz w:val="28"/>
+          <w:szCs w:val="28"/>
+        </w:rPr>
+      </w:pPr>
+      <w:r>
+        <w:rPr>
+          <w:b/>
+          <w:bCs/>
+          <w:sz w:val="28"/>
+          <w:szCs w:val="28"/>
+        </w:rPr>
+        <w:t>Find bugs</w:t>
+      </w:r>
+    </w:p>
+    <w:p>
+      <w:pPr>
+        <w:jc w:val="both"/>
+        <w:rPr>
+          <w:b/>
+          <w:bCs/>
+          <w:sz w:val="28"/>
+          <w:szCs w:val="28"/>
+        </w:rPr>
+      </w:pPr>
+      <w:r>
+        <w:rPr>
+          <w:b/>
+          <w:bCs/>
+          <w:sz w:val="28"/>
+          <w:szCs w:val="28"/>
+        </w:rPr>
+        <w:lastRenderedPageBreak/>
+        <w:t>↓</w:t>
+      </w:r>
+    </w:p>
+    <w:p>
+      <w:pPr>
+        <w:jc w:val="both"/>
+        <w:rPr>
+          <w:b/>
+          <w:bCs/>
+          <w:sz w:val="28"/>
+          <w:szCs w:val="28"/>
+        </w:rPr>
+      </w:pPr>
+      <w:r>
+        <w:rPr>
+          <w:b/>
+          <w:bCs/>
+          <w:sz w:val="28"/>
+          <w:szCs w:val="28"/>
+        </w:rPr>
+        <w:t>Step 3</w:t>
+      </w:r>
+    </w:p>
+    <w:p>
+      <w:pPr>
+        <w:jc w:val="both"/>
+        <w:rPr>
+          <w:b/>
+          <w:bCs/>
+          <w:sz w:val="28"/>
+          <w:szCs w:val="28"/>
+        </w:rPr>
+      </w:pPr>
+      <w:r>
+        <w:rPr>
+          <w:b/>
+          <w:bCs/>
+          <w:sz w:val="28"/>
+          <w:szCs w:val="28"/>
+        </w:rPr>
+        <w:t>Review SOLID</w:t>
+      </w:r>
+    </w:p>
+    <w:p>
+      <w:pPr>
+        <w:jc w:val="both"/>
+        <w:rPr>
+          <w:b/>
+          <w:bCs/>
+          <w:sz w:val="28"/>
+          <w:szCs w:val="28"/>
+        </w:rPr>
+      </w:pPr>
+      <w:r>
+        <w:rPr>
+          <w:b/>
+          <w:bCs/>
+          <w:sz w:val="28"/>
+          <w:szCs w:val="28"/>
+        </w:rPr>
+        <w:t>↓</w:t>
+      </w:r>
+    </w:p>
+    <w:p>
+      <w:pPr>
+        <w:jc w:val="both"/>
+        <w:rPr>
+          <w:b/>
+          <w:bCs/>
+          <w:sz w:val="28"/>
+          <w:szCs w:val="28"/>
+        </w:rPr>
+      </w:pPr>
+      <w:r>
+        <w:rPr>
+          <w:b/>
+          <w:bCs/>
+          <w:sz w:val="28"/>
+          <w:szCs w:val="28"/>
+        </w:rPr>
+        <w:t>Step 4</w:t>
+      </w:r>
+    </w:p>
+    <w:p>
+      <w:pPr>
+        <w:jc w:val="both"/>
+        <w:rPr>
+          <w:b/>
+          <w:bCs/>
+          <w:sz w:val="28"/>
+          <w:szCs w:val="28"/>
+        </w:rPr>
+      </w:pPr>
+      <w:r>
+        <w:rPr>
+          <w:b/>
+          <w:bCs/>
+          <w:sz w:val="28"/>
+          <w:szCs w:val="28"/>
+        </w:rPr>
+        <w:t>Review testing</w:t>
+      </w:r>
+    </w:p>
+    <w:p>
+      <w:pPr>
+        <w:jc w:val="both"/>
+        <w:rPr>
+          <w:b/>
+          <w:bCs/>
+          <w:sz w:val="28"/>
+          <w:szCs w:val="28"/>
+        </w:rPr>
+      </w:pPr>
+      <w:r>
+        <w:rPr>
+          <w:b/>
+          <w:bCs/>
+          <w:sz w:val="28"/>
+          <w:szCs w:val="28"/>
+        </w:rPr>
+        <w:t>↓</w:t>
+      </w:r>
+    </w:p>
+    <w:p>
+      <w:pPr>
+        <w:jc w:val="both"/>
+        <w:rPr>
+          <w:b/>
+          <w:bCs/>
+          <w:sz w:val="28"/>
+          <w:szCs w:val="28"/>
+        </w:rPr>
+      </w:pPr>
+      <w:r>
+        <w:rPr>
+          <w:b/>
+          <w:bCs/>
+          <w:sz w:val="28"/>
+          <w:szCs w:val="28"/>
+        </w:rPr>
+        <w:t>Step 5</w:t>
+      </w:r>
+    </w:p>
+    <w:p>
+      <w:pPr>
+        <w:jc w:val="both"/>
+        <w:rPr>
+          <w:b/>
+          <w:bCs/>
+          <w:sz w:val="28"/>
+          <w:szCs w:val="28"/>
+        </w:rPr>
+      </w:pPr>
+      <w:r>
+        <w:rPr>
+          <w:b/>
+          <w:bCs/>
+          <w:sz w:val="28"/>
+          <w:szCs w:val="28"/>
+        </w:rPr>
+        <w:t>Produce prioritized report</w:t>
+      </w:r>
+    </w:p>
+    <w:p>
+      <w:pPr>
+        <w:jc w:val="both"/>
+        <w:rPr>
+          <w:sz w:val="32"/>
+          <w:szCs w:val="32"/>
+        </w:rPr>
+      </w:pPr>
+    </w:p>
+    <w:p>
+      <w:pPr>
+        <w:jc w:val="both"/>
+        <w:rPr>
+          <w:sz w:val="32"/>
+          <w:szCs w:val="32"/>
+        </w:rPr>
+      </w:pPr>
+      <w:r>
+        <w:rPr>
+          <w:sz w:val="32"/>
+          <w:szCs w:val="32"/>
+        </w:rPr>
+        <w:t>Skill vs Prompt:</w:t>
+      </w:r>
+    </w:p>
+    <w:p>
+      <w:pPr>
+        <w:jc w:val="both"/>
+        <w:rPr>
+          <w:sz w:val="32"/>
+          <w:szCs w:val="32"/>
+        </w:rPr>
+      </w:pPr>
+      <w:r>
+        <w:rPr>
+          <w:sz w:val="32"/>
+          <w:szCs w:val="32"/>
+        </w:rPr>
+        <w:t># Instead of repeatedly writing:</w:t>
+      </w:r>
+    </w:p>
+    <w:p>
+      <w:pPr>
+        <w:jc w:val="both"/>
+        <w:rPr>
+          <w:b/>
+          <w:bCs/>
+          <w:sz w:val="28"/>
+          <w:szCs w:val="28"/>
+        </w:rPr>
+      </w:pPr>
+      <w:r>
+        <w:rPr>
+          <w:b/>
+          <w:bCs/>
+          <w:sz w:val="28"/>
+          <w:szCs w:val="28"/>
+        </w:rPr>
+        <w:t>Review my Flutter app.</w:t>
+      </w:r>
+    </w:p>
+    <w:p>
+      <w:pPr>
+        <w:jc w:val="both"/>
+        <w:rPr>
+          <w:b/>
+          <w:bCs/>
+          <w:sz w:val="28"/>
+          <w:szCs w:val="28"/>
+        </w:rPr>
+      </w:pPr>
+      <w:r>
+        <w:rPr>
+          <w:b/>
+          <w:bCs/>
+          <w:sz w:val="28"/>
+          <w:szCs w:val="28"/>
+        </w:rPr>
+        <w:t>Focus on:</w:t>
+      </w:r>
+    </w:p>
+    <w:p>
+      <w:pPr>
+        <w:jc w:val="both"/>
+        <w:rPr>
+          <w:b/>
+          <w:bCs/>
+          <w:sz w:val="28"/>
+          <w:szCs w:val="28"/>
+        </w:rPr>
+      </w:pPr>
+      <w:r>
+        <w:rPr>
+          <w:b/>
+          <w:bCs/>
+          <w:sz w:val="28"/>
+          <w:szCs w:val="28"/>
+        </w:rPr>
+        <w:t>- Architecture</w:t>
+      </w:r>
+    </w:p>
+    <w:p>
+      <w:pPr>
+        <w:jc w:val="both"/>
+        <w:rPr>
+          <w:b/>
+          <w:bCs/>
+          <w:sz w:val="28"/>
+          <w:szCs w:val="28"/>
+        </w:rPr>
+      </w:pPr>
+      <w:r>
+        <w:rPr>
+          <w:b/>
+          <w:bCs/>
+          <w:sz w:val="28"/>
+          <w:szCs w:val="28"/>
+        </w:rPr>
+        <w:t>- SOLID</w:t>
+      </w:r>
+    </w:p>
+    <w:p>
+      <w:pPr>
+        <w:jc w:val="both"/>
+        <w:rPr>
+          <w:b/>
+          <w:bCs/>
+          <w:sz w:val="28"/>
+          <w:szCs w:val="28"/>
+        </w:rPr>
+      </w:pPr>
+      <w:r>
+        <w:rPr>
+          <w:b/>
+          <w:bCs/>
+          <w:sz w:val="28"/>
+          <w:szCs w:val="28"/>
+        </w:rPr>
+        <w:t>- Performance</w:t>
+      </w:r>
+    </w:p>
+    <w:p>
+      <w:pPr>
+        <w:jc w:val="both"/>
+        <w:rPr>
+          <w:b/>
+          <w:bCs/>
+          <w:sz w:val="28"/>
+          <w:szCs w:val="28"/>
+        </w:rPr>
+      </w:pPr>
+      <w:r>
+        <w:rPr>
+          <w:b/>
+          <w:bCs/>
+          <w:sz w:val="28"/>
+          <w:szCs w:val="28"/>
+        </w:rPr>
+        <w:t xml:space="preserve">- </w:t>
+      </w:r>
+      <w:proofErr w:type="spellStart"/>
+      <w:r>
+        <w:rPr>
+          <w:b/>
+          <w:bCs/>
+          <w:sz w:val="28"/>
+          <w:szCs w:val="28"/>
+        </w:rPr>
+        <w:t>Riverpod</w:t>
+      </w:r>
+      <w:proofErr w:type="spellEnd"/>
+    </w:p>
+    <w:p>
+      <w:pPr>
+        <w:jc w:val="both"/>
+        <w:rPr>
+          <w:b/>
+          <w:bCs/>
+          <w:sz w:val="28"/>
+          <w:szCs w:val="28"/>
+        </w:rPr>
+      </w:pPr>
+      <w:r>
+        <w:rPr>
+          <w:b/>
+          <w:bCs/>
+          <w:sz w:val="28"/>
+          <w:szCs w:val="28"/>
+        </w:rPr>
+        <w:t>- Testing</w:t>
+      </w:r>
+    </w:p>
+    <w:p>
+      <w:pPr>
+        <w:jc w:val="both"/>
+        <w:rPr>
+          <w:sz w:val="32"/>
+          <w:szCs w:val="32"/>
+        </w:rPr>
+      </w:pPr>
+      <w:r>
+        <w:rPr>
+          <w:b/>
+          <w:bCs/>
+          <w:sz w:val="28"/>
+          <w:szCs w:val="28"/>
+        </w:rPr>
+        <w:t>Ignore formatting</w:t>
+      </w:r>
+      <w:r>
+        <w:rPr>
+          <w:sz w:val="32"/>
+          <w:szCs w:val="32"/>
+        </w:rPr>
+        <w:t>.</w:t>
+      </w:r>
+    </w:p>
+    <w:p>
+      <w:pPr>
+        <w:jc w:val="both"/>
+        <w:rPr>
+          <w:sz w:val="32"/>
+          <w:szCs w:val="32"/>
+        </w:rPr>
+      </w:pPr>
+      <w:r>
+        <w:rPr>
+          <w:sz w:val="32"/>
+          <w:szCs w:val="32"/>
+        </w:rPr>
+        <w:t># We can simply invoke our S</w:t>
+      </w:r>
+      <w:r>
+        <w:rPr>
+          <w:sz w:val="32"/>
+          <w:szCs w:val="32"/>
+        </w:rPr>
+        <w:t>KILL</w:t>
+      </w:r>
+      <w:r>
+        <w:rPr>
+          <w:sz w:val="32"/>
+          <w:szCs w:val="32"/>
+        </w:rPr>
+        <w:t xml:space="preserve">. </w:t>
+      </w:r>
+      <w:r>
+        <w:rPr>
+          <w:sz w:val="32"/>
+          <w:szCs w:val="32"/>
+        </w:rPr>
+        <w:t>This keeps our prompts short and our reviews consistent</w:t>
+      </w:r>
+      <w:r>
+        <w:rPr>
+          <w:sz w:val="32"/>
+          <w:szCs w:val="32"/>
+        </w:rPr>
+        <w:t>:</w:t>
+      </w:r>
+    </w:p>
+    <w:p>
+      <w:pPr>
+        <w:jc w:val="both"/>
+        <w:rPr>
+          <w:b/>
+          <w:bCs/>
+          <w:color w:val="60CAF3" w:themeColor="accent4" w:themeTint="99"/>
+          <w:sz w:val="32"/>
+          <w:szCs w:val="32"/>
+        </w:rPr>
+      </w:pPr>
+      <w:r>
+        <w:rPr>
+          <w:b/>
+          <w:bCs/>
+          <w:color w:val="60CAF3" w:themeColor="accent4" w:themeTint="99"/>
+          <w:sz w:val="32"/>
+          <w:szCs w:val="32"/>
+        </w:rPr>
+        <w:t>$flutter-architecture-review</w:t>
+      </w:r>
+    </w:p>
+    <w:p>
+      <w:pPr>
+        <w:jc w:val="both"/>
+        <w:rPr>
+          <w:sz w:val="32"/>
+          <w:szCs w:val="32"/>
+        </w:rPr>
+      </w:pPr>
+      <w:r>
+        <w:rPr>
+          <w:b/>
+          <w:bCs/>
+          <w:sz w:val="32"/>
+          <w:szCs w:val="32"/>
+        </w:rPr>
+        <w:t xml:space="preserve">NOTE: </w:t>
+      </w:r>
+      <w:r>
+        <w:rPr>
+          <w:sz w:val="32"/>
+          <w:szCs w:val="32"/>
+        </w:rPr>
+        <w:t>Always define Skills for a repetitive process or work</w:t>
+      </w:r>
+    </w:p>
+    <w:p>
+      <w:pPr>
+        <w:jc w:val="both"/>
+        <w:rPr>
+          <w:sz w:val="32"/>
+          <w:szCs w:val="32"/>
+        </w:rPr>
+      </w:pPr>
+    </w:p>
+    <w:p>
+      <w:pPr>
+        <w:jc w:val="center"/>
+        <w:rPr>
+          <w:sz w:val="32"/>
+          <w:szCs w:val="32"/>
+        </w:rPr>
+      </w:pPr>
+      <w:r>
+        <w:rPr>
+          <w:sz w:val="32"/>
+          <w:szCs w:val="32"/>
+        </w:rPr>
+        <w:t>Break</w:t>
+      </w:r>
+    </w:p>
+    <w:p>
+      <w:pPr>
+        <w:jc w:val="both"/>
+        <w:rPr>
+          <w:sz w:val="32"/>
+          <w:szCs w:val="32"/>
+        </w:rPr>
+      </w:pPr>
+    </w:p>
+    <w:p>
+      <w:pPr>
+        <w:jc w:val="both"/>
+        <w:rPr>
+          <w:b/>
+          <w:bCs/>
+          <w:sz w:val="32"/>
+          <w:szCs w:val="32"/>
+        </w:rPr>
+      </w:pPr>
+      <w:r>
+        <w:rPr>
+          <w:b/>
+          <w:bCs/>
+          <w:sz w:val="32"/>
+          <w:szCs w:val="32"/>
+        </w:rPr>
+        <w:t>Implementation Process (using .md files)</w:t>
+      </w:r>
+      <w:r>
+        <w:rPr>
+          <w:b/>
+          <w:bCs/>
+          <w:sz w:val="32"/>
+          <w:szCs w:val="32"/>
+        </w:rPr>
+        <w:t>:</w:t>
+      </w:r>
+    </w:p>
+    <w:p>
+      <w:pPr>
+        <w:jc w:val="both"/>
+        <w:rPr>
+          <w:sz w:val="32"/>
+          <w:szCs w:val="32"/>
+        </w:rPr>
+      </w:pPr>
+      <w:r>
+        <w:rPr>
+          <w:sz w:val="32"/>
+          <w:szCs w:val="32"/>
+        </w:rPr>
+        <w:t># For getting best and efficient output from AI Agents while</w:t>
+      </w:r>
+      <w:r>
+        <w:rPr>
+          <w:sz w:val="32"/>
+          <w:szCs w:val="32"/>
+        </w:rPr>
+        <w:t xml:space="preserve"> preserving context use this approach</w:t>
+      </w:r>
+    </w:p>
+    <w:p>
+      <w:pPr>
+        <w:jc w:val="both"/>
+        <w:rPr>
+          <w:sz w:val="32"/>
+          <w:szCs w:val="32"/>
+        </w:rPr>
+      </w:pPr>
+      <w:r>
+        <w:rPr>
+          <w:sz w:val="32"/>
+          <w:szCs w:val="32"/>
+        </w:rPr>
+        <w:t xml:space="preserve"># Got to </w:t>
+      </w:r>
+      <w:proofErr w:type="spellStart"/>
+      <w:r>
+        <w:rPr>
+          <w:b/>
+          <w:bCs/>
+          <w:sz w:val="32"/>
+          <w:szCs w:val="32"/>
+        </w:rPr>
+        <w:t>project_root</w:t>
+      </w:r>
+      <w:proofErr w:type="spellEnd"/>
+      <w:r>
+        <w:rPr>
+          <w:b/>
+          <w:bCs/>
+          <w:sz w:val="32"/>
+          <w:szCs w:val="32"/>
+        </w:rPr>
+        <w:t>/</w:t>
+      </w:r>
+      <w:r>
+        <w:rPr>
+          <w:sz w:val="32"/>
+          <w:szCs w:val="32"/>
+        </w:rPr>
+        <w:t xml:space="preserve"> and create a folder called .</w:t>
+      </w:r>
+      <w:r>
+        <w:rPr>
+          <w:b/>
+          <w:bCs/>
+          <w:sz w:val="32"/>
+          <w:szCs w:val="32"/>
+        </w:rPr>
+        <w:t>artifacts</w:t>
+      </w:r>
+      <w:r>
+        <w:rPr>
+          <w:b/>
+          <w:bCs/>
+          <w:sz w:val="32"/>
+          <w:szCs w:val="32"/>
+        </w:rPr>
+        <w:t xml:space="preserve">/ </w:t>
+      </w:r>
+      <w:r>
+        <w:rPr>
+          <w:sz w:val="32"/>
+          <w:szCs w:val="32"/>
+        </w:rPr>
+        <w:t xml:space="preserve">directory and in here create artifact </w:t>
+      </w:r>
+      <w:r>
+        <w:rPr>
+          <w:b/>
+          <w:bCs/>
+          <w:sz w:val="32"/>
+          <w:szCs w:val="32"/>
+        </w:rPr>
+        <w:t>*.md</w:t>
+      </w:r>
+      <w:r>
+        <w:rPr>
+          <w:b/>
+          <w:bCs/>
+          <w:sz w:val="32"/>
+          <w:szCs w:val="32"/>
+        </w:rPr>
+        <w:t xml:space="preserve"> </w:t>
+      </w:r>
+      <w:r>
+        <w:rPr>
+          <w:sz w:val="32"/>
+          <w:szCs w:val="32"/>
+        </w:rPr>
+        <w:t>files for implementation plan, checklist for executing tasks, and a walkthrough file indicating what changes, moved, edited or important updates have been made</w:t>
+      </w:r>
+    </w:p>
+    <w:p>
+      <w:pPr>
+        <w:jc w:val="both"/>
+        <w:rPr>
+          <w:sz w:val="32"/>
+          <w:szCs w:val="32"/>
+        </w:rPr>
+      </w:pPr>
+      <w:r>
+        <w:rPr>
+          <w:sz w:val="32"/>
+          <w:szCs w:val="32"/>
+        </w:rPr>
+        <w:t># Folder Structure:</w:t>
+      </w:r>
+    </w:p>
+    <w:p>
+      <w:pPr>
+        <w:jc w:val="both"/>
+        <w:rPr>
+          <w:b/>
+          <w:bCs/>
+          <w:sz w:val="28"/>
+          <w:szCs w:val="28"/>
+        </w:rPr>
+      </w:pPr>
+      <w:proofErr w:type="spellStart"/>
+      <w:r>
+        <w:rPr>
+          <w:b/>
+          <w:bCs/>
+          <w:sz w:val="28"/>
+          <w:szCs w:val="28"/>
+        </w:rPr>
+        <w:t>project_root</w:t>
+      </w:r>
+      <w:proofErr w:type="spellEnd"/>
+      <w:r>
+        <w:rPr>
+          <w:b/>
+          <w:bCs/>
+          <w:sz w:val="28"/>
+          <w:szCs w:val="28"/>
+        </w:rPr>
+        <w:t>/</w:t>
+      </w:r>
+    </w:p>
+    <w:p>
+      <w:pPr>
+        <w:jc w:val="both"/>
+        <w:rPr>
+          <w:b/>
+          <w:bCs/>
+          <w:sz w:val="28"/>
+          <w:szCs w:val="28"/>
+        </w:rPr>
+      </w:pPr>
+      <w:r>
+        <w:rPr>
+          <w:b/>
+          <w:bCs/>
+          <w:sz w:val="28"/>
+          <w:szCs w:val="28"/>
+        </w:rPr>
+        <w:t>│</w:t>
+      </w:r>
+    </w:p>
+    <w:p>
+      <w:pPr>
+        <w:jc w:val="both"/>
+        <w:rPr>
+          <w:b/>
+          <w:bCs/>
+          <w:sz w:val="28"/>
+          <w:szCs w:val="28"/>
+        </w:rPr>
+      </w:pPr>
+      <w:r>
+        <w:rPr>
+          <w:b/>
+          <w:bCs/>
+          <w:sz w:val="28"/>
+          <w:szCs w:val="28"/>
+        </w:rPr>
+        <w:t>└── .</w:t>
+      </w:r>
+      <w:r>
+        <w:rPr>
+          <w:b/>
+          <w:bCs/>
+          <w:sz w:val="28"/>
+          <w:szCs w:val="28"/>
+        </w:rPr>
+        <w:t>artifacts</w:t>
+      </w:r>
+      <w:r>
+        <w:rPr>
+          <w:b/>
+          <w:bCs/>
+          <w:sz w:val="28"/>
+          <w:szCs w:val="28"/>
+        </w:rPr>
+        <w:t>/</w:t>
+      </w:r>
+    </w:p>
+    <w:p>
+      <w:pPr>
+        <w:jc w:val="both"/>
+        <w:rPr>
+          <w:b/>
+          <w:bCs/>
+          <w:sz w:val="28"/>
+          <w:szCs w:val="28"/>
+        </w:rPr>
+      </w:pPr>
+      <w:r>
+        <w:rPr>
+          <w:b/>
+          <w:bCs/>
+          <w:sz w:val="28"/>
+          <w:szCs w:val="28"/>
+        </w:rPr>
+        <w:t xml:space="preserve">     └── </w:t>
+      </w:r>
+      <w:r>
+        <w:rPr>
+          <w:b/>
+          <w:bCs/>
+          <w:sz w:val="28"/>
+          <w:szCs w:val="28"/>
+        </w:rPr>
+        <w:t>implementation_plan.artifact.md</w:t>
+      </w:r>
+    </w:p>
+    <w:p>
+      <w:pPr>
+        <w:jc w:val="both"/>
+        <w:rPr>
+          <w:b/>
+          <w:bCs/>
+          <w:sz w:val="28"/>
+          <w:szCs w:val="28"/>
+        </w:rPr>
+      </w:pPr>
+      <w:r>
+        <w:rPr>
+          <w:b/>
+          <w:bCs/>
+          <w:sz w:val="28"/>
+          <w:szCs w:val="28"/>
+        </w:rPr>
+        <w:t xml:space="preserve">    </w:t>
+      </w:r>
+      <w:r>
+        <w:rPr>
+          <w:rFonts w:ascii="Arial" w:hAnsi="Arial" w:cs="Arial"/>
+          <w:b/>
+          <w:bCs/>
+          <w:sz w:val="28"/>
+          <w:szCs w:val="28"/>
+        </w:rPr>
+        <w:t>├</w:t>
+      </w:r>
+      <w:r>
+        <w:rPr>
+          <w:rFonts w:ascii="Aptos" w:hAnsi="Aptos" w:cs="Aptos"/>
+          <w:b/>
+          <w:bCs/>
+          <w:sz w:val="28"/>
+          <w:szCs w:val="28"/>
+        </w:rPr>
+        <w:t>──</w:t>
+      </w:r>
+      <w:r>
+        <w:rPr>
+          <w:b/>
+          <w:bCs/>
+          <w:sz w:val="28"/>
+          <w:szCs w:val="28"/>
+        </w:rPr>
+        <w:t xml:space="preserve"> </w:t>
+      </w:r>
+      <w:r>
+        <w:rPr>
+          <w:b/>
+          <w:bCs/>
+          <w:sz w:val="28"/>
+          <w:szCs w:val="28"/>
+        </w:rPr>
+        <w:t>task.artifact.md</w:t>
+      </w:r>
+    </w:p>
+    <w:p>
+      <w:pPr>
+        <w:jc w:val="both"/>
+        <w:rPr>
+          <w:b/>
+          <w:bCs/>
+          <w:sz w:val="28"/>
+          <w:szCs w:val="28"/>
+        </w:rPr>
+      </w:pPr>
+      <w:r>
+        <w:rPr>
+          <w:b/>
+          <w:bCs/>
+          <w:sz w:val="28"/>
+          <w:szCs w:val="28"/>
+        </w:rPr>
+        <w:t xml:space="preserve">    </w:t>
+      </w:r>
+      <w:r>
+        <w:rPr>
+          <w:rFonts w:ascii="Arial" w:hAnsi="Arial" w:cs="Arial"/>
+          <w:b/>
+          <w:bCs/>
+          <w:sz w:val="28"/>
+          <w:szCs w:val="28"/>
+        </w:rPr>
+        <w:t>├</w:t>
+      </w:r>
+      <w:r>
+        <w:rPr>
+          <w:rFonts w:ascii="Aptos" w:hAnsi="Aptos" w:cs="Aptos"/>
+          <w:b/>
+          <w:bCs/>
+          <w:sz w:val="28"/>
+          <w:szCs w:val="28"/>
+        </w:rPr>
+        <w:t>──</w:t>
+      </w:r>
+      <w:r>
+        <w:rPr>
+          <w:b/>
+          <w:bCs/>
+          <w:sz w:val="28"/>
+          <w:szCs w:val="28"/>
+        </w:rPr>
+        <w:t xml:space="preserve"> </w:t>
+      </w:r>
+      <w:r>
+        <w:rPr>
+          <w:b/>
+          <w:bCs/>
+          <w:sz w:val="28"/>
+          <w:szCs w:val="28"/>
+        </w:rPr>
+        <w:t>walkthrough.artifact.md</w:t>
+      </w:r>
+    </w:p>
+    <w:p>
+      <w:pPr>
+        <w:jc w:val="both"/>
+        <w:rPr>
+          <w:b/>
+          <w:bCs/>
+          <w:sz w:val="32"/>
+          <w:szCs w:val="32"/>
+        </w:rPr>
+      </w:pPr>
+    </w:p>
+    <w:p>
+      <w:pPr>
+        <w:jc w:val="both"/>
+        <w:rPr>
+          <w:sz w:val="32"/>
+          <w:szCs w:val="32"/>
+        </w:rPr>
+      </w:pPr>
+      <w:r>
+        <w:rPr>
+          <w:sz w:val="32"/>
+          <w:szCs w:val="32"/>
+        </w:rPr>
+        <w:t>Usage:</w:t>
+      </w:r>
+    </w:p>
+    <w:p>
+      <w:pPr>
+        <w:jc w:val="both"/>
+        <w:rPr>
+          <w:sz w:val="32"/>
+          <w:szCs w:val="32"/>
+        </w:rPr>
+      </w:pPr>
+      <w:r>
+        <w:rPr>
+          <w:sz w:val="32"/>
+          <w:szCs w:val="32"/>
+        </w:rPr>
+        <w:t xml:space="preserve"># Tell the AI Agent to create </w:t>
+      </w:r>
+      <w:r>
+        <w:rPr>
+          <w:b/>
+          <w:bCs/>
+          <w:sz w:val="32"/>
+          <w:szCs w:val="32"/>
+        </w:rPr>
+        <w:t>.artifacts</w:t>
+      </w:r>
+      <w:r>
+        <w:rPr>
+          <w:sz w:val="32"/>
+          <w:szCs w:val="32"/>
+        </w:rPr>
+        <w:t xml:space="preserve"> directory and always create these three files:</w:t>
+      </w:r>
+    </w:p>
+    <w:p>
+      <w:pPr>
+        <w:jc w:val="both"/>
+        <w:rPr>
+          <w:sz w:val="32"/>
+          <w:szCs w:val="32"/>
+        </w:rPr>
+      </w:pPr>
+      <w:r>
+        <w:rPr>
+          <w:b/>
+          <w:bCs/>
+          <w:sz w:val="28"/>
+          <w:szCs w:val="28"/>
+        </w:rPr>
+        <w:t>implementation_plan.artifact.md</w:t>
+      </w:r>
+      <w:r>
+        <w:rPr>
+          <w:b/>
+          <w:bCs/>
+          <w:sz w:val="28"/>
+          <w:szCs w:val="28"/>
+        </w:rPr>
+        <w:t xml:space="preserve"> </w:t>
+      </w:r>
+      <w:r>
+        <w:rPr>
+          <w:sz w:val="32"/>
+          <w:szCs w:val="32"/>
+        </w:rPr>
+        <w:sym w:font="Wingdings" w:char="F0E0"/>
+      </w:r>
+      <w:r>
+        <w:rPr>
+          <w:sz w:val="32"/>
+          <w:szCs w:val="32"/>
+        </w:rPr>
+        <w:t xml:space="preserve"> for planning before implementing a feature</w:t>
+      </w:r>
+    </w:p>
+    <w:p>
+      <w:pPr>
+        <w:jc w:val="both"/>
+        <w:rPr>
+          <w:sz w:val="32"/>
+          <w:szCs w:val="32"/>
+        </w:rPr>
+      </w:pPr>
+      <w:r>
+        <w:rPr>
+          <w:b/>
+          <w:bCs/>
+          <w:sz w:val="28"/>
+          <w:szCs w:val="28"/>
+        </w:rPr>
+        <w:lastRenderedPageBreak/>
+        <w:t>task.artifact.md</w:t>
+      </w:r>
+      <w:r>
+        <w:rPr>
+          <w:b/>
+          <w:bCs/>
+          <w:sz w:val="28"/>
+          <w:szCs w:val="28"/>
+        </w:rPr>
+        <w:t xml:space="preserve"> </w:t>
+      </w:r>
+      <w:r>
+        <w:rPr>
+          <w:sz w:val="32"/>
+          <w:szCs w:val="32"/>
+        </w:rPr>
+        <w:sym w:font="Wingdings" w:char="F0E0"/>
+      </w:r>
+      <w:r>
+        <w:rPr>
+          <w:sz w:val="32"/>
+          <w:szCs w:val="32"/>
+        </w:rPr>
+        <w:t xml:space="preserve"> for making a check list before executing where each check list will be marked with X </w:t>
+      </w:r>
+      <w:r>
+        <w:rPr>
+          <w:sz w:val="32"/>
+          <w:szCs w:val="32"/>
+        </w:rPr>
+        <w:t xml:space="preserve">on the go </w:t>
+      </w:r>
+      <w:r>
+        <w:rPr>
+          <w:sz w:val="32"/>
+          <w:szCs w:val="32"/>
+        </w:rPr>
+        <w:t xml:space="preserve">as the AI Agent </w:t>
+      </w:r>
+      <w:r>
+        <w:rPr>
+          <w:sz w:val="32"/>
+          <w:szCs w:val="32"/>
+        </w:rPr>
+        <w:t>completes them. Ensuring each task gets executed in a specific order</w:t>
+      </w:r>
+    </w:p>
+    <w:p>
+      <w:pPr>
+        <w:jc w:val="both"/>
+        <w:rPr>
+          <w:sz w:val="32"/>
+          <w:szCs w:val="32"/>
+        </w:rPr>
+      </w:pPr>
+      <w:r>
+        <w:rPr>
+          <w:b/>
+          <w:bCs/>
+          <w:sz w:val="28"/>
+          <w:szCs w:val="28"/>
+        </w:rPr>
+        <w:t>walkthrough.artifact.md</w:t>
+      </w:r>
+      <w:r>
+        <w:rPr>
+          <w:b/>
+          <w:bCs/>
+          <w:sz w:val="28"/>
+          <w:szCs w:val="28"/>
+        </w:rPr>
+        <w:t xml:space="preserve"> </w:t>
+      </w:r>
+      <w:r>
+        <w:rPr>
+          <w:b/>
+          <w:bCs/>
+          <w:sz w:val="32"/>
+          <w:szCs w:val="32"/>
+        </w:rPr>
+        <w:sym w:font="Wingdings" w:char="F0E0"/>
+      </w:r>
+      <w:r>
+        <w:rPr>
+          <w:b/>
+          <w:bCs/>
+          <w:sz w:val="32"/>
+          <w:szCs w:val="32"/>
+        </w:rPr>
+        <w:t xml:space="preserve"> </w:t>
+      </w:r>
+      <w:r>
+        <w:rPr>
+          <w:sz w:val="32"/>
+          <w:szCs w:val="32"/>
+        </w:rPr>
+        <w:t>for making final overview of what the AI Agent did to the codebase. Like what it changed, moved or updated in the codebase. So, the Agent knows and remembers what it did</w:t>
+      </w:r>
+    </w:p>
+    <w:p>
+      <w:pPr>
+        <w:jc w:val="both"/>
+        <w:rPr>
+          <w:sz w:val="32"/>
+          <w:szCs w:val="32"/>
+        </w:rPr>
+      </w:pPr>
+    </w:p>
+    <w:p>
+      <w:pPr>
+        <w:jc w:val="both"/>
+        <w:rPr>
+          <w:sz w:val="32"/>
+          <w:szCs w:val="32"/>
+        </w:rPr>
+      </w:pPr>
+      <w:r>
+        <w:rPr>
+          <w:sz w:val="32"/>
+          <w:szCs w:val="32"/>
+        </w:rPr>
+        <w:t>Real Example:</w:t>
+      </w:r>
+    </w:p>
+    <w:p>
+      <w:pPr>
+        <w:jc w:val="both"/>
+        <w:rPr>
+          <w:sz w:val="32"/>
+          <w:szCs w:val="32"/>
+        </w:rPr>
+      </w:pPr>
+      <w:r>
+        <w:rPr>
+          <w:sz w:val="32"/>
+          <w:szCs w:val="32"/>
+        </w:rPr>
+        <w:t># For real example see the portfolio project.</w:t>
+      </w:r>
+    </w:p>
+    <w:p>
+      <w:pPr>
+        <w:jc w:val="both"/>
+        <w:rPr>
+          <w:sz w:val="32"/>
+          <w:szCs w:val="32"/>
+        </w:rPr>
+      </w:pPr>
+      <w:r>
+        <w:rPr>
+          <w:b/>
+          <w:bCs/>
+          <w:sz w:val="32"/>
+          <w:szCs w:val="32"/>
+        </w:rPr>
+        <w:t xml:space="preserve">NOTE: </w:t>
+      </w:r>
+      <w:r>
+        <w:rPr>
+          <w:sz w:val="32"/>
+          <w:szCs w:val="32"/>
+        </w:rPr>
+        <w:t>Gemini usually uses this approach make sure Gemini does it every time it implements a new feature. We can plan it out using other powerful agents like Codex but implemented by Gemini to save token</w:t>
+      </w:r>
+    </w:p>
+    <w:p>
+      <w:pPr>
+        <w:jc w:val="both"/>
+        <w:rPr>
+          <w:sz w:val="32"/>
+          <w:szCs w:val="32"/>
+        </w:rPr>
+      </w:pPr>
+    </w:p>
+    <w:p>
+      <w:pPr>
+        <w:jc w:val="both"/>
+        <w:rPr>
+          <w:sz w:val="32"/>
+          <w:szCs w:val="32"/>
+        </w:rPr>
+      </w:pPr>
+    </w:p>
+    <w:p>
+      <w:pPr>
+        <w:jc w:val="both"/>
+        <w:rPr>
+          <w:sz w:val="32"/>
+          <w:szCs w:val="32"/>
+        </w:rPr>
+      </w:pPr>
+    </w:p>
+    <w:p>
+      <w:pPr>
+        <w:jc w:val="both"/>
+        <w:rPr>
+          <w:sz w:val="32"/>
+          <w:szCs w:val="32"/>
+        </w:rPr>
+      </w:pPr>
     </w:p>
     <w:p>
       <w:pPr>
@@ -769,6 +8250,7 @@
       </w:pPr>
     </w:p>
     <w:sectPr>
+      <w:footerReference w:type="default" r:id="rId7"/>
       <w:pgSz w:w="11906" w:h="16838" w:code="9"/>
       <w:pgMar w:top="1440" w:right="1440" w:bottom="1440" w:left="1440" w:header="720" w:footer="720" w:gutter="0"/>
       <w:cols w:space="720"/>
@@ -778,9 +8260,1016 @@
 </w:document>
 </file>
 
+<file path=word/endnotes.xml><?xml version="1.0" encoding="utf-8"?>
+<w:endnotes xmlns:wpc="http://schemas.microsoft.com/office/word/2010/wordprocessingCanvas" xmlns:cx="http://schemas.microsoft.com/office/drawing/2014/chartex" xmlns:cx1="http://schemas.microsoft.com/office/drawing/2015/9/8/chartex" xmlns:cx2="http://schemas.microsoft.com/office/drawing/2015/10/21/chartex" xmlns:cx3="http://schemas.microsoft.com/office/drawing/2016/5/9/chartex" xmlns:cx4="http://schemas.microsoft.com/office/drawing/2016/5/10/chartex" xmlns:cx5="http://schemas.microsoft.com/office/drawing/2016/5/11/chartex" xmlns:cx6="http://schemas.microsoft.com/office/drawing/2016/5/12/chartex" xmlns:cx7="http://schemas.microsoft.com/office/drawing/2016/5/13/chartex" xmlns:cx8="http://schemas.microsoft.com/office/drawing/2016/5/14/chartex" xmlns:mc="http://schemas.openxmlformats.org/markup-compatibility/2006" xmlns:aink="http://schemas.microsoft.com/office/drawing/2016/ink" xmlns:am3d="http://schemas.microsoft.com/office/drawing/2017/model3d" xmlns:o="urn:schemas-microsoft-com:office:office" xmlns:oel="http://schemas.microsoft.com/office/2019/extlst" xmlns:r="http://schemas.openxmlformats.org/officeDocument/2006/relationships" xmlns:m="http://schemas.openxmlformats.org/officeDocument/2006/math" xmlns:v="urn:schemas-microsoft-com:vml" xmlns:wp14="http://schemas.microsoft.com/office/word/2010/wordprocessingDrawing" xmlns:wp="http://schemas.openxmlformats.org/drawingml/2006/wordprocessingDrawing" xmlns:w10="urn:schemas-microsoft-com:office:word" xmlns:w="http://schemas.openxmlformats.org/wordprocessingml/2006/main" xmlns:w14="http://schemas.microsoft.com/office/word/2010/wordml" xmlns:w15="http://schemas.microsoft.com/office/word/2012/wordml" xmlns:w16cex="http://schemas.microsoft.com/office/word/2018/wordml/cex" xmlns:w16cid="http://schemas.microsoft.com/office/word/2016/wordml/cid" xmlns:w16="http://schemas.microsoft.com/office/word/2018/wordml" xmlns:w16sdtdh="http://schemas.microsoft.com/office/word/2020/wordml/sdtdatahash" xmlns:w16se="http://schemas.microsoft.com/office/word/2015/wordml/symex" xmlns:wpg="http://schemas.microsoft.com/office/word/2010/wordprocessingGroup" xmlns:wpi="http://schemas.microsoft.com/office/word/2010/wordprocessingInk" xmlns:wne="http://schemas.microsoft.com/office/word/2006/wordml" xmlns:wps="http://schemas.microsoft.com/office/word/2010/wordprocessingShape" mc:Ignorable="w14 w15 w16se w16cid w16 w16cex w16sdtdh wp14">
+  <w:endnote w:type="separator" w:id="-1">
+    <w:p>
+      <w:pPr>
+        <w:spacing w:after="0" w:line="240" w:lineRule="auto"/>
+      </w:pPr>
+      <w:r>
+        <w:separator/>
+      </w:r>
+    </w:p>
+  </w:endnote>
+  <w:endnote w:type="continuationSeparator" w:id="0">
+    <w:p>
+      <w:pPr>
+        <w:spacing w:after="0" w:line="240" w:lineRule="auto"/>
+      </w:pPr>
+      <w:r>
+        <w:continuationSeparator/>
+      </w:r>
+    </w:p>
+  </w:endnote>
+</w:endnotes>
+</file>
+
+<file path=word/footer1.xml><?xml version="1.0" encoding="utf-8"?>
+<w:ftr xmlns:wpc="http://schemas.microsoft.com/office/word/2010/wordprocessingCanvas" xmlns:cx="http://schemas.microsoft.com/office/drawing/2014/chartex" xmlns:cx1="http://schemas.microsoft.com/office/drawing/2015/9/8/chartex" xmlns:cx2="http://schemas.microsoft.com/office/drawing/2015/10/21/chartex" xmlns:cx3="http://schemas.microsoft.com/office/drawing/2016/5/9/chartex" xmlns:cx4="http://schemas.microsoft.com/office/drawing/2016/5/10/chartex" xmlns:cx5="http://schemas.microsoft.com/office/drawing/2016/5/11/chartex" xmlns:cx6="http://schemas.microsoft.com/office/drawing/2016/5/12/chartex" xmlns:cx7="http://schemas.microsoft.com/office/drawing/2016/5/13/chartex" xmlns:cx8="http://schemas.microsoft.com/office/drawing/2016/5/14/chartex" xmlns:mc="http://schemas.openxmlformats.org/markup-compatibility/2006" xmlns:aink="http://schemas.microsoft.com/office/drawing/2016/ink" xmlns:am3d="http://schemas.microsoft.com/office/drawing/2017/model3d" xmlns:o="urn:schemas-microsoft-com:office:office" xmlns:oel="http://schemas.microsoft.com/office/2019/extlst" xmlns:r="http://schemas.openxmlformats.org/officeDocument/2006/relationships" xmlns:m="http://schemas.openxmlformats.org/officeDocument/2006/math" xmlns:v="urn:schemas-microsoft-com:vml" xmlns:wp14="http://schemas.microsoft.com/office/word/2010/wordprocessingDrawing" xmlns:wp="http://schemas.openxmlformats.org/drawingml/2006/wordprocessingDrawing" xmlns:w10="urn:schemas-microsoft-com:office:word" xmlns:w="http://schemas.openxmlformats.org/wordprocessingml/2006/main" xmlns:w14="http://schemas.microsoft.com/office/word/2010/wordml" xmlns:w15="http://schemas.microsoft.com/office/word/2012/wordml" xmlns:w16cex="http://schemas.microsoft.com/office/word/2018/wordml/cex" xmlns:w16cid="http://schemas.microsoft.com/office/word/2016/wordml/cid" xmlns:w16="http://schemas.microsoft.com/office/word/2018/wordml" xmlns:w16sdtdh="http://schemas.microsoft.com/office/word/2020/wordml/sdtdatahash" xmlns:w16se="http://schemas.microsoft.com/office/word/2015/wordml/symex" xmlns:wpg="http://schemas.microsoft.com/office/word/2010/wordprocessingGroup" xmlns:wpi="http://schemas.microsoft.com/office/word/2010/wordprocessingInk" xmlns:wne="http://schemas.microsoft.com/office/word/2006/wordml" xmlns:wps="http://schemas.microsoft.com/office/word/2010/wordprocessingShape" mc:Ignorable="w14 w15 w16se w16cid w16 w16cex w16sdtdh wp14">
+  <w:sdt>
+    <w:sdtPr>
+      <w:id w:val="1200813248"/>
+      <w:docPartObj>
+        <w:docPartGallery w:val="Page Numbers (Bottom of Page)"/>
+        <w:docPartUnique/>
+      </w:docPartObj>
+    </w:sdtPr>
+    <w:sdtEndPr>
+      <w:rPr>
+        <w:noProof/>
+      </w:rPr>
+    </w:sdtEndPr>
+    <w:sdtContent>
+      <w:p>
+        <w:pPr>
+          <w:pStyle w:val="Footer"/>
+          <w:jc w:val="center"/>
+        </w:pPr>
+        <w:r>
+          <w:fldChar w:fldCharType="begin"/>
+        </w:r>
+        <w:r>
+          <w:instrText xml:space="preserve"> PAGE   \* MERGEFORMAT </w:instrText>
+        </w:r>
+        <w:r>
+          <w:fldChar w:fldCharType="separate"/>
+        </w:r>
+        <w:r>
+          <w:rPr>
+            <w:noProof/>
+          </w:rPr>
+          <w:t>2</w:t>
+        </w:r>
+        <w:r>
+          <w:rPr>
+            <w:noProof/>
+          </w:rPr>
+          <w:fldChar w:fldCharType="end"/>
+        </w:r>
+      </w:p>
+    </w:sdtContent>
+  </w:sdt>
+  <w:p>
+    <w:pPr>
+      <w:pStyle w:val="Footer"/>
+    </w:pPr>
+  </w:p>
+</w:ftr>
+</file>
+
+<file path=word/footnotes.xml><?xml version="1.0" encoding="utf-8"?>
+<w:footnotes xmlns:wpc="http://schemas.microsoft.com/office/word/2010/wordprocessingCanvas" xmlns:cx="http://schemas.microsoft.com/office/drawing/2014/chartex" xmlns:cx1="http://schemas.microsoft.com/office/drawing/2015/9/8/chartex" xmlns:cx2="http://schemas.microsoft.com/office/drawing/2015/10/21/chartex" xmlns:cx3="http://schemas.microsoft.com/office/drawing/2016/5/9/chartex" xmlns:cx4="http://schemas.microsoft.com/office/drawing/2016/5/10/chartex" xmlns:cx5="http://schemas.microsoft.com/office/drawing/2016/5/11/chartex" xmlns:cx6="http://schemas.microsoft.com/office/drawing/2016/5/12/chartex" xmlns:cx7="http://schemas.microsoft.com/office/drawing/2016/5/13/chartex" xmlns:cx8="http://schemas.microsoft.com/office/drawing/2016/5/14/chartex" xmlns:mc="http://schemas.openxmlformats.org/markup-compatibility/2006" xmlns:aink="http://schemas.microsoft.com/office/drawing/2016/ink" xmlns:am3d="http://schemas.microsoft.com/office/drawing/2017/model3d" xmlns:o="urn:schemas-microsoft-com:office:office" xmlns:oel="http://schemas.microsoft.com/office/2019/extlst" xmlns:r="http://schemas.openxmlformats.org/officeDocument/2006/relationships" xmlns:m="http://schemas.openxmlformats.org/officeDocument/2006/math" xmlns:v="urn:schemas-microsoft-com:vml" xmlns:wp14="http://schemas.microsoft.com/office/word/2010/wordprocessingDrawing" xmlns:wp="http://schemas.openxmlformats.org/drawingml/2006/wordprocessingDrawing" xmlns:w10="urn:schemas-microsoft-com:office:word" xmlns:w="http://schemas.openxmlformats.org/wordprocessingml/2006/main" xmlns:w14="http://schemas.microsoft.com/office/word/2010/wordml" xmlns:w15="http://schemas.microsoft.com/office/word/2012/wordml" xmlns:w16cex="http://schemas.microsoft.com/office/word/2018/wordml/cex" xmlns:w16cid="http://schemas.microsoft.com/office/word/2016/wordml/cid" xmlns:w16="http://schemas.microsoft.com/office/word/2018/wordml" xmlns:w16sdtdh="http://schemas.microsoft.com/office/word/2020/wordml/sdtdatahash" xmlns:w16se="http://schemas.microsoft.com/office/word/2015/wordml/symex" xmlns:wpg="http://schemas.microsoft.com/office/word/2010/wordprocessingGroup" xmlns:wpi="http://schemas.microsoft.com/office/word/2010/wordprocessingInk" xmlns:wne="http://schemas.microsoft.com/office/word/2006/wordml" xmlns:wps="http://schemas.microsoft.com/office/word/2010/wordprocessingShape" mc:Ignorable="w14 w15 w16se w16cid w16 w16cex w16sdtdh wp14">
+  <w:footnote w:type="separator" w:id="-1">
+    <w:p>
+      <w:pPr>
+        <w:spacing w:after="0" w:line="240" w:lineRule="auto"/>
+      </w:pPr>
+      <w:r>
+        <w:separator/>
+      </w:r>
+    </w:p>
+  </w:footnote>
+  <w:footnote w:type="continuationSeparator" w:id="0">
+    <w:p>
+      <w:pPr>
+        <w:spacing w:after="0" w:line="240" w:lineRule="auto"/>
+      </w:pPr>
+      <w:r>
+        <w:continuationSeparator/>
+      </w:r>
+    </w:p>
+  </w:footnote>
+</w:footnotes>
+</file>
+
 <file path=word/numbering.xml><?xml version="1.0" encoding="utf-8"?>
 <w:numbering xmlns:wpc="http://schemas.microsoft.com/office/word/2010/wordprocessingCanvas" xmlns:cx="http://schemas.microsoft.com/office/drawing/2014/chartex" xmlns:cx1="http://schemas.microsoft.com/office/drawing/2015/9/8/chartex" xmlns:cx2="http://schemas.microsoft.com/office/drawing/2015/10/21/chartex" xmlns:cx3="http://schemas.microsoft.com/office/drawing/2016/5/9/chartex" xmlns:cx4="http://schemas.microsoft.com/office/drawing/2016/5/10/chartex" xmlns:cx5="http://schemas.microsoft.com/office/drawing/2016/5/11/chartex" xmlns:cx6="http://schemas.microsoft.com/office/drawing/2016/5/12/chartex" xmlns:cx7="http://schemas.microsoft.com/office/drawing/2016/5/13/chartex" xmlns:cx8="http://schemas.microsoft.com/office/drawing/2016/5/14/chartex" xmlns:mc="http://schemas.openxmlformats.org/markup-compatibility/2006" xmlns:aink="http://schemas.microsoft.com/office/drawing/2016/ink" xmlns:am3d="http://schemas.microsoft.com/office/drawing/2017/model3d" xmlns:o="urn:schemas-microsoft-com:office:office" xmlns:oel="http://schemas.microsoft.com/office/2019/extlst" xmlns:r="http://schemas.openxmlformats.org/officeDocument/2006/relationships" xmlns:m="http://schemas.openxmlformats.org/officeDocument/2006/math" xmlns:v="urn:schemas-microsoft-com:vml" xmlns:wp14="http://schemas.microsoft.com/office/word/2010/wordprocessingDrawing" xmlns:wp="http://schemas.openxmlformats.org/drawingml/2006/wordprocessingDrawing" xmlns:w10="urn:schemas-microsoft-com:office:word" xmlns:w="http://schemas.openxmlformats.org/wordprocessingml/2006/main" xmlns:w14="http://schemas.microsoft.com/office/word/2010/wordml" xmlns:w15="http://schemas.microsoft.com/office/word/2012/wordml" xmlns:w16cex="http://schemas.microsoft.com/office/word/2018/wordml/cex" xmlns:w16cid="http://schemas.microsoft.com/office/word/2016/wordml/cid" xmlns:w16="http://schemas.microsoft.com/office/word/2018/wordml" xmlns:w16sdtdh="http://schemas.microsoft.com/office/word/2020/wordml/sdtdatahash" xmlns:w16se="http://schemas.microsoft.com/office/word/2015/wordml/symex" xmlns:wpg="http://schemas.microsoft.com/office/word/2010/wordprocessingGroup" xmlns:wpi="http://schemas.microsoft.com/office/word/2010/wordprocessingInk" xmlns:wne="http://schemas.microsoft.com/office/word/2006/wordml" xmlns:wps="http://schemas.microsoft.com/office/word/2010/wordprocessingShape" mc:Ignorable="w14 w15 w16se w16cid w16 w16cex w16sdtdh wp14">
   <w:abstractNum w:abstractNumId="0" w15:restartNumberingAfterBreak="0">
+    <w:nsid w:val="0DE11909"/>
+    <w:multiLevelType w:val="hybridMultilevel"/>
+    <w:tmpl w:val="402686F4"/>
+    <w:lvl w:ilvl="0" w:tplc="04090001">
+      <w:start w:val="1"/>
+      <w:numFmt w:val="bullet"/>
+      <w:lvlText w:val=""/>
+      <w:lvlJc w:val="left"/>
+      <w:pPr>
+        <w:ind w:left="360" w:hanging="360"/>
+      </w:pPr>
+      <w:rPr>
+        <w:rFonts w:ascii="Symbol" w:hAnsi="Symbol" w:hint="default"/>
+      </w:rPr>
+    </w:lvl>
+    <w:lvl w:ilvl="1" w:tplc="04090003" w:tentative="1">
+      <w:start w:val="1"/>
+      <w:numFmt w:val="bullet"/>
+      <w:lvlText w:val="o"/>
+      <w:lvlJc w:val="left"/>
+      <w:pPr>
+        <w:ind w:left="1080" w:hanging="360"/>
+      </w:pPr>
+      <w:rPr>
+        <w:rFonts w:ascii="Courier New" w:hAnsi="Courier New" w:cs="Courier New" w:hint="default"/>
+      </w:rPr>
+    </w:lvl>
+    <w:lvl w:ilvl="2" w:tplc="04090005" w:tentative="1">
+      <w:start w:val="1"/>
+      <w:numFmt w:val="bullet"/>
+      <w:lvlText w:val=""/>
+      <w:lvlJc w:val="left"/>
+      <w:pPr>
+        <w:ind w:left="1800" w:hanging="360"/>
+      </w:pPr>
+      <w:rPr>
+        <w:rFonts w:ascii="Wingdings" w:hAnsi="Wingdings" w:hint="default"/>
+      </w:rPr>
+    </w:lvl>
+    <w:lvl w:ilvl="3" w:tplc="04090001" w:tentative="1">
+      <w:start w:val="1"/>
+      <w:numFmt w:val="bullet"/>
+      <w:lvlText w:val=""/>
+      <w:lvlJc w:val="left"/>
+      <w:pPr>
+        <w:ind w:left="2520" w:hanging="360"/>
+      </w:pPr>
+      <w:rPr>
+        <w:rFonts w:ascii="Symbol" w:hAnsi="Symbol" w:hint="default"/>
+      </w:rPr>
+    </w:lvl>
+    <w:lvl w:ilvl="4" w:tplc="04090003" w:tentative="1">
+      <w:start w:val="1"/>
+      <w:numFmt w:val="bullet"/>
+      <w:lvlText w:val="o"/>
+      <w:lvlJc w:val="left"/>
+      <w:pPr>
+        <w:ind w:left="3240" w:hanging="360"/>
+      </w:pPr>
+      <w:rPr>
+        <w:rFonts w:ascii="Courier New" w:hAnsi="Courier New" w:cs="Courier New" w:hint="default"/>
+      </w:rPr>
+    </w:lvl>
+    <w:lvl w:ilvl="5" w:tplc="04090005" w:tentative="1">
+      <w:start w:val="1"/>
+      <w:numFmt w:val="bullet"/>
+      <w:lvlText w:val=""/>
+      <w:lvlJc w:val="left"/>
+      <w:pPr>
+        <w:ind w:left="3960" w:hanging="360"/>
+      </w:pPr>
+      <w:rPr>
+        <w:rFonts w:ascii="Wingdings" w:hAnsi="Wingdings" w:hint="default"/>
+      </w:rPr>
+    </w:lvl>
+    <w:lvl w:ilvl="6" w:tplc="04090001" w:tentative="1">
+      <w:start w:val="1"/>
+      <w:numFmt w:val="bullet"/>
+      <w:lvlText w:val=""/>
+      <w:lvlJc w:val="left"/>
+      <w:pPr>
+        <w:ind w:left="4680" w:hanging="360"/>
+      </w:pPr>
+      <w:rPr>
+        <w:rFonts w:ascii="Symbol" w:hAnsi="Symbol" w:hint="default"/>
+      </w:rPr>
+    </w:lvl>
+    <w:lvl w:ilvl="7" w:tplc="04090003" w:tentative="1">
+      <w:start w:val="1"/>
+      <w:numFmt w:val="bullet"/>
+      <w:lvlText w:val="o"/>
+      <w:lvlJc w:val="left"/>
+      <w:pPr>
+        <w:ind w:left="5400" w:hanging="360"/>
+      </w:pPr>
+      <w:rPr>
+        <w:rFonts w:ascii="Courier New" w:hAnsi="Courier New" w:cs="Courier New" w:hint="default"/>
+      </w:rPr>
+    </w:lvl>
+    <w:lvl w:ilvl="8" w:tplc="04090005" w:tentative="1">
+      <w:start w:val="1"/>
+      <w:numFmt w:val="bullet"/>
+      <w:lvlText w:val=""/>
+      <w:lvlJc w:val="left"/>
+      <w:pPr>
+        <w:ind w:left="6120" w:hanging="360"/>
+      </w:pPr>
+      <w:rPr>
+        <w:rFonts w:ascii="Wingdings" w:hAnsi="Wingdings" w:hint="default"/>
+      </w:rPr>
+    </w:lvl>
+  </w:abstractNum>
+  <w:abstractNum w:abstractNumId="1" w15:restartNumberingAfterBreak="0">
+    <w:nsid w:val="100D72B6"/>
+    <w:multiLevelType w:val="hybridMultilevel"/>
+    <w:tmpl w:val="1D908248"/>
+    <w:lvl w:ilvl="0" w:tplc="04090001">
+      <w:start w:val="1"/>
+      <w:numFmt w:val="bullet"/>
+      <w:lvlText w:val=""/>
+      <w:lvlJc w:val="left"/>
+      <w:pPr>
+        <w:ind w:left="360" w:hanging="360"/>
+      </w:pPr>
+      <w:rPr>
+        <w:rFonts w:ascii="Symbol" w:hAnsi="Symbol" w:hint="default"/>
+      </w:rPr>
+    </w:lvl>
+    <w:lvl w:ilvl="1" w:tplc="04090003" w:tentative="1">
+      <w:start w:val="1"/>
+      <w:numFmt w:val="bullet"/>
+      <w:lvlText w:val="o"/>
+      <w:lvlJc w:val="left"/>
+      <w:pPr>
+        <w:ind w:left="1080" w:hanging="360"/>
+      </w:pPr>
+      <w:rPr>
+        <w:rFonts w:ascii="Courier New" w:hAnsi="Courier New" w:cs="Courier New" w:hint="default"/>
+      </w:rPr>
+    </w:lvl>
+    <w:lvl w:ilvl="2" w:tplc="04090005" w:tentative="1">
+      <w:start w:val="1"/>
+      <w:numFmt w:val="bullet"/>
+      <w:lvlText w:val=""/>
+      <w:lvlJc w:val="left"/>
+      <w:pPr>
+        <w:ind w:left="1800" w:hanging="360"/>
+      </w:pPr>
+      <w:rPr>
+        <w:rFonts w:ascii="Wingdings" w:hAnsi="Wingdings" w:hint="default"/>
+      </w:rPr>
+    </w:lvl>
+    <w:lvl w:ilvl="3" w:tplc="04090001" w:tentative="1">
+      <w:start w:val="1"/>
+      <w:numFmt w:val="bullet"/>
+      <w:lvlText w:val=""/>
+      <w:lvlJc w:val="left"/>
+      <w:pPr>
+        <w:ind w:left="2520" w:hanging="360"/>
+      </w:pPr>
+      <w:rPr>
+        <w:rFonts w:ascii="Symbol" w:hAnsi="Symbol" w:hint="default"/>
+      </w:rPr>
+    </w:lvl>
+    <w:lvl w:ilvl="4" w:tplc="04090003" w:tentative="1">
+      <w:start w:val="1"/>
+      <w:numFmt w:val="bullet"/>
+      <w:lvlText w:val="o"/>
+      <w:lvlJc w:val="left"/>
+      <w:pPr>
+        <w:ind w:left="3240" w:hanging="360"/>
+      </w:pPr>
+      <w:rPr>
+        <w:rFonts w:ascii="Courier New" w:hAnsi="Courier New" w:cs="Courier New" w:hint="default"/>
+      </w:rPr>
+    </w:lvl>
+    <w:lvl w:ilvl="5" w:tplc="04090005" w:tentative="1">
+      <w:start w:val="1"/>
+      <w:numFmt w:val="bullet"/>
+      <w:lvlText w:val=""/>
+      <w:lvlJc w:val="left"/>
+      <w:pPr>
+        <w:ind w:left="3960" w:hanging="360"/>
+      </w:pPr>
+      <w:rPr>
+        <w:rFonts w:ascii="Wingdings" w:hAnsi="Wingdings" w:hint="default"/>
+      </w:rPr>
+    </w:lvl>
+    <w:lvl w:ilvl="6" w:tplc="04090001" w:tentative="1">
+      <w:start w:val="1"/>
+      <w:numFmt w:val="bullet"/>
+      <w:lvlText w:val=""/>
+      <w:lvlJc w:val="left"/>
+      <w:pPr>
+        <w:ind w:left="4680" w:hanging="360"/>
+      </w:pPr>
+      <w:rPr>
+        <w:rFonts w:ascii="Symbol" w:hAnsi="Symbol" w:hint="default"/>
+      </w:rPr>
+    </w:lvl>
+    <w:lvl w:ilvl="7" w:tplc="04090003" w:tentative="1">
+      <w:start w:val="1"/>
+      <w:numFmt w:val="bullet"/>
+      <w:lvlText w:val="o"/>
+      <w:lvlJc w:val="left"/>
+      <w:pPr>
+        <w:ind w:left="5400" w:hanging="360"/>
+      </w:pPr>
+      <w:rPr>
+        <w:rFonts w:ascii="Courier New" w:hAnsi="Courier New" w:cs="Courier New" w:hint="default"/>
+      </w:rPr>
+    </w:lvl>
+    <w:lvl w:ilvl="8" w:tplc="04090005" w:tentative="1">
+      <w:start w:val="1"/>
+      <w:numFmt w:val="bullet"/>
+      <w:lvlText w:val=""/>
+      <w:lvlJc w:val="left"/>
+      <w:pPr>
+        <w:ind w:left="6120" w:hanging="360"/>
+      </w:pPr>
+      <w:rPr>
+        <w:rFonts w:ascii="Wingdings" w:hAnsi="Wingdings" w:hint="default"/>
+      </w:rPr>
+    </w:lvl>
+  </w:abstractNum>
+  <w:abstractNum w:abstractNumId="2" w15:restartNumberingAfterBreak="0">
+    <w:nsid w:val="122C5E66"/>
+    <w:multiLevelType w:val="hybridMultilevel"/>
+    <w:tmpl w:val="9782FA46"/>
+    <w:lvl w:ilvl="0" w:tplc="04090001">
+      <w:start w:val="1"/>
+      <w:numFmt w:val="bullet"/>
+      <w:lvlText w:val=""/>
+      <w:lvlJc w:val="left"/>
+      <w:pPr>
+        <w:ind w:left="360" w:hanging="360"/>
+      </w:pPr>
+      <w:rPr>
+        <w:rFonts w:ascii="Symbol" w:hAnsi="Symbol" w:hint="default"/>
+      </w:rPr>
+    </w:lvl>
+    <w:lvl w:ilvl="1" w:tplc="04090003" w:tentative="1">
+      <w:start w:val="1"/>
+      <w:numFmt w:val="bullet"/>
+      <w:lvlText w:val="o"/>
+      <w:lvlJc w:val="left"/>
+      <w:pPr>
+        <w:ind w:left="1080" w:hanging="360"/>
+      </w:pPr>
+      <w:rPr>
+        <w:rFonts w:ascii="Courier New" w:hAnsi="Courier New" w:cs="Courier New" w:hint="default"/>
+      </w:rPr>
+    </w:lvl>
+    <w:lvl w:ilvl="2" w:tplc="04090005" w:tentative="1">
+      <w:start w:val="1"/>
+      <w:numFmt w:val="bullet"/>
+      <w:lvlText w:val=""/>
+      <w:lvlJc w:val="left"/>
+      <w:pPr>
+        <w:ind w:left="1800" w:hanging="360"/>
+      </w:pPr>
+      <w:rPr>
+        <w:rFonts w:ascii="Wingdings" w:hAnsi="Wingdings" w:hint="default"/>
+      </w:rPr>
+    </w:lvl>
+    <w:lvl w:ilvl="3" w:tplc="04090001" w:tentative="1">
+      <w:start w:val="1"/>
+      <w:numFmt w:val="bullet"/>
+      <w:lvlText w:val=""/>
+      <w:lvlJc w:val="left"/>
+      <w:pPr>
+        <w:ind w:left="2520" w:hanging="360"/>
+      </w:pPr>
+      <w:rPr>
+        <w:rFonts w:ascii="Symbol" w:hAnsi="Symbol" w:hint="default"/>
+      </w:rPr>
+    </w:lvl>
+    <w:lvl w:ilvl="4" w:tplc="04090003" w:tentative="1">
+      <w:start w:val="1"/>
+      <w:numFmt w:val="bullet"/>
+      <w:lvlText w:val="o"/>
+      <w:lvlJc w:val="left"/>
+      <w:pPr>
+        <w:ind w:left="3240" w:hanging="360"/>
+      </w:pPr>
+      <w:rPr>
+        <w:rFonts w:ascii="Courier New" w:hAnsi="Courier New" w:cs="Courier New" w:hint="default"/>
+      </w:rPr>
+    </w:lvl>
+    <w:lvl w:ilvl="5" w:tplc="04090005" w:tentative="1">
+      <w:start w:val="1"/>
+      <w:numFmt w:val="bullet"/>
+      <w:lvlText w:val=""/>
+      <w:lvlJc w:val="left"/>
+      <w:pPr>
+        <w:ind w:left="3960" w:hanging="360"/>
+      </w:pPr>
+      <w:rPr>
+        <w:rFonts w:ascii="Wingdings" w:hAnsi="Wingdings" w:hint="default"/>
+      </w:rPr>
+    </w:lvl>
+    <w:lvl w:ilvl="6" w:tplc="04090001" w:tentative="1">
+      <w:start w:val="1"/>
+      <w:numFmt w:val="bullet"/>
+      <w:lvlText w:val=""/>
+      <w:lvlJc w:val="left"/>
+      <w:pPr>
+        <w:ind w:left="4680" w:hanging="360"/>
+      </w:pPr>
+      <w:rPr>
+        <w:rFonts w:ascii="Symbol" w:hAnsi="Symbol" w:hint="default"/>
+      </w:rPr>
+    </w:lvl>
+    <w:lvl w:ilvl="7" w:tplc="04090003" w:tentative="1">
+      <w:start w:val="1"/>
+      <w:numFmt w:val="bullet"/>
+      <w:lvlText w:val="o"/>
+      <w:lvlJc w:val="left"/>
+      <w:pPr>
+        <w:ind w:left="5400" w:hanging="360"/>
+      </w:pPr>
+      <w:rPr>
+        <w:rFonts w:ascii="Courier New" w:hAnsi="Courier New" w:cs="Courier New" w:hint="default"/>
+      </w:rPr>
+    </w:lvl>
+    <w:lvl w:ilvl="8" w:tplc="04090005" w:tentative="1">
+      <w:start w:val="1"/>
+      <w:numFmt w:val="bullet"/>
+      <w:lvlText w:val=""/>
+      <w:lvlJc w:val="left"/>
+      <w:pPr>
+        <w:ind w:left="6120" w:hanging="360"/>
+      </w:pPr>
+      <w:rPr>
+        <w:rFonts w:ascii="Wingdings" w:hAnsi="Wingdings" w:hint="default"/>
+      </w:rPr>
+    </w:lvl>
+  </w:abstractNum>
+  <w:abstractNum w:abstractNumId="3" w15:restartNumberingAfterBreak="0">
+    <w:nsid w:val="240A5853"/>
+    <w:multiLevelType w:val="hybridMultilevel"/>
+    <w:tmpl w:val="64DA8240"/>
+    <w:lvl w:ilvl="0" w:tplc="04090001">
+      <w:start w:val="1"/>
+      <w:numFmt w:val="bullet"/>
+      <w:lvlText w:val=""/>
+      <w:lvlJc w:val="left"/>
+      <w:pPr>
+        <w:ind w:left="360" w:hanging="360"/>
+      </w:pPr>
+      <w:rPr>
+        <w:rFonts w:ascii="Symbol" w:hAnsi="Symbol" w:hint="default"/>
+      </w:rPr>
+    </w:lvl>
+    <w:lvl w:ilvl="1" w:tplc="04090003" w:tentative="1">
+      <w:start w:val="1"/>
+      <w:numFmt w:val="bullet"/>
+      <w:lvlText w:val="o"/>
+      <w:lvlJc w:val="left"/>
+      <w:pPr>
+        <w:ind w:left="1080" w:hanging="360"/>
+      </w:pPr>
+      <w:rPr>
+        <w:rFonts w:ascii="Courier New" w:hAnsi="Courier New" w:cs="Courier New" w:hint="default"/>
+      </w:rPr>
+    </w:lvl>
+    <w:lvl w:ilvl="2" w:tplc="04090005" w:tentative="1">
+      <w:start w:val="1"/>
+      <w:numFmt w:val="bullet"/>
+      <w:lvlText w:val=""/>
+      <w:lvlJc w:val="left"/>
+      <w:pPr>
+        <w:ind w:left="1800" w:hanging="360"/>
+      </w:pPr>
+      <w:rPr>
+        <w:rFonts w:ascii="Wingdings" w:hAnsi="Wingdings" w:hint="default"/>
+      </w:rPr>
+    </w:lvl>
+    <w:lvl w:ilvl="3" w:tplc="04090001" w:tentative="1">
+      <w:start w:val="1"/>
+      <w:numFmt w:val="bullet"/>
+      <w:lvlText w:val=""/>
+      <w:lvlJc w:val="left"/>
+      <w:pPr>
+        <w:ind w:left="2520" w:hanging="360"/>
+      </w:pPr>
+      <w:rPr>
+        <w:rFonts w:ascii="Symbol" w:hAnsi="Symbol" w:hint="default"/>
+      </w:rPr>
+    </w:lvl>
+    <w:lvl w:ilvl="4" w:tplc="04090003" w:tentative="1">
+      <w:start w:val="1"/>
+      <w:numFmt w:val="bullet"/>
+      <w:lvlText w:val="o"/>
+      <w:lvlJc w:val="left"/>
+      <w:pPr>
+        <w:ind w:left="3240" w:hanging="360"/>
+      </w:pPr>
+      <w:rPr>
+        <w:rFonts w:ascii="Courier New" w:hAnsi="Courier New" w:cs="Courier New" w:hint="default"/>
+      </w:rPr>
+    </w:lvl>
+    <w:lvl w:ilvl="5" w:tplc="04090005" w:tentative="1">
+      <w:start w:val="1"/>
+      <w:numFmt w:val="bullet"/>
+      <w:lvlText w:val=""/>
+      <w:lvlJc w:val="left"/>
+      <w:pPr>
+        <w:ind w:left="3960" w:hanging="360"/>
+      </w:pPr>
+      <w:rPr>
+        <w:rFonts w:ascii="Wingdings" w:hAnsi="Wingdings" w:hint="default"/>
+      </w:rPr>
+    </w:lvl>
+    <w:lvl w:ilvl="6" w:tplc="04090001" w:tentative="1">
+      <w:start w:val="1"/>
+      <w:numFmt w:val="bullet"/>
+      <w:lvlText w:val=""/>
+      <w:lvlJc w:val="left"/>
+      <w:pPr>
+        <w:ind w:left="4680" w:hanging="360"/>
+      </w:pPr>
+      <w:rPr>
+        <w:rFonts w:ascii="Symbol" w:hAnsi="Symbol" w:hint="default"/>
+      </w:rPr>
+    </w:lvl>
+    <w:lvl w:ilvl="7" w:tplc="04090003" w:tentative="1">
+      <w:start w:val="1"/>
+      <w:numFmt w:val="bullet"/>
+      <w:lvlText w:val="o"/>
+      <w:lvlJc w:val="left"/>
+      <w:pPr>
+        <w:ind w:left="5400" w:hanging="360"/>
+      </w:pPr>
+      <w:rPr>
+        <w:rFonts w:ascii="Courier New" w:hAnsi="Courier New" w:cs="Courier New" w:hint="default"/>
+      </w:rPr>
+    </w:lvl>
+    <w:lvl w:ilvl="8" w:tplc="04090005" w:tentative="1">
+      <w:start w:val="1"/>
+      <w:numFmt w:val="bullet"/>
+      <w:lvlText w:val=""/>
+      <w:lvlJc w:val="left"/>
+      <w:pPr>
+        <w:ind w:left="6120" w:hanging="360"/>
+      </w:pPr>
+      <w:rPr>
+        <w:rFonts w:ascii="Wingdings" w:hAnsi="Wingdings" w:hint="default"/>
+      </w:rPr>
+    </w:lvl>
+  </w:abstractNum>
+  <w:abstractNum w:abstractNumId="4" w15:restartNumberingAfterBreak="0">
+    <w:nsid w:val="2573680C"/>
+    <w:multiLevelType w:val="hybridMultilevel"/>
+    <w:tmpl w:val="9EA822B0"/>
+    <w:lvl w:ilvl="0" w:tplc="04090001">
+      <w:start w:val="1"/>
+      <w:numFmt w:val="bullet"/>
+      <w:lvlText w:val=""/>
+      <w:lvlJc w:val="left"/>
+      <w:pPr>
+        <w:ind w:left="360" w:hanging="360"/>
+      </w:pPr>
+      <w:rPr>
+        <w:rFonts w:ascii="Symbol" w:hAnsi="Symbol" w:hint="default"/>
+      </w:rPr>
+    </w:lvl>
+    <w:lvl w:ilvl="1" w:tplc="04090003" w:tentative="1">
+      <w:start w:val="1"/>
+      <w:numFmt w:val="bullet"/>
+      <w:lvlText w:val="o"/>
+      <w:lvlJc w:val="left"/>
+      <w:pPr>
+        <w:ind w:left="1080" w:hanging="360"/>
+      </w:pPr>
+      <w:rPr>
+        <w:rFonts w:ascii="Courier New" w:hAnsi="Courier New" w:cs="Courier New" w:hint="default"/>
+      </w:rPr>
+    </w:lvl>
+    <w:lvl w:ilvl="2" w:tplc="04090005" w:tentative="1">
+      <w:start w:val="1"/>
+      <w:numFmt w:val="bullet"/>
+      <w:lvlText w:val=""/>
+      <w:lvlJc w:val="left"/>
+      <w:pPr>
+        <w:ind w:left="1800" w:hanging="360"/>
+      </w:pPr>
+      <w:rPr>
+        <w:rFonts w:ascii="Wingdings" w:hAnsi="Wingdings" w:hint="default"/>
+      </w:rPr>
+    </w:lvl>
+    <w:lvl w:ilvl="3" w:tplc="04090001" w:tentative="1">
+      <w:start w:val="1"/>
+      <w:numFmt w:val="bullet"/>
+      <w:lvlText w:val=""/>
+      <w:lvlJc w:val="left"/>
+      <w:pPr>
+        <w:ind w:left="2520" w:hanging="360"/>
+      </w:pPr>
+      <w:rPr>
+        <w:rFonts w:ascii="Symbol" w:hAnsi="Symbol" w:hint="default"/>
+      </w:rPr>
+    </w:lvl>
+    <w:lvl w:ilvl="4" w:tplc="04090003" w:tentative="1">
+      <w:start w:val="1"/>
+      <w:numFmt w:val="bullet"/>
+      <w:lvlText w:val="o"/>
+      <w:lvlJc w:val="left"/>
+      <w:pPr>
+        <w:ind w:left="3240" w:hanging="360"/>
+      </w:pPr>
+      <w:rPr>
+        <w:rFonts w:ascii="Courier New" w:hAnsi="Courier New" w:cs="Courier New" w:hint="default"/>
+      </w:rPr>
+    </w:lvl>
+    <w:lvl w:ilvl="5" w:tplc="04090005" w:tentative="1">
+      <w:start w:val="1"/>
+      <w:numFmt w:val="bullet"/>
+      <w:lvlText w:val=""/>
+      <w:lvlJc w:val="left"/>
+      <w:pPr>
+        <w:ind w:left="3960" w:hanging="360"/>
+      </w:pPr>
+      <w:rPr>
+        <w:rFonts w:ascii="Wingdings" w:hAnsi="Wingdings" w:hint="default"/>
+      </w:rPr>
+    </w:lvl>
+    <w:lvl w:ilvl="6" w:tplc="04090001" w:tentative="1">
+      <w:start w:val="1"/>
+      <w:numFmt w:val="bullet"/>
+      <w:lvlText w:val=""/>
+      <w:lvlJc w:val="left"/>
+      <w:pPr>
+        <w:ind w:left="4680" w:hanging="360"/>
+      </w:pPr>
+      <w:rPr>
+        <w:rFonts w:ascii="Symbol" w:hAnsi="Symbol" w:hint="default"/>
+      </w:rPr>
+    </w:lvl>
+    <w:lvl w:ilvl="7" w:tplc="04090003" w:tentative="1">
+      <w:start w:val="1"/>
+      <w:numFmt w:val="bullet"/>
+      <w:lvlText w:val="o"/>
+      <w:lvlJc w:val="left"/>
+      <w:pPr>
+        <w:ind w:left="5400" w:hanging="360"/>
+      </w:pPr>
+      <w:rPr>
+        <w:rFonts w:ascii="Courier New" w:hAnsi="Courier New" w:cs="Courier New" w:hint="default"/>
+      </w:rPr>
+    </w:lvl>
+    <w:lvl w:ilvl="8" w:tplc="04090005" w:tentative="1">
+      <w:start w:val="1"/>
+      <w:numFmt w:val="bullet"/>
+      <w:lvlText w:val=""/>
+      <w:lvlJc w:val="left"/>
+      <w:pPr>
+        <w:ind w:left="6120" w:hanging="360"/>
+      </w:pPr>
+      <w:rPr>
+        <w:rFonts w:ascii="Wingdings" w:hAnsi="Wingdings" w:hint="default"/>
+      </w:rPr>
+    </w:lvl>
+  </w:abstractNum>
+  <w:abstractNum w:abstractNumId="5" w15:restartNumberingAfterBreak="0">
+    <w:nsid w:val="29A25429"/>
+    <w:multiLevelType w:val="hybridMultilevel"/>
+    <w:tmpl w:val="C7DCF744"/>
+    <w:lvl w:ilvl="0" w:tplc="04090001">
+      <w:start w:val="1"/>
+      <w:numFmt w:val="bullet"/>
+      <w:lvlText w:val=""/>
+      <w:lvlJc w:val="left"/>
+      <w:pPr>
+        <w:ind w:left="360" w:hanging="360"/>
+      </w:pPr>
+      <w:rPr>
+        <w:rFonts w:ascii="Symbol" w:hAnsi="Symbol" w:hint="default"/>
+      </w:rPr>
+    </w:lvl>
+    <w:lvl w:ilvl="1" w:tplc="04090003" w:tentative="1">
+      <w:start w:val="1"/>
+      <w:numFmt w:val="bullet"/>
+      <w:lvlText w:val="o"/>
+      <w:lvlJc w:val="left"/>
+      <w:pPr>
+        <w:ind w:left="1080" w:hanging="360"/>
+      </w:pPr>
+      <w:rPr>
+        <w:rFonts w:ascii="Courier New" w:hAnsi="Courier New" w:cs="Courier New" w:hint="default"/>
+      </w:rPr>
+    </w:lvl>
+    <w:lvl w:ilvl="2" w:tplc="04090005" w:tentative="1">
+      <w:start w:val="1"/>
+      <w:numFmt w:val="bullet"/>
+      <w:lvlText w:val=""/>
+      <w:lvlJc w:val="left"/>
+      <w:pPr>
+        <w:ind w:left="1800" w:hanging="360"/>
+      </w:pPr>
+      <w:rPr>
+        <w:rFonts w:ascii="Wingdings" w:hAnsi="Wingdings" w:hint="default"/>
+      </w:rPr>
+    </w:lvl>
+    <w:lvl w:ilvl="3" w:tplc="04090001" w:tentative="1">
+      <w:start w:val="1"/>
+      <w:numFmt w:val="bullet"/>
+      <w:lvlText w:val=""/>
+      <w:lvlJc w:val="left"/>
+      <w:pPr>
+        <w:ind w:left="2520" w:hanging="360"/>
+      </w:pPr>
+      <w:rPr>
+        <w:rFonts w:ascii="Symbol" w:hAnsi="Symbol" w:hint="default"/>
+      </w:rPr>
+    </w:lvl>
+    <w:lvl w:ilvl="4" w:tplc="04090003" w:tentative="1">
+      <w:start w:val="1"/>
+      <w:numFmt w:val="bullet"/>
+      <w:lvlText w:val="o"/>
+      <w:lvlJc w:val="left"/>
+      <w:pPr>
+        <w:ind w:left="3240" w:hanging="360"/>
+      </w:pPr>
+      <w:rPr>
+        <w:rFonts w:ascii="Courier New" w:hAnsi="Courier New" w:cs="Courier New" w:hint="default"/>
+      </w:rPr>
+    </w:lvl>
+    <w:lvl w:ilvl="5" w:tplc="04090005" w:tentative="1">
+      <w:start w:val="1"/>
+      <w:numFmt w:val="bullet"/>
+      <w:lvlText w:val=""/>
+      <w:lvlJc w:val="left"/>
+      <w:pPr>
+        <w:ind w:left="3960" w:hanging="360"/>
+      </w:pPr>
+      <w:rPr>
+        <w:rFonts w:ascii="Wingdings" w:hAnsi="Wingdings" w:hint="default"/>
+      </w:rPr>
+    </w:lvl>
+    <w:lvl w:ilvl="6" w:tplc="04090001" w:tentative="1">
+      <w:start w:val="1"/>
+      <w:numFmt w:val="bullet"/>
+      <w:lvlText w:val=""/>
+      <w:lvlJc w:val="left"/>
+      <w:pPr>
+        <w:ind w:left="4680" w:hanging="360"/>
+      </w:pPr>
+      <w:rPr>
+        <w:rFonts w:ascii="Symbol" w:hAnsi="Symbol" w:hint="default"/>
+      </w:rPr>
+    </w:lvl>
+    <w:lvl w:ilvl="7" w:tplc="04090003" w:tentative="1">
+      <w:start w:val="1"/>
+      <w:numFmt w:val="bullet"/>
+      <w:lvlText w:val="o"/>
+      <w:lvlJc w:val="left"/>
+      <w:pPr>
+        <w:ind w:left="5400" w:hanging="360"/>
+      </w:pPr>
+      <w:rPr>
+        <w:rFonts w:ascii="Courier New" w:hAnsi="Courier New" w:cs="Courier New" w:hint="default"/>
+      </w:rPr>
+    </w:lvl>
+    <w:lvl w:ilvl="8" w:tplc="04090005" w:tentative="1">
+      <w:start w:val="1"/>
+      <w:numFmt w:val="bullet"/>
+      <w:lvlText w:val=""/>
+      <w:lvlJc w:val="left"/>
+      <w:pPr>
+        <w:ind w:left="6120" w:hanging="360"/>
+      </w:pPr>
+      <w:rPr>
+        <w:rFonts w:ascii="Wingdings" w:hAnsi="Wingdings" w:hint="default"/>
+      </w:rPr>
+    </w:lvl>
+  </w:abstractNum>
+  <w:abstractNum w:abstractNumId="6" w15:restartNumberingAfterBreak="0">
+    <w:nsid w:val="4EE267ED"/>
+    <w:multiLevelType w:val="hybridMultilevel"/>
+    <w:tmpl w:val="9C50555C"/>
+    <w:lvl w:ilvl="0" w:tplc="04090001">
+      <w:start w:val="1"/>
+      <w:numFmt w:val="bullet"/>
+      <w:lvlText w:val=""/>
+      <w:lvlJc w:val="left"/>
+      <w:pPr>
+        <w:ind w:left="360" w:hanging="360"/>
+      </w:pPr>
+      <w:rPr>
+        <w:rFonts w:ascii="Symbol" w:hAnsi="Symbol" w:hint="default"/>
+      </w:rPr>
+    </w:lvl>
+    <w:lvl w:ilvl="1" w:tplc="04090003" w:tentative="1">
+      <w:start w:val="1"/>
+      <w:numFmt w:val="bullet"/>
+      <w:lvlText w:val="o"/>
+      <w:lvlJc w:val="left"/>
+      <w:pPr>
+        <w:ind w:left="1080" w:hanging="360"/>
+      </w:pPr>
+      <w:rPr>
+        <w:rFonts w:ascii="Courier New" w:hAnsi="Courier New" w:cs="Courier New" w:hint="default"/>
+      </w:rPr>
+    </w:lvl>
+    <w:lvl w:ilvl="2" w:tplc="04090005" w:tentative="1">
+      <w:start w:val="1"/>
+      <w:numFmt w:val="bullet"/>
+      <w:lvlText w:val=""/>
+      <w:lvlJc w:val="left"/>
+      <w:pPr>
+        <w:ind w:left="1800" w:hanging="360"/>
+      </w:pPr>
+      <w:rPr>
+        <w:rFonts w:ascii="Wingdings" w:hAnsi="Wingdings" w:hint="default"/>
+      </w:rPr>
+    </w:lvl>
+    <w:lvl w:ilvl="3" w:tplc="04090001" w:tentative="1">
+      <w:start w:val="1"/>
+      <w:numFmt w:val="bullet"/>
+      <w:lvlText w:val=""/>
+      <w:lvlJc w:val="left"/>
+      <w:pPr>
+        <w:ind w:left="2520" w:hanging="360"/>
+      </w:pPr>
+      <w:rPr>
+        <w:rFonts w:ascii="Symbol" w:hAnsi="Symbol" w:hint="default"/>
+      </w:rPr>
+    </w:lvl>
+    <w:lvl w:ilvl="4" w:tplc="04090003" w:tentative="1">
+      <w:start w:val="1"/>
+      <w:numFmt w:val="bullet"/>
+      <w:lvlText w:val="o"/>
+      <w:lvlJc w:val="left"/>
+      <w:pPr>
+        <w:ind w:left="3240" w:hanging="360"/>
+      </w:pPr>
+      <w:rPr>
+        <w:rFonts w:ascii="Courier New" w:hAnsi="Courier New" w:cs="Courier New" w:hint="default"/>
+      </w:rPr>
+    </w:lvl>
+    <w:lvl w:ilvl="5" w:tplc="04090005" w:tentative="1">
+      <w:start w:val="1"/>
+      <w:numFmt w:val="bullet"/>
+      <w:lvlText w:val=""/>
+      <w:lvlJc w:val="left"/>
+      <w:pPr>
+        <w:ind w:left="3960" w:hanging="360"/>
+      </w:pPr>
+      <w:rPr>
+        <w:rFonts w:ascii="Wingdings" w:hAnsi="Wingdings" w:hint="default"/>
+      </w:rPr>
+    </w:lvl>
+    <w:lvl w:ilvl="6" w:tplc="04090001" w:tentative="1">
+      <w:start w:val="1"/>
+      <w:numFmt w:val="bullet"/>
+      <w:lvlText w:val=""/>
+      <w:lvlJc w:val="left"/>
+      <w:pPr>
+        <w:ind w:left="4680" w:hanging="360"/>
+      </w:pPr>
+      <w:rPr>
+        <w:rFonts w:ascii="Symbol" w:hAnsi="Symbol" w:hint="default"/>
+      </w:rPr>
+    </w:lvl>
+    <w:lvl w:ilvl="7" w:tplc="04090003" w:tentative="1">
+      <w:start w:val="1"/>
+      <w:numFmt w:val="bullet"/>
+      <w:lvlText w:val="o"/>
+      <w:lvlJc w:val="left"/>
+      <w:pPr>
+        <w:ind w:left="5400" w:hanging="360"/>
+      </w:pPr>
+      <w:rPr>
+        <w:rFonts w:ascii="Courier New" w:hAnsi="Courier New" w:cs="Courier New" w:hint="default"/>
+      </w:rPr>
+    </w:lvl>
+    <w:lvl w:ilvl="8" w:tplc="04090005" w:tentative="1">
+      <w:start w:val="1"/>
+      <w:numFmt w:val="bullet"/>
+      <w:lvlText w:val=""/>
+      <w:lvlJc w:val="left"/>
+      <w:pPr>
+        <w:ind w:left="6120" w:hanging="360"/>
+      </w:pPr>
+      <w:rPr>
+        <w:rFonts w:ascii="Wingdings" w:hAnsi="Wingdings" w:hint="default"/>
+      </w:rPr>
+    </w:lvl>
+  </w:abstractNum>
+  <w:abstractNum w:abstractNumId="7" w15:restartNumberingAfterBreak="0">
+    <w:nsid w:val="5ED2732E"/>
+    <w:multiLevelType w:val="hybridMultilevel"/>
+    <w:tmpl w:val="DF44BD24"/>
+    <w:lvl w:ilvl="0" w:tplc="04090001">
+      <w:start w:val="1"/>
+      <w:numFmt w:val="bullet"/>
+      <w:lvlText w:val=""/>
+      <w:lvlJc w:val="left"/>
+      <w:pPr>
+        <w:ind w:left="360" w:hanging="360"/>
+      </w:pPr>
+      <w:rPr>
+        <w:rFonts w:ascii="Symbol" w:hAnsi="Symbol" w:hint="default"/>
+      </w:rPr>
+    </w:lvl>
+    <w:lvl w:ilvl="1" w:tplc="04090003" w:tentative="1">
+      <w:start w:val="1"/>
+      <w:numFmt w:val="bullet"/>
+      <w:lvlText w:val="o"/>
+      <w:lvlJc w:val="left"/>
+      <w:pPr>
+        <w:ind w:left="1080" w:hanging="360"/>
+      </w:pPr>
+      <w:rPr>
+        <w:rFonts w:ascii="Courier New" w:hAnsi="Courier New" w:cs="Courier New" w:hint="default"/>
+      </w:rPr>
+    </w:lvl>
+    <w:lvl w:ilvl="2" w:tplc="04090005" w:tentative="1">
+      <w:start w:val="1"/>
+      <w:numFmt w:val="bullet"/>
+      <w:lvlText w:val=""/>
+      <w:lvlJc w:val="left"/>
+      <w:pPr>
+        <w:ind w:left="1800" w:hanging="360"/>
+      </w:pPr>
+      <w:rPr>
+        <w:rFonts w:ascii="Wingdings" w:hAnsi="Wingdings" w:hint="default"/>
+      </w:rPr>
+    </w:lvl>
+    <w:lvl w:ilvl="3" w:tplc="04090001" w:tentative="1">
+      <w:start w:val="1"/>
+      <w:numFmt w:val="bullet"/>
+      <w:lvlText w:val=""/>
+      <w:lvlJc w:val="left"/>
+      <w:pPr>
+        <w:ind w:left="2520" w:hanging="360"/>
+      </w:pPr>
+      <w:rPr>
+        <w:rFonts w:ascii="Symbol" w:hAnsi="Symbol" w:hint="default"/>
+      </w:rPr>
+    </w:lvl>
+    <w:lvl w:ilvl="4" w:tplc="04090003" w:tentative="1">
+      <w:start w:val="1"/>
+      <w:numFmt w:val="bullet"/>
+      <w:lvlText w:val="o"/>
+      <w:lvlJc w:val="left"/>
+      <w:pPr>
+        <w:ind w:left="3240" w:hanging="360"/>
+      </w:pPr>
+      <w:rPr>
+        <w:rFonts w:ascii="Courier New" w:hAnsi="Courier New" w:cs="Courier New" w:hint="default"/>
+      </w:rPr>
+    </w:lvl>
+    <w:lvl w:ilvl="5" w:tplc="04090005" w:tentative="1">
+      <w:start w:val="1"/>
+      <w:numFmt w:val="bullet"/>
+      <w:lvlText w:val=""/>
+      <w:lvlJc w:val="left"/>
+      <w:pPr>
+        <w:ind w:left="3960" w:hanging="360"/>
+      </w:pPr>
+      <w:rPr>
+        <w:rFonts w:ascii="Wingdings" w:hAnsi="Wingdings" w:hint="default"/>
+      </w:rPr>
+    </w:lvl>
+    <w:lvl w:ilvl="6" w:tplc="04090001" w:tentative="1">
+      <w:start w:val="1"/>
+      <w:numFmt w:val="bullet"/>
+      <w:lvlText w:val=""/>
+      <w:lvlJc w:val="left"/>
+      <w:pPr>
+        <w:ind w:left="4680" w:hanging="360"/>
+      </w:pPr>
+      <w:rPr>
+        <w:rFonts w:ascii="Symbol" w:hAnsi="Symbol" w:hint="default"/>
+      </w:rPr>
+    </w:lvl>
+    <w:lvl w:ilvl="7" w:tplc="04090003" w:tentative="1">
+      <w:start w:val="1"/>
+      <w:numFmt w:val="bullet"/>
+      <w:lvlText w:val="o"/>
+      <w:lvlJc w:val="left"/>
+      <w:pPr>
+        <w:ind w:left="5400" w:hanging="360"/>
+      </w:pPr>
+      <w:rPr>
+        <w:rFonts w:ascii="Courier New" w:hAnsi="Courier New" w:cs="Courier New" w:hint="default"/>
+      </w:rPr>
+    </w:lvl>
+    <w:lvl w:ilvl="8" w:tplc="04090005" w:tentative="1">
+      <w:start w:val="1"/>
+      <w:numFmt w:val="bullet"/>
+      <w:lvlText w:val=""/>
+      <w:lvlJc w:val="left"/>
+      <w:pPr>
+        <w:ind w:left="6120" w:hanging="360"/>
+      </w:pPr>
+      <w:rPr>
+        <w:rFonts w:ascii="Wingdings" w:hAnsi="Wingdings" w:hint="default"/>
+      </w:rPr>
+    </w:lvl>
+  </w:abstractNum>
+  <w:abstractNum w:abstractNumId="8" w15:restartNumberingAfterBreak="0">
     <w:nsid w:val="67AB61BA"/>
     <w:multiLevelType w:val="hybridMultilevel"/>
     <w:tmpl w:val="DE5C0E54"/>
@@ -870,8 +9359,126 @@
       </w:pPr>
     </w:lvl>
   </w:abstractNum>
+  <w:abstractNum w:abstractNumId="9" w15:restartNumberingAfterBreak="0">
+    <w:nsid w:val="75F768B3"/>
+    <w:multiLevelType w:val="hybridMultilevel"/>
+    <w:tmpl w:val="11EAA9F2"/>
+    <w:lvl w:ilvl="0" w:tplc="2A76406E">
+      <w:start w:val="1"/>
+      <w:numFmt w:val="decimal"/>
+      <w:lvlText w:val="%1."/>
+      <w:lvlJc w:val="left"/>
+      <w:pPr>
+        <w:ind w:left="360" w:hanging="360"/>
+      </w:pPr>
+      <w:rPr>
+        <w:rFonts w:hint="default"/>
+        <w:b/>
+        <w:bCs/>
+      </w:rPr>
+    </w:lvl>
+    <w:lvl w:ilvl="1" w:tplc="04090019" w:tentative="1">
+      <w:start w:val="1"/>
+      <w:numFmt w:val="lowerLetter"/>
+      <w:lvlText w:val="%2."/>
+      <w:lvlJc w:val="left"/>
+      <w:pPr>
+        <w:ind w:left="1080" w:hanging="360"/>
+      </w:pPr>
+    </w:lvl>
+    <w:lvl w:ilvl="2" w:tplc="0409001B" w:tentative="1">
+      <w:start w:val="1"/>
+      <w:numFmt w:val="lowerRoman"/>
+      <w:lvlText w:val="%3."/>
+      <w:lvlJc w:val="right"/>
+      <w:pPr>
+        <w:ind w:left="1800" w:hanging="180"/>
+      </w:pPr>
+    </w:lvl>
+    <w:lvl w:ilvl="3" w:tplc="0409000F" w:tentative="1">
+      <w:start w:val="1"/>
+      <w:numFmt w:val="decimal"/>
+      <w:lvlText w:val="%4."/>
+      <w:lvlJc w:val="left"/>
+      <w:pPr>
+        <w:ind w:left="2520" w:hanging="360"/>
+      </w:pPr>
+    </w:lvl>
+    <w:lvl w:ilvl="4" w:tplc="04090019" w:tentative="1">
+      <w:start w:val="1"/>
+      <w:numFmt w:val="lowerLetter"/>
+      <w:lvlText w:val="%5."/>
+      <w:lvlJc w:val="left"/>
+      <w:pPr>
+        <w:ind w:left="3240" w:hanging="360"/>
+      </w:pPr>
+    </w:lvl>
+    <w:lvl w:ilvl="5" w:tplc="0409001B" w:tentative="1">
+      <w:start w:val="1"/>
+      <w:numFmt w:val="lowerRoman"/>
+      <w:lvlText w:val="%6."/>
+      <w:lvlJc w:val="right"/>
+      <w:pPr>
+        <w:ind w:left="3960" w:hanging="180"/>
+      </w:pPr>
+    </w:lvl>
+    <w:lvl w:ilvl="6" w:tplc="0409000F" w:tentative="1">
+      <w:start w:val="1"/>
+      <w:numFmt w:val="decimal"/>
+      <w:lvlText w:val="%7."/>
+      <w:lvlJc w:val="left"/>
+      <w:pPr>
+        <w:ind w:left="4680" w:hanging="360"/>
+      </w:pPr>
+    </w:lvl>
+    <w:lvl w:ilvl="7" w:tplc="04090019" w:tentative="1">
+      <w:start w:val="1"/>
+      <w:numFmt w:val="lowerLetter"/>
+      <w:lvlText w:val="%8."/>
+      <w:lvlJc w:val="left"/>
+      <w:pPr>
+        <w:ind w:left="5400" w:hanging="360"/>
+      </w:pPr>
+    </w:lvl>
+    <w:lvl w:ilvl="8" w:tplc="0409001B" w:tentative="1">
+      <w:start w:val="1"/>
+      <w:numFmt w:val="lowerRoman"/>
+      <w:lvlText w:val="%9."/>
+      <w:lvlJc w:val="right"/>
+      <w:pPr>
+        <w:ind w:left="6120" w:hanging="180"/>
+      </w:pPr>
+    </w:lvl>
+  </w:abstractNum>
   <w:num w:numId="1" w16cid:durableId="296448190">
+    <w:abstractNumId w:val="8"/>
+  </w:num>
+  <w:num w:numId="2" w16cid:durableId="1411805016">
+    <w:abstractNumId w:val="6"/>
+  </w:num>
+  <w:num w:numId="3" w16cid:durableId="625621973">
+    <w:abstractNumId w:val="1"/>
+  </w:num>
+  <w:num w:numId="4" w16cid:durableId="672335896">
+    <w:abstractNumId w:val="5"/>
+  </w:num>
+  <w:num w:numId="5" w16cid:durableId="1278412142">
     <w:abstractNumId w:val="0"/>
+  </w:num>
+  <w:num w:numId="6" w16cid:durableId="1012489552">
+    <w:abstractNumId w:val="2"/>
+  </w:num>
+  <w:num w:numId="7" w16cid:durableId="424114438">
+    <w:abstractNumId w:val="4"/>
+  </w:num>
+  <w:num w:numId="8" w16cid:durableId="1872524278">
+    <w:abstractNumId w:val="9"/>
+  </w:num>
+  <w:num w:numId="9" w16cid:durableId="1812941430">
+    <w:abstractNumId w:val="7"/>
+  </w:num>
+  <w:num w:numId="10" w16cid:durableId="412357703">
+    <w:abstractNumId w:val="3"/>
   </w:num>
 </w:numbering>
 </file>
@@ -1793,6 +10400,50 @@
       <w:spacing w:val="5"/>
     </w:rPr>
   </w:style>
+  <w:style w:type="paragraph" w:styleId="Header">
+    <w:name w:val="header"/>
+    <w:basedOn w:val="Normal"/>
+    <w:link w:val="HeaderChar"/>
+    <w:uiPriority w:val="99"/>
+    <w:unhideWhenUsed/>
+    <w:rsid w:val="004A7221"/>
+    <w:pPr>
+      <w:tabs>
+        <w:tab w:val="center" w:pos="4680"/>
+        <w:tab w:val="right" w:pos="9360"/>
+      </w:tabs>
+      <w:spacing w:after="0" w:line="240" w:lineRule="auto"/>
+    </w:pPr>
+  </w:style>
+  <w:style w:type="character" w:customStyle="1" w:styleId="HeaderChar">
+    <w:name w:val="Header Char"/>
+    <w:basedOn w:val="DefaultParagraphFont"/>
+    <w:link w:val="Header"/>
+    <w:uiPriority w:val="99"/>
+    <w:rsid w:val="004A7221"/>
+  </w:style>
+  <w:style w:type="paragraph" w:styleId="Footer">
+    <w:name w:val="footer"/>
+    <w:basedOn w:val="Normal"/>
+    <w:link w:val="FooterChar"/>
+    <w:uiPriority w:val="99"/>
+    <w:unhideWhenUsed/>
+    <w:rsid w:val="004A7221"/>
+    <w:pPr>
+      <w:tabs>
+        <w:tab w:val="center" w:pos="4680"/>
+        <w:tab w:val="right" w:pos="9360"/>
+      </w:tabs>
+      <w:spacing w:after="0" w:line="240" w:lineRule="auto"/>
+    </w:pPr>
+  </w:style>
+  <w:style w:type="character" w:customStyle="1" w:styleId="FooterChar">
+    <w:name w:val="Footer Char"/>
+    <w:basedOn w:val="DefaultParagraphFont"/>
+    <w:link w:val="Footer"/>
+    <w:uiPriority w:val="99"/>
+    <w:rsid w:val="004A7221"/>
+  </w:style>
 </w:styles>
 </file>
 
